--- a/resources/document-templates/doc7-weekly-checkins-template.docx
+++ b/resources/document-templates/doc7-weekly-checkins-template.docx
@@ -1,55 +1,52 @@
 
 <file path=word/document.xml><?xml version="1.0" encoding="utf-8"?>
-<w:document xmlns:mc="http://schemas.openxmlformats.org/markup-compatibility/2006" xmlns:o="urn:schemas-microsoft-com:office:office" xmlns:r="http://schemas.openxmlformats.org/officeDocument/2006/relationships" xmlns:m="http://schemas.openxmlformats.org/officeDocument/2006/math" xmlns:v="urn:schemas-microsoft-com:vml" xmlns:wp="http://schemas.openxmlformats.org/drawingml/2006/wordprocessingDrawing" xmlns:w10="urn:schemas-microsoft-com:office:word" xmlns:w="http://schemas.openxmlformats.org/wordprocessingml/2006/main" xmlns:wne="http://schemas.microsoft.com/office/word/2006/wordml" xmlns:sl="http://schemas.openxmlformats.org/schemaLibrary/2006/main" xmlns:a="http://schemas.openxmlformats.org/drawingml/2006/main" xmlns:pic="http://schemas.openxmlformats.org/drawingml/2006/picture" xmlns:c="http://schemas.openxmlformats.org/drawingml/2006/chart" xmlns:lc="http://schemas.openxmlformats.org/drawingml/2006/lockedCanvas" xmlns:dgm="http://schemas.openxmlformats.org/drawingml/2006/diagram" xmlns:wps="http://schemas.microsoft.com/office/word/2010/wordprocessingShape" xmlns:wpg="http://schemas.microsoft.com/office/word/2010/wordprocessingGroup" xmlns:w14="http://schemas.microsoft.com/office/word/2010/wordml" xmlns:w15="http://schemas.microsoft.com/office/word/2012/wordml" xmlns:w16="http://schemas.microsoft.com/office/word/2018/wordml" xmlns:w16cex="http://schemas.microsoft.com/office/word/2018/wordml/cex" xmlns:w16cid="http://schemas.microsoft.com/office/word/2016/wordml/cid" xmlns="http://schemas.microsoft.com/office/tasks/2019/documenttasks" xmlns:cr="http://schemas.microsoft.com/office/comments/2020/reactions">
+<w:document xmlns:wpc="http://schemas.microsoft.com/office/word/2010/wordprocessingCanvas" xmlns:cx="http://schemas.microsoft.com/office/drawing/2014/chartex" xmlns:cx1="http://schemas.microsoft.com/office/drawing/2015/9/8/chartex" xmlns:cx2="http://schemas.microsoft.com/office/drawing/2015/10/21/chartex" xmlns:cx3="http://schemas.microsoft.com/office/drawing/2016/5/9/chartex" xmlns:cx4="http://schemas.microsoft.com/office/drawing/2016/5/10/chartex" xmlns:cx5="http://schemas.microsoft.com/office/drawing/2016/5/11/chartex" xmlns:cx6="http://schemas.microsoft.com/office/drawing/2016/5/12/chartex" xmlns:cx7="http://schemas.microsoft.com/office/drawing/2016/5/13/chartex" xmlns:cx8="http://schemas.microsoft.com/office/drawing/2016/5/14/chartex" xmlns:mc="http://schemas.openxmlformats.org/markup-compatibility/2006" xmlns:aink="http://schemas.microsoft.com/office/drawing/2016/ink" xmlns:am3d="http://schemas.microsoft.com/office/drawing/2017/model3d" xmlns:o="urn:schemas-microsoft-com:office:office" xmlns:oel="http://schemas.microsoft.com/office/2019/extlst" xmlns:r="http://schemas.openxmlformats.org/officeDocument/2006/relationships" xmlns:m="http://schemas.openxmlformats.org/officeDocument/2006/math" xmlns:v="urn:schemas-microsoft-com:vml" xmlns:wp14="http://schemas.microsoft.com/office/word/2010/wordprocessingDrawing" xmlns:wp="http://schemas.openxmlformats.org/drawingml/2006/wordprocessingDrawing" xmlns:w10="urn:schemas-microsoft-com:office:word" xmlns:w="http://schemas.openxmlformats.org/wordprocessingml/2006/main" xmlns:w14="http://schemas.microsoft.com/office/word/2010/wordml" xmlns:w15="http://schemas.microsoft.com/office/word/2012/wordml" xmlns:w16cex="http://schemas.microsoft.com/office/word/2018/wordml/cex" xmlns:w16cid="http://schemas.microsoft.com/office/word/2016/wordml/cid" xmlns:w16="http://schemas.microsoft.com/office/word/2018/wordml" xmlns:w16du="http://schemas.microsoft.com/office/word/2023/wordml/word16du" xmlns:w16sdtdh="http://schemas.microsoft.com/office/word/2020/wordml/sdtdatahash" xmlns:w16sdtfl="http://schemas.microsoft.com/office/word/2024/wordml/sdtformatlock" xmlns:w16se="http://schemas.microsoft.com/office/word/2015/wordml/symex" xmlns:wpg="http://schemas.microsoft.com/office/word/2010/wordprocessingGroup" xmlns:wpi="http://schemas.microsoft.com/office/word/2010/wordprocessingInk" xmlns:wne="http://schemas.microsoft.com/office/word/2006/wordml" xmlns:wps="http://schemas.microsoft.com/office/word/2010/wordprocessingShape" mc:Ignorable="w14 w15 w16se w16cid w16 w16cex w16sdtdh w16sdtfl w16du wp14">
   <w:body>
     <w:p>
       <w:pPr>
         <w:rPr>
-          <w:rFonts w:ascii="Times New Roman" w:cs="Times New Roman" w:eastAsia="Times New Roman" w:hAnsi="Times New Roman"/>
-          <w:b w:val="1"/>
-          <w:bCs w:val="1"/>
-          <w:i w:val="1"/>
-          <w:iCs w:val="1"/>
+          <w:rFonts w:ascii="Times New Roman" w:eastAsia="Times New Roman" w:hAnsi="Times New Roman" w:cs="Times New Roman"/>
+          <w:b/>
+          <w:bCs/>
+          <w:i/>
+          <w:iCs/>
           <w:sz w:val="16"/>
           <w:szCs w:val="16"/>
         </w:rPr>
       </w:pPr>
       <w:r>
         <w:rPr>
-          <w:rFonts w:ascii="Times New Roman" w:cs="Times New Roman" w:eastAsia="Times New Roman" w:hAnsi="Times New Roman"/>
-          <w:b w:val="1"/>
-          <w:bCs w:val="1"/>
-          <w:i w:val="1"/>
-          <w:iCs w:val="1"/>
+          <w:rFonts w:ascii="Times New Roman" w:eastAsia="Times New Roman" w:hAnsi="Times New Roman" w:cs="Times New Roman"/>
+          <w:b/>
+          <w:bCs/>
+          <w:i/>
+          <w:iCs/>
           <w:sz w:val="16"/>
           <w:szCs w:val="16"/>
-          <w:rtl w:val="0"/>
         </w:rPr>
-        <w:t xml:space="preserve">PUP-TBIDO FORM No. 007</w:t>
+        <w:t>PUP-TBIDO FORM No. 007</w:t>
       </w:r>
     </w:p>
     <w:p>
       <w:pPr>
         <w:rPr>
-          <w:rFonts w:ascii="Times New Roman" w:cs="Times New Roman" w:eastAsia="Times New Roman" w:hAnsi="Times New Roman"/>
-          <w:b w:val="1"/>
-          <w:bCs w:val="1"/>
-          <w:i w:val="1"/>
-          <w:iCs w:val="1"/>
+          <w:rFonts w:ascii="Times New Roman" w:eastAsia="Times New Roman" w:hAnsi="Times New Roman" w:cs="Times New Roman"/>
+          <w:b/>
+          <w:bCs/>
+          <w:i/>
+          <w:iCs/>
           <w:sz w:val="16"/>
           <w:szCs w:val="16"/>
         </w:rPr>
       </w:pPr>
       <w:r>
         <w:rPr>
-          <w:rtl w:val="0"/>
+          <w:noProof/>
         </w:rPr>
-      </w:r>
-      <w:r>
         <mc:AlternateContent>
-          <mc:Choice Requires="wpg">
+          <mc:Choice Requires="wps">
             <w:drawing>
-              <wp:anchor allowOverlap="1" behindDoc="0" distB="0" distT="0" distL="114300" distR="114300" hidden="0" layoutInCell="1" locked="0" relativeHeight="0" simplePos="0">
+              <wp:anchor distT="0" distB="0" distL="114300" distR="114300" simplePos="0" relativeHeight="251658240" behindDoc="0" locked="0" layoutInCell="1" hidden="0" allowOverlap="1" wp14:anchorId="449B354E" wp14:editId="1158D093">
                 <wp:simplePos x="0" y="0"/>
                 <wp:positionH relativeFrom="column">
                   <wp:posOffset>22226</wp:posOffset>
@@ -58,14 +55,14 @@
                   <wp:posOffset>76324</wp:posOffset>
                 </wp:positionV>
                 <wp:extent cx="5927725" cy="307975"/>
-                <wp:effectExtent b="0" l="0" r="0" t="0"/>
+                <wp:effectExtent l="0" t="0" r="0" b="0"/>
                 <wp:wrapNone/>
-                <wp:docPr id="1994813650" name=""/>
-                <a:graphic>
+                <wp:docPr id="1994813650" name="Rectangle 1994813650"/>
+                <wp:cNvGraphicFramePr/>
+                <a:graphic xmlns:a="http://schemas.openxmlformats.org/drawingml/2006/main">
                   <a:graphicData uri="http://schemas.microsoft.com/office/word/2010/wordprocessingShape">
                     <wps:wsp>
                       <wps:cNvSpPr/>
-                      <wps:cNvPr id="2" name="Shape 2"/>
                       <wps:spPr>
                         <a:xfrm>
                           <a:off x="2388488" y="3632363"/>
@@ -79,45 +76,39 @@
                             <a:alphaModFix/>
                           </a:blip>
                           <a:stretch>
-                            <a:fillRect b="0" l="0" r="0" t="0"/>
+                            <a:fillRect/>
                           </a:stretch>
                         </a:blipFill>
-                        <a:ln cap="flat" cmpd="sng" w="12700">
+                        <a:ln w="12700" cap="flat" cmpd="sng">
                           <a:solidFill>
                             <a:srgbClr val="1C3052"/>
                           </a:solidFill>
                           <a:prstDash val="solid"/>
                           <a:miter lim="800000"/>
-                          <a:headEnd len="sm" w="sm" type="none"/>
-                          <a:tailEnd len="sm" w="sm" type="none"/>
+                          <a:headEnd type="none" w="sm" len="sm"/>
+                          <a:tailEnd type="none" w="sm" len="sm"/>
                         </a:ln>
                       </wps:spPr>
                       <wps:txbx>
                         <w:txbxContent>
                           <w:p>
                             <w:pPr>
-                              <w:spacing w:after="0" w:before="0" w:line="275.9999942779541"/>
-                              <w:ind w:left="0" w:right="0" w:firstLine="0"/>
+                              <w:spacing w:after="0" w:line="275" w:lineRule="auto"/>
                               <w:jc w:val="center"/>
                               <w:textDirection w:val="btLr"/>
                             </w:pPr>
                             <w:r>
                               <w:rPr>
-                                <w:rFonts w:ascii="Aptos" w:cs="Aptos" w:eastAsia="Aptos" w:hAnsi="Aptos"/>
-                                <w:b w:val="1"/>
-                                <w:i w:val="0"/>
-                                <w:smallCaps w:val="0"/>
-                                <w:strike w:val="0"/>
+                                <w:rFonts w:ascii="Aptos" w:eastAsia="Aptos" w:hAnsi="Aptos" w:cs="Aptos"/>
+                                <w:b/>
                                 <w:color w:val="FFFFFF"/>
-                                <w:sz w:val="22"/>
-                                <w:vertAlign w:val="baseline"/>
                               </w:rPr>
-                              <w:t xml:space="preserve">WEEKLY CHECK-INS</w:t>
+                              <w:t>WEEKLY CHECK-INS</w:t>
                             </w:r>
                           </w:p>
                         </w:txbxContent>
                       </wps:txbx>
-                      <wps:bodyPr anchorCtr="0" anchor="ctr" bIns="45700" lIns="91425" spcFirstLastPara="1" rIns="91425" wrap="square" tIns="45700">
+                      <wps:bodyPr spcFirstLastPara="1" wrap="square" lIns="91425" tIns="45700" rIns="91425" bIns="45700" anchor="ctr" anchorCtr="0">
                         <a:noAutofit/>
                       </wps:bodyPr>
                     </wps:wsp>
@@ -127,46 +118,31 @@
             </w:drawing>
           </mc:Choice>
           <mc:Fallback>
-            <w:drawing>
-              <wp:anchor allowOverlap="1" behindDoc="0" distB="0" distT="0" distL="114300" distR="114300" hidden="0" layoutInCell="1" locked="0" relativeHeight="0" simplePos="0">
-                <wp:simplePos x="0" y="0"/>
-                <wp:positionH relativeFrom="column">
-                  <wp:posOffset>22226</wp:posOffset>
-                </wp:positionH>
-                <wp:positionV relativeFrom="paragraph">
-                  <wp:posOffset>76324</wp:posOffset>
-                </wp:positionV>
-                <wp:extent cx="5927725" cy="307975"/>
-                <wp:effectExtent b="0" l="0" r="0" t="0"/>
-                <wp:wrapNone/>
-                <wp:docPr id="1994813650" name="image4.png"/>
-                <a:graphic>
-                  <a:graphicData uri="http://schemas.openxmlformats.org/drawingml/2006/picture">
-                    <pic:pic>
-                      <pic:nvPicPr>
-                        <pic:cNvPr id="0" name="image4.png"/>
-                        <pic:cNvPicPr preferRelativeResize="0"/>
-                      </pic:nvPicPr>
-                      <pic:blipFill>
-                        <a:blip r:embed="rId8"/>
-                        <a:srcRect/>
-                        <a:stretch>
-                          <a:fillRect/>
-                        </a:stretch>
-                      </pic:blipFill>
-                      <pic:spPr>
-                        <a:xfrm>
-                          <a:off x="0" y="0"/>
-                          <a:ext cx="5927725" cy="307975"/>
-                        </a:xfrm>
-                        <a:prstGeom prst="rect"/>
-                        <a:ln/>
-                      </pic:spPr>
-                    </pic:pic>
-                  </a:graphicData>
-                </a:graphic>
-              </wp:anchor>
-            </w:drawing>
+            <w:pict>
+              <v:rect w14:anchorId="449B354E" id="Rectangle 1994813650" o:spid="_x0000_s1026" style="position:absolute;margin-left:1.75pt;margin-top:6pt;width:466.75pt;height:24.25pt;z-index:251658240;visibility:visible;mso-wrap-style:square;mso-wrap-distance-left:9pt;mso-wrap-distance-top:0;mso-wrap-distance-right:9pt;mso-wrap-distance-bottom:0;mso-position-horizontal:absolute;mso-position-horizontal-relative:text;mso-position-vertical:absolute;mso-position-vertical-relative:text;v-text-anchor:middle" o:gfxdata="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" strokecolor="#1c3052" strokeweight="1pt">
+                <v:fill r:id="rId8" o:title="" recolor="t" rotate="t" type="frame"/>
+                <v:stroke startarrowwidth="narrow" startarrowlength="short" endarrowwidth="narrow" endarrowlength="short"/>
+                <v:textbox inset="2.53958mm,1.2694mm,2.53958mm,1.2694mm">
+                  <w:txbxContent>
+                    <w:p>
+                      <w:pPr>
+                        <w:spacing w:after="0" w:line="275" w:lineRule="auto"/>
+                        <w:jc w:val="center"/>
+                        <w:textDirection w:val="btLr"/>
+                      </w:pPr>
+                      <w:r>
+                        <w:rPr>
+                          <w:rFonts w:ascii="Aptos" w:eastAsia="Aptos" w:hAnsi="Aptos" w:cs="Aptos"/>
+                          <w:b/>
+                          <w:color w:val="FFFFFF"/>
+                        </w:rPr>
+                        <w:t>WEEKLY CHECK-INS</w:t>
+                      </w:r>
+                    </w:p>
+                  </w:txbxContent>
+                </v:textbox>
+              </v:rect>
+            </w:pict>
           </mc:Fallback>
         </mc:AlternateContent>
       </w:r>
@@ -174,60 +150,106 @@
     <w:p>
       <w:pPr>
         <w:rPr>
-          <w:rFonts w:ascii="Times New Roman" w:cs="Times New Roman" w:eastAsia="Times New Roman" w:hAnsi="Times New Roman"/>
-          <w:b w:val="1"/>
-          <w:bCs w:val="1"/>
-          <w:i w:val="1"/>
-          <w:iCs w:val="1"/>
+          <w:rFonts w:ascii="Times New Roman" w:eastAsia="Times New Roman" w:hAnsi="Times New Roman" w:cs="Times New Roman"/>
+          <w:b/>
+          <w:bCs/>
+          <w:i/>
+          <w:iCs/>
           <w:sz w:val="16"/>
           <w:szCs w:val="16"/>
         </w:rPr>
       </w:pPr>
-      <w:r>
-        <w:rPr>
-          <w:rtl w:val="0"/>
-        </w:rPr>
-      </w:r>
     </w:p>
     <w:p>
       <w:pPr>
         <w:rPr>
-          <w:rFonts w:ascii="Times New Roman" w:cs="Times New Roman" w:eastAsia="Times New Roman" w:hAnsi="Times New Roman"/>
-          <w:b w:val="1"/>
-          <w:bCs w:val="1"/>
+          <w:rFonts w:ascii="Times New Roman" w:eastAsia="Times New Roman" w:hAnsi="Times New Roman" w:cs="Times New Roman"/>
+          <w:b/>
+          <w:bCs/>
           <w:sz w:val="24"/>
           <w:szCs w:val="24"/>
         </w:rPr>
       </w:pPr>
       <w:r>
         <w:rPr>
-          <w:rFonts w:ascii="Times New Roman" w:cs="Times New Roman" w:eastAsia="Times New Roman" w:hAnsi="Times New Roman"/>
-          <w:b w:val="1"/>
-          <w:bCs w:val="1"/>
+          <w:rFonts w:ascii="Times New Roman" w:eastAsia="Times New Roman" w:hAnsi="Times New Roman" w:cs="Times New Roman"/>
+          <w:b/>
+          <w:bCs/>
           <w:sz w:val="24"/>
           <w:szCs w:val="24"/>
-          <w:rtl w:val="0"/>
         </w:rPr>
-        <w:t xml:space="preserve">STARTUP NAME: ${company_name}</w:t>
-        <w:br w:type="textWrapping"/>
-        <w:t xml:space="preserve">PORTFOLIO COORDINATOR: ${portfolio_coordinator}</w:t>
+        <w:t>STARTUP NAME: ${</w:t>
+      </w:r>
+      <w:proofErr w:type="spellStart"/>
+      <w:r>
+        <w:rPr>
+          <w:rFonts w:ascii="Times New Roman" w:eastAsia="Times New Roman" w:hAnsi="Times New Roman" w:cs="Times New Roman"/>
+          <w:b/>
+          <w:bCs/>
+          <w:sz w:val="24"/>
+          <w:szCs w:val="24"/>
+        </w:rPr>
+        <w:t>company_name</w:t>
+      </w:r>
+      <w:proofErr w:type="spellEnd"/>
+      <w:r>
+        <w:rPr>
+          <w:rFonts w:ascii="Times New Roman" w:eastAsia="Times New Roman" w:hAnsi="Times New Roman" w:cs="Times New Roman"/>
+          <w:b/>
+          <w:bCs/>
+          <w:sz w:val="24"/>
+          <w:szCs w:val="24"/>
+        </w:rPr>
+        <w:t>}</w:t>
+      </w:r>
+      <w:r>
+        <w:rPr>
+          <w:rFonts w:ascii="Times New Roman" w:eastAsia="Times New Roman" w:hAnsi="Times New Roman" w:cs="Times New Roman"/>
+          <w:b/>
+          <w:bCs/>
+          <w:sz w:val="24"/>
+          <w:szCs w:val="24"/>
+        </w:rPr>
+        <w:br/>
+        <w:t>PORTFOLIO COORDINATOR: ${</w:t>
+      </w:r>
+      <w:proofErr w:type="spellStart"/>
+      <w:r>
+        <w:rPr>
+          <w:rFonts w:ascii="Times New Roman" w:eastAsia="Times New Roman" w:hAnsi="Times New Roman" w:cs="Times New Roman"/>
+          <w:b/>
+          <w:bCs/>
+          <w:sz w:val="24"/>
+          <w:szCs w:val="24"/>
+        </w:rPr>
+        <w:t>portfolio_coordinator</w:t>
+      </w:r>
+      <w:proofErr w:type="spellEnd"/>
+      <w:r>
+        <w:rPr>
+          <w:rFonts w:ascii="Times New Roman" w:eastAsia="Times New Roman" w:hAnsi="Times New Roman" w:cs="Times New Roman"/>
+          <w:b/>
+          <w:bCs/>
+          <w:sz w:val="24"/>
+          <w:szCs w:val="24"/>
+        </w:rPr>
+        <w:t>}</w:t>
       </w:r>
     </w:p>
     <w:tbl>
       <w:tblPr>
-        <w:tblStyle w:val="Table1"/>
-        <w:tblW w:w="9464.0" w:type="dxa"/>
-        <w:jc w:val="left"/>
+        <w:tblStyle w:val="a"/>
+        <w:tblW w:w="9464" w:type="dxa"/>
         <w:tblBorders>
-          <w:top w:color="000000" w:space="0" w:sz="4" w:val="single"/>
-          <w:left w:color="000000" w:space="0" w:sz="4" w:val="single"/>
-          <w:bottom w:color="000000" w:space="0" w:sz="4" w:val="single"/>
-          <w:right w:color="000000" w:space="0" w:sz="4" w:val="single"/>
-          <w:insideH w:color="000000" w:space="0" w:sz="4" w:val="single"/>
-          <w:insideV w:color="000000" w:space="0" w:sz="4" w:val="single"/>
+          <w:top w:val="single" w:sz="4" w:space="0" w:color="000000"/>
+          <w:left w:val="single" w:sz="4" w:space="0" w:color="000000"/>
+          <w:bottom w:val="single" w:sz="4" w:space="0" w:color="000000"/>
+          <w:right w:val="single" w:sz="4" w:space="0" w:color="000000"/>
+          <w:insideH w:val="single" w:sz="4" w:space="0" w:color="000000"/>
+          <w:insideV w:val="single" w:sz="4" w:space="0" w:color="000000"/>
         </w:tblBorders>
         <w:tblLayout w:type="fixed"/>
-        <w:tblLook w:val="0400"/>
+        <w:tblLook w:val="0400" w:firstRow="0" w:lastRow="0" w:firstColumn="0" w:lastColumn="0" w:noHBand="0" w:noVBand="1"/>
       </w:tblPr>
       <w:tblGrid>
         <w:gridCol w:w="1243"/>
@@ -235,160 +257,148 @@
         <w:gridCol w:w="1890"/>
         <w:gridCol w:w="2417"/>
         <w:gridCol w:w="1650"/>
-        <w:tblGridChange w:id="0">
-          <w:tblGrid>
-            <w:gridCol w:w="1243"/>
-            <w:gridCol w:w="2264"/>
-            <w:gridCol w:w="1890"/>
-            <w:gridCol w:w="2417"/>
-            <w:gridCol w:w="1650"/>
-          </w:tblGrid>
-        </w:tblGridChange>
       </w:tblGrid>
       <w:tr>
         <w:trPr>
-          <w:cantSplit w:val="0"/>
-          <w:trHeight w:val="362" w:hRule="atLeast"/>
-          <w:tblHeader w:val="0"/>
+          <w:trHeight w:val="362"/>
         </w:trPr>
         <w:tc>
           <w:tcPr>
+            <w:tcW w:w="1243" w:type="dxa"/>
             <w:tcBorders>
-              <w:top w:color="000000" w:space="0" w:sz="4" w:val="single"/>
+              <w:top w:val="single" w:sz="4" w:space="0" w:color="000000"/>
             </w:tcBorders>
           </w:tcPr>
           <w:p>
             <w:pPr>
               <w:spacing w:after="0" w:line="240" w:lineRule="auto"/>
               <w:rPr>
-                <w:rFonts w:ascii="Times New Roman" w:cs="Times New Roman" w:eastAsia="Times New Roman" w:hAnsi="Times New Roman"/>
-                <w:b w:val="1"/>
-                <w:bCs w:val="1"/>
+                <w:rFonts w:ascii="Times New Roman" w:eastAsia="Times New Roman" w:hAnsi="Times New Roman" w:cs="Times New Roman"/>
+                <w:b/>
+                <w:bCs/>
                 <w:sz w:val="24"/>
                 <w:szCs w:val="24"/>
               </w:rPr>
             </w:pPr>
             <w:r>
               <w:rPr>
-                <w:rFonts w:ascii="Times New Roman" w:cs="Times New Roman" w:eastAsia="Times New Roman" w:hAnsi="Times New Roman"/>
-                <w:b w:val="1"/>
-                <w:bCs w:val="1"/>
-                <w:sz w:val="24"/>
-                <w:szCs w:val="24"/>
-                <w:rtl w:val="0"/>
-              </w:rPr>
-              <w:t xml:space="preserve">Dates</w:t>
+                <w:rFonts w:ascii="Times New Roman" w:eastAsia="Times New Roman" w:hAnsi="Times New Roman" w:cs="Times New Roman"/>
+                <w:b/>
+                <w:bCs/>
+                <w:sz w:val="24"/>
+                <w:szCs w:val="24"/>
+              </w:rPr>
+              <w:t>Dates</w:t>
             </w:r>
           </w:p>
         </w:tc>
         <w:tc>
           <w:tcPr>
+            <w:tcW w:w="2264" w:type="dxa"/>
             <w:tcBorders>
-              <w:top w:color="000000" w:space="0" w:sz="4" w:val="single"/>
+              <w:top w:val="single" w:sz="4" w:space="0" w:color="000000"/>
             </w:tcBorders>
           </w:tcPr>
           <w:p>
             <w:pPr>
               <w:spacing w:after="0" w:line="240" w:lineRule="auto"/>
               <w:rPr>
-                <w:rFonts w:ascii="Times New Roman" w:cs="Times New Roman" w:eastAsia="Times New Roman" w:hAnsi="Times New Roman"/>
-                <w:b w:val="1"/>
-                <w:bCs w:val="1"/>
+                <w:rFonts w:ascii="Times New Roman" w:eastAsia="Times New Roman" w:hAnsi="Times New Roman" w:cs="Times New Roman"/>
+                <w:b/>
+                <w:bCs/>
                 <w:sz w:val="24"/>
                 <w:szCs w:val="24"/>
               </w:rPr>
             </w:pPr>
             <w:r>
               <w:rPr>
-                <w:rFonts w:ascii="Times New Roman" w:cs="Times New Roman" w:eastAsia="Times New Roman" w:hAnsi="Times New Roman"/>
-                <w:b w:val="1"/>
-                <w:bCs w:val="1"/>
-                <w:sz w:val="24"/>
-                <w:szCs w:val="24"/>
-                <w:rtl w:val="0"/>
-              </w:rPr>
-              <w:t xml:space="preserve">Area Discussed</w:t>
+                <w:rFonts w:ascii="Times New Roman" w:eastAsia="Times New Roman" w:hAnsi="Times New Roman" w:cs="Times New Roman"/>
+                <w:b/>
+                <w:bCs/>
+                <w:sz w:val="24"/>
+                <w:szCs w:val="24"/>
+              </w:rPr>
+              <w:t>Area Discussed</w:t>
             </w:r>
           </w:p>
           <w:p>
             <w:pPr>
               <w:spacing w:after="0" w:line="240" w:lineRule="auto"/>
               <w:rPr>
-                <w:rFonts w:ascii="Times New Roman" w:cs="Times New Roman" w:eastAsia="Times New Roman" w:hAnsi="Times New Roman"/>
-                <w:i w:val="1"/>
-                <w:iCs w:val="1"/>
+                <w:rFonts w:ascii="Times New Roman" w:eastAsia="Times New Roman" w:hAnsi="Times New Roman" w:cs="Times New Roman"/>
+                <w:i/>
+                <w:iCs/>
                 <w:sz w:val="24"/>
                 <w:szCs w:val="24"/>
               </w:rPr>
             </w:pPr>
             <w:r>
               <w:rPr>
-                <w:rFonts w:ascii="Times New Roman" w:cs="Times New Roman" w:eastAsia="Times New Roman" w:hAnsi="Times New Roman"/>
-                <w:i w:val="1"/>
-                <w:iCs w:val="1"/>
-                <w:sz w:val="24"/>
-                <w:szCs w:val="24"/>
-                <w:rtl w:val="0"/>
-              </w:rPr>
-              <w:t xml:space="preserve">(Include: Events attended, TBI Interventions and Resources)</w:t>
+                <w:rFonts w:ascii="Times New Roman" w:eastAsia="Times New Roman" w:hAnsi="Times New Roman" w:cs="Times New Roman"/>
+                <w:i/>
+                <w:iCs/>
+                <w:sz w:val="24"/>
+                <w:szCs w:val="24"/>
+              </w:rPr>
+              <w:t>(Include: Events attended, TBI Interventions and Resources)</w:t>
             </w:r>
           </w:p>
         </w:tc>
         <w:tc>
           <w:tcPr>
+            <w:tcW w:w="1890" w:type="dxa"/>
             <w:tcBorders>
-              <w:top w:color="000000" w:space="0" w:sz="4" w:val="single"/>
+              <w:top w:val="single" w:sz="4" w:space="0" w:color="000000"/>
             </w:tcBorders>
           </w:tcPr>
           <w:p>
             <w:pPr>
               <w:spacing w:after="0" w:line="240" w:lineRule="auto"/>
               <w:rPr>
-                <w:rFonts w:ascii="Times New Roman" w:cs="Times New Roman" w:eastAsia="Times New Roman" w:hAnsi="Times New Roman"/>
-                <w:b w:val="1"/>
-                <w:bCs w:val="1"/>
+                <w:rFonts w:ascii="Times New Roman" w:eastAsia="Times New Roman" w:hAnsi="Times New Roman" w:cs="Times New Roman"/>
+                <w:b/>
+                <w:bCs/>
                 <w:sz w:val="24"/>
                 <w:szCs w:val="24"/>
               </w:rPr>
             </w:pPr>
             <w:r>
               <w:rPr>
-                <w:rFonts w:ascii="Times New Roman" w:cs="Times New Roman" w:eastAsia="Times New Roman" w:hAnsi="Times New Roman"/>
-                <w:b w:val="1"/>
-                <w:bCs w:val="1"/>
-                <w:sz w:val="24"/>
-                <w:szCs w:val="24"/>
-                <w:rtl w:val="0"/>
-              </w:rPr>
-              <w:t xml:space="preserve">Action Plan</w:t>
+                <w:rFonts w:ascii="Times New Roman" w:eastAsia="Times New Roman" w:hAnsi="Times New Roman" w:cs="Times New Roman"/>
+                <w:b/>
+                <w:bCs/>
+                <w:sz w:val="24"/>
+                <w:szCs w:val="24"/>
+              </w:rPr>
+              <w:t>Action Plan</w:t>
             </w:r>
           </w:p>
         </w:tc>
         <w:tc>
           <w:tcPr>
+            <w:tcW w:w="2417" w:type="dxa"/>
             <w:tcBorders>
-              <w:top w:color="000000" w:space="0" w:sz="4" w:val="single"/>
+              <w:top w:val="single" w:sz="4" w:space="0" w:color="000000"/>
             </w:tcBorders>
           </w:tcPr>
           <w:p>
             <w:pPr>
               <w:spacing w:after="0" w:line="240" w:lineRule="auto"/>
               <w:rPr>
-                <w:rFonts w:ascii="Times New Roman" w:cs="Times New Roman" w:eastAsia="Times New Roman" w:hAnsi="Times New Roman"/>
-                <w:b w:val="1"/>
-                <w:bCs w:val="1"/>
+                <w:rFonts w:ascii="Times New Roman" w:eastAsia="Times New Roman" w:hAnsi="Times New Roman" w:cs="Times New Roman"/>
+                <w:b/>
+                <w:bCs/>
                 <w:sz w:val="24"/>
                 <w:szCs w:val="24"/>
               </w:rPr>
             </w:pPr>
             <w:r>
               <w:rPr>
-                <w:rFonts w:ascii="Times New Roman" w:cs="Times New Roman" w:eastAsia="Times New Roman" w:hAnsi="Times New Roman"/>
-                <w:b w:val="1"/>
-                <w:bCs w:val="1"/>
-                <w:sz w:val="24"/>
-                <w:szCs w:val="24"/>
-                <w:rtl w:val="0"/>
+                <w:rFonts w:ascii="Times New Roman" w:eastAsia="Times New Roman" w:hAnsi="Times New Roman" w:cs="Times New Roman"/>
+                <w:b/>
+                <w:bCs/>
+                <w:sz w:val="24"/>
+                <w:szCs w:val="24"/>
               </w:rPr>
               <w:t xml:space="preserve">Feedback/Takeaways </w:t>
             </w:r>
@@ -396,48 +406,48 @@
         </w:tc>
         <w:tc>
           <w:tcPr>
+            <w:tcW w:w="1650" w:type="dxa"/>
             <w:tcBorders>
-              <w:top w:color="000000" w:space="0" w:sz="4" w:val="single"/>
+              <w:top w:val="single" w:sz="4" w:space="0" w:color="000000"/>
             </w:tcBorders>
           </w:tcPr>
           <w:p>
             <w:pPr>
               <w:spacing w:after="0" w:line="240" w:lineRule="auto"/>
               <w:rPr>
-                <w:rFonts w:ascii="Times New Roman" w:cs="Times New Roman" w:eastAsia="Times New Roman" w:hAnsi="Times New Roman"/>
-                <w:b w:val="1"/>
-                <w:bCs w:val="1"/>
+                <w:rFonts w:ascii="Times New Roman" w:eastAsia="Times New Roman" w:hAnsi="Times New Roman" w:cs="Times New Roman"/>
+                <w:b/>
+                <w:bCs/>
                 <w:sz w:val="24"/>
                 <w:szCs w:val="24"/>
               </w:rPr>
             </w:pPr>
             <w:r>
               <w:rPr>
-                <w:rFonts w:ascii="Times New Roman" w:cs="Times New Roman" w:eastAsia="Times New Roman" w:hAnsi="Times New Roman"/>
-                <w:b w:val="1"/>
-                <w:bCs w:val="1"/>
-                <w:sz w:val="24"/>
-                <w:szCs w:val="24"/>
-                <w:rtl w:val="0"/>
-              </w:rPr>
-              <w:t xml:space="preserve">Remarks</w:t>
+                <w:rFonts w:ascii="Times New Roman" w:eastAsia="Times New Roman" w:hAnsi="Times New Roman" w:cs="Times New Roman"/>
+                <w:b/>
+                <w:bCs/>
+                <w:sz w:val="24"/>
+                <w:szCs w:val="24"/>
+              </w:rPr>
+              <w:t>Remarks</w:t>
             </w:r>
           </w:p>
         </w:tc>
       </w:tr>
       <w:tr>
         <w:trPr>
-          <w:cantSplit w:val="0"/>
-          <w:trHeight w:val="104" w:hRule="atLeast"/>
-          <w:tblHeader w:val="0"/>
+          <w:trHeight w:val="104"/>
         </w:trPr>
         <w:tc>
-          <w:tcPr/>
+          <w:tcPr>
+            <w:tcW w:w="1243" w:type="dxa"/>
+          </w:tcPr>
           <w:p>
             <w:pPr>
               <w:spacing w:after="0" w:line="240" w:lineRule="auto"/>
               <w:rPr>
-                <w:rFonts w:ascii="Times New Roman" w:cs="Times New Roman" w:eastAsia="Times New Roman" w:hAnsi="Times New Roman"/>
+                <w:rFonts w:ascii="Times New Roman" w:eastAsia="Times New Roman" w:hAnsi="Times New Roman" w:cs="Times New Roman"/>
                 <w:sz w:val="24"/>
                 <w:szCs w:val="24"/>
               </w:rPr>
@@ -445,21 +455,34 @@
             <w:r>
               <w:rPr>
                 <w:rFonts w:ascii="Times New Roman" w:eastAsia="Times New Roman" w:hAnsi="Times New Roman" w:cs="Times New Roman"/>
-                <w:sz w:val="22"/>
-                <w:szCs w:val="22"/>
-                <w:rtl w:val="0"/>
-              </w:rPr>
-              <w:t xml:space="preserve">${ci_dates}</w:t>
+              </w:rPr>
+              <w:t>${</w:t>
+            </w:r>
+            <w:proofErr w:type="spellStart"/>
+            <w:r>
+              <w:rPr>
+                <w:rFonts w:ascii="Times New Roman" w:eastAsia="Times New Roman" w:hAnsi="Times New Roman" w:cs="Times New Roman"/>
+              </w:rPr>
+              <w:t>ci_dates</w:t>
+            </w:r>
+            <w:proofErr w:type="spellEnd"/>
+            <w:r>
+              <w:rPr>
+                <w:rFonts w:ascii="Times New Roman" w:eastAsia="Times New Roman" w:hAnsi="Times New Roman" w:cs="Times New Roman"/>
+              </w:rPr>
+              <w:t>}</w:t>
             </w:r>
           </w:p>
         </w:tc>
         <w:tc>
-          <w:tcPr/>
+          <w:tcPr>
+            <w:tcW w:w="2264" w:type="dxa"/>
+          </w:tcPr>
           <w:p>
             <w:pPr>
               <w:spacing w:after="0" w:line="240" w:lineRule="auto"/>
               <w:rPr>
-                <w:rFonts w:ascii="Times New Roman" w:cs="Times New Roman" w:eastAsia="Times New Roman" w:hAnsi="Times New Roman"/>
+                <w:rFonts w:ascii="Times New Roman" w:eastAsia="Times New Roman" w:hAnsi="Times New Roman" w:cs="Times New Roman"/>
                 <w:sz w:val="24"/>
                 <w:szCs w:val="24"/>
               </w:rPr>
@@ -467,21 +490,34 @@
             <w:r>
               <w:rPr>
                 <w:rFonts w:ascii="Times New Roman" w:eastAsia="Times New Roman" w:hAnsi="Times New Roman" w:cs="Times New Roman"/>
-                <w:sz w:val="22"/>
-                <w:szCs w:val="22"/>
-                <w:rtl w:val="0"/>
-              </w:rPr>
-              <w:t xml:space="preserve">${ci_area}</w:t>
+              </w:rPr>
+              <w:t>${</w:t>
+            </w:r>
+            <w:proofErr w:type="spellStart"/>
+            <w:r>
+              <w:rPr>
+                <w:rFonts w:ascii="Times New Roman" w:eastAsia="Times New Roman" w:hAnsi="Times New Roman" w:cs="Times New Roman"/>
+              </w:rPr>
+              <w:t>ci_area</w:t>
+            </w:r>
+            <w:proofErr w:type="spellEnd"/>
+            <w:r>
+              <w:rPr>
+                <w:rFonts w:ascii="Times New Roman" w:eastAsia="Times New Roman" w:hAnsi="Times New Roman" w:cs="Times New Roman"/>
+              </w:rPr>
+              <w:t>}</w:t>
             </w:r>
           </w:p>
         </w:tc>
         <w:tc>
-          <w:tcPr/>
+          <w:tcPr>
+            <w:tcW w:w="1890" w:type="dxa"/>
+          </w:tcPr>
           <w:p>
             <w:pPr>
               <w:spacing w:after="0" w:line="240" w:lineRule="auto"/>
               <w:rPr>
-                <w:rFonts w:ascii="Times New Roman" w:cs="Times New Roman" w:eastAsia="Times New Roman" w:hAnsi="Times New Roman"/>
+                <w:rFonts w:ascii="Times New Roman" w:eastAsia="Times New Roman" w:hAnsi="Times New Roman" w:cs="Times New Roman"/>
                 <w:sz w:val="24"/>
                 <w:szCs w:val="24"/>
               </w:rPr>
@@ -489,21 +525,34 @@
             <w:r>
               <w:rPr>
                 <w:rFonts w:ascii="Times New Roman" w:eastAsia="Times New Roman" w:hAnsi="Times New Roman" w:cs="Times New Roman"/>
-                <w:sz w:val="22"/>
-                <w:szCs w:val="22"/>
-                <w:rtl w:val="0"/>
-              </w:rPr>
-              <w:t xml:space="preserve">${ci_action}</w:t>
+              </w:rPr>
+              <w:t>${</w:t>
+            </w:r>
+            <w:proofErr w:type="spellStart"/>
+            <w:r>
+              <w:rPr>
+                <w:rFonts w:ascii="Times New Roman" w:eastAsia="Times New Roman" w:hAnsi="Times New Roman" w:cs="Times New Roman"/>
+              </w:rPr>
+              <w:t>ci_action</w:t>
+            </w:r>
+            <w:proofErr w:type="spellEnd"/>
+            <w:r>
+              <w:rPr>
+                <w:rFonts w:ascii="Times New Roman" w:eastAsia="Times New Roman" w:hAnsi="Times New Roman" w:cs="Times New Roman"/>
+              </w:rPr>
+              <w:t>}</w:t>
             </w:r>
           </w:p>
         </w:tc>
         <w:tc>
-          <w:tcPr/>
+          <w:tcPr>
+            <w:tcW w:w="2417" w:type="dxa"/>
+          </w:tcPr>
           <w:p>
             <w:pPr>
               <w:spacing w:after="0" w:line="240" w:lineRule="auto"/>
               <w:rPr>
-                <w:rFonts w:ascii="Times New Roman" w:cs="Times New Roman" w:eastAsia="Times New Roman" w:hAnsi="Times New Roman"/>
+                <w:rFonts w:ascii="Times New Roman" w:eastAsia="Times New Roman" w:hAnsi="Times New Roman" w:cs="Times New Roman"/>
                 <w:sz w:val="24"/>
                 <w:szCs w:val="24"/>
               </w:rPr>
@@ -511,21 +560,34 @@
             <w:r>
               <w:rPr>
                 <w:rFonts w:ascii="Times New Roman" w:eastAsia="Times New Roman" w:hAnsi="Times New Roman" w:cs="Times New Roman"/>
-                <w:sz w:val="22"/>
-                <w:szCs w:val="22"/>
-                <w:rtl w:val="0"/>
-              </w:rPr>
-              <w:t xml:space="preserve">${ci_feedback}</w:t>
+              </w:rPr>
+              <w:t>${</w:t>
+            </w:r>
+            <w:proofErr w:type="spellStart"/>
+            <w:r>
+              <w:rPr>
+                <w:rFonts w:ascii="Times New Roman" w:eastAsia="Times New Roman" w:hAnsi="Times New Roman" w:cs="Times New Roman"/>
+              </w:rPr>
+              <w:t>ci_feedback</w:t>
+            </w:r>
+            <w:proofErr w:type="spellEnd"/>
+            <w:r>
+              <w:rPr>
+                <w:rFonts w:ascii="Times New Roman" w:eastAsia="Times New Roman" w:hAnsi="Times New Roman" w:cs="Times New Roman"/>
+              </w:rPr>
+              <w:t>}</w:t>
             </w:r>
           </w:p>
         </w:tc>
         <w:tc>
-          <w:tcPr/>
+          <w:tcPr>
+            <w:tcW w:w="1650" w:type="dxa"/>
+          </w:tcPr>
           <w:p>
             <w:pPr>
               <w:spacing w:after="0" w:line="240" w:lineRule="auto"/>
               <w:rPr>
-                <w:rFonts w:ascii="Times New Roman" w:cs="Times New Roman" w:eastAsia="Times New Roman" w:hAnsi="Times New Roman"/>
+                <w:rFonts w:ascii="Times New Roman" w:eastAsia="Times New Roman" w:hAnsi="Times New Roman" w:cs="Times New Roman"/>
                 <w:sz w:val="24"/>
                 <w:szCs w:val="24"/>
               </w:rPr>
@@ -533,23 +595,33 @@
             <w:r>
               <w:rPr>
                 <w:rFonts w:ascii="Times New Roman" w:eastAsia="Times New Roman" w:hAnsi="Times New Roman" w:cs="Times New Roman"/>
-                <w:sz w:val="22"/>
-                <w:szCs w:val="22"/>
-                <w:rtl w:val="0"/>
-              </w:rPr>
-              <w:t xml:space="preserve">${ci_remarks}</w:t>
+              </w:rPr>
+              <w:t>${</w:t>
+            </w:r>
+            <w:proofErr w:type="spellStart"/>
+            <w:r>
+              <w:rPr>
+                <w:rFonts w:ascii="Times New Roman" w:eastAsia="Times New Roman" w:hAnsi="Times New Roman" w:cs="Times New Roman"/>
+              </w:rPr>
+              <w:t>ci_remarks</w:t>
+            </w:r>
+            <w:proofErr w:type="spellEnd"/>
+            <w:r>
+              <w:rPr>
+                <w:rFonts w:ascii="Times New Roman" w:eastAsia="Times New Roman" w:hAnsi="Times New Roman" w:cs="Times New Roman"/>
+              </w:rPr>
+              <w:t>}</w:t>
             </w:r>
           </w:p>
         </w:tc>
       </w:tr>
       <w:tr>
         <w:trPr>
-          <w:cantSplit w:val="0"/>
-          <w:trHeight w:val="294" w:hRule="atLeast"/>
-          <w:tblHeader w:val="0"/>
+          <w:trHeight w:val="294"/>
         </w:trPr>
         <w:tc>
           <w:tcPr>
+            <w:tcW w:w="9464" w:type="dxa"/>
             <w:gridSpan w:val="5"/>
           </w:tcPr>
           <w:p>
@@ -557,560 +629,818 @@
               <w:spacing w:after="0" w:line="240" w:lineRule="auto"/>
               <w:jc w:val="center"/>
               <w:rPr>
-                <w:rFonts w:ascii="Times New Roman" w:cs="Times New Roman" w:eastAsia="Times New Roman" w:hAnsi="Times New Roman"/>
-                <w:b w:val="1"/>
-                <w:bCs w:val="1"/>
+                <w:rFonts w:ascii="Times New Roman" w:eastAsia="Times New Roman" w:hAnsi="Times New Roman" w:cs="Times New Roman"/>
+                <w:b/>
+                <w:bCs/>
                 <w:sz w:val="24"/>
                 <w:szCs w:val="24"/>
               </w:rPr>
             </w:pPr>
             <w:r>
               <w:rPr>
-                <w:rFonts w:ascii="Times New Roman" w:cs="Times New Roman" w:eastAsia="Times New Roman" w:hAnsi="Times New Roman"/>
-                <w:b w:val="1"/>
-                <w:bCs w:val="1"/>
-                <w:sz w:val="24"/>
-                <w:szCs w:val="24"/>
-                <w:rtl w:val="0"/>
-              </w:rPr>
-              <w:t xml:space="preserve">Performance Matrix</w:t>
+                <w:rFonts w:ascii="Times New Roman" w:eastAsia="Times New Roman" w:hAnsi="Times New Roman" w:cs="Times New Roman"/>
+                <w:b/>
+                <w:bCs/>
+                <w:sz w:val="24"/>
+                <w:szCs w:val="24"/>
+              </w:rPr>
+              <w:t>Performance Matrix</w:t>
             </w:r>
           </w:p>
         </w:tc>
       </w:tr>
       <w:tr>
         <w:trPr>
-          <w:cantSplit w:val="0"/>
-          <w:trHeight w:val="294" w:hRule="atLeast"/>
-          <w:tblHeader w:val="0"/>
+          <w:trHeight w:val="294"/>
         </w:trPr>
         <w:tc>
-          <w:tcPr/>
+          <w:tcPr>
+            <w:tcW w:w="1243" w:type="dxa"/>
+          </w:tcPr>
           <w:p>
             <w:pPr>
               <w:spacing w:after="0" w:line="240" w:lineRule="auto"/>
               <w:rPr>
-                <w:rFonts w:ascii="Times New Roman" w:cs="Times New Roman" w:eastAsia="Times New Roman" w:hAnsi="Times New Roman"/>
+                <w:rFonts w:ascii="Times New Roman" w:eastAsia="Times New Roman" w:hAnsi="Times New Roman" w:cs="Times New Roman"/>
                 <w:sz w:val="24"/>
                 <w:szCs w:val="24"/>
               </w:rPr>
             </w:pPr>
             <w:r>
               <w:rPr>
-                <w:rFonts w:ascii="Times New Roman" w:cs="Times New Roman" w:eastAsia="Times New Roman" w:hAnsi="Times New Roman"/>
-                <w:sz w:val="24"/>
-                <w:szCs w:val="24"/>
-                <w:rtl w:val="0"/>
-              </w:rPr>
-              <w:t xml:space="preserve">Metric</w:t>
+                <w:rFonts w:ascii="Times New Roman" w:eastAsia="Times New Roman" w:hAnsi="Times New Roman" w:cs="Times New Roman"/>
+                <w:sz w:val="24"/>
+                <w:szCs w:val="24"/>
+              </w:rPr>
+              <w:t>Metric</w:t>
             </w:r>
           </w:p>
         </w:tc>
         <w:tc>
-          <w:tcPr/>
+          <w:tcPr>
+            <w:tcW w:w="2264" w:type="dxa"/>
+          </w:tcPr>
           <w:p>
             <w:pPr>
               <w:spacing w:after="0" w:line="240" w:lineRule="auto"/>
               <w:rPr>
-                <w:rFonts w:ascii="Times New Roman" w:cs="Times New Roman" w:eastAsia="Times New Roman" w:hAnsi="Times New Roman"/>
+                <w:rFonts w:ascii="Times New Roman" w:eastAsia="Times New Roman" w:hAnsi="Times New Roman" w:cs="Times New Roman"/>
                 <w:sz w:val="24"/>
                 <w:szCs w:val="24"/>
               </w:rPr>
             </w:pPr>
             <w:r>
               <w:rPr>
-                <w:rFonts w:ascii="Times New Roman" w:cs="Times New Roman" w:eastAsia="Times New Roman" w:hAnsi="Times New Roman"/>
-                <w:sz w:val="24"/>
-                <w:szCs w:val="24"/>
-                <w:rtl w:val="0"/>
-              </w:rPr>
-              <w:t xml:space="preserve">Baseline</w:t>
+                <w:rFonts w:ascii="Times New Roman" w:eastAsia="Times New Roman" w:hAnsi="Times New Roman" w:cs="Times New Roman"/>
+                <w:sz w:val="24"/>
+                <w:szCs w:val="24"/>
+              </w:rPr>
+              <w:t>Baseline</w:t>
             </w:r>
           </w:p>
         </w:tc>
         <w:tc>
-          <w:tcPr/>
+          <w:tcPr>
+            <w:tcW w:w="1890" w:type="dxa"/>
+          </w:tcPr>
           <w:p>
             <w:pPr>
               <w:spacing w:after="0" w:line="240" w:lineRule="auto"/>
               <w:rPr>
-                <w:rFonts w:ascii="Times New Roman" w:cs="Times New Roman" w:eastAsia="Times New Roman" w:hAnsi="Times New Roman"/>
+                <w:rFonts w:ascii="Times New Roman" w:eastAsia="Times New Roman" w:hAnsi="Times New Roman" w:cs="Times New Roman"/>
                 <w:sz w:val="24"/>
                 <w:szCs w:val="24"/>
               </w:rPr>
             </w:pPr>
             <w:r>
               <w:rPr>
-                <w:rFonts w:ascii="Times New Roman" w:cs="Times New Roman" w:eastAsia="Times New Roman" w:hAnsi="Times New Roman"/>
-                <w:sz w:val="24"/>
-                <w:szCs w:val="24"/>
-                <w:rtl w:val="0"/>
-              </w:rPr>
-              <w:t xml:space="preserve">Target</w:t>
+                <w:rFonts w:ascii="Times New Roman" w:eastAsia="Times New Roman" w:hAnsi="Times New Roman" w:cs="Times New Roman"/>
+                <w:sz w:val="24"/>
+                <w:szCs w:val="24"/>
+              </w:rPr>
+              <w:t>Target</w:t>
             </w:r>
           </w:p>
         </w:tc>
         <w:tc>
-          <w:tcPr/>
+          <w:tcPr>
+            <w:tcW w:w="2417" w:type="dxa"/>
+          </w:tcPr>
           <w:p>
             <w:pPr>
               <w:spacing w:after="0" w:line="240" w:lineRule="auto"/>
               <w:rPr>
-                <w:rFonts w:ascii="Times New Roman" w:cs="Times New Roman" w:eastAsia="Times New Roman" w:hAnsi="Times New Roman"/>
+                <w:rFonts w:ascii="Times New Roman" w:eastAsia="Times New Roman" w:hAnsi="Times New Roman" w:cs="Times New Roman"/>
                 <w:sz w:val="24"/>
                 <w:szCs w:val="24"/>
               </w:rPr>
             </w:pPr>
             <w:r>
               <w:rPr>
-                <w:rFonts w:ascii="Times New Roman" w:cs="Times New Roman" w:eastAsia="Times New Roman" w:hAnsi="Times New Roman"/>
-                <w:sz w:val="24"/>
-                <w:szCs w:val="24"/>
-                <w:rtl w:val="0"/>
-              </w:rPr>
-              <w:t xml:space="preserve">Current</w:t>
+                <w:rFonts w:ascii="Times New Roman" w:eastAsia="Times New Roman" w:hAnsi="Times New Roman" w:cs="Times New Roman"/>
+                <w:sz w:val="24"/>
+                <w:szCs w:val="24"/>
+              </w:rPr>
+              <w:t>Current</w:t>
             </w:r>
           </w:p>
         </w:tc>
         <w:tc>
-          <w:tcPr/>
+          <w:tcPr>
+            <w:tcW w:w="1650" w:type="dxa"/>
+          </w:tcPr>
           <w:p>
             <w:pPr>
               <w:spacing w:after="0" w:line="240" w:lineRule="auto"/>
               <w:rPr>
-                <w:rFonts w:ascii="Times New Roman" w:cs="Times New Roman" w:eastAsia="Times New Roman" w:hAnsi="Times New Roman"/>
+                <w:rFonts w:ascii="Times New Roman" w:eastAsia="Times New Roman" w:hAnsi="Times New Roman" w:cs="Times New Roman"/>
                 <w:sz w:val="24"/>
                 <w:szCs w:val="24"/>
               </w:rPr>
             </w:pPr>
             <w:r>
               <w:rPr>
-                <w:rFonts w:ascii="Times New Roman" w:cs="Times New Roman" w:eastAsia="Times New Roman" w:hAnsi="Times New Roman"/>
-                <w:sz w:val="24"/>
-                <w:szCs w:val="24"/>
-                <w:rtl w:val="0"/>
-              </w:rPr>
-              <w:t xml:space="preserve">Remarks</w:t>
+                <w:rFonts w:ascii="Times New Roman" w:eastAsia="Times New Roman" w:hAnsi="Times New Roman" w:cs="Times New Roman"/>
+                <w:sz w:val="24"/>
+                <w:szCs w:val="24"/>
+              </w:rPr>
+              <w:t>Remarks</w:t>
             </w:r>
           </w:p>
         </w:tc>
       </w:tr>
       <w:tr>
         <w:trPr>
-          <w:cantSplit w:val="0"/>
-          <w:trHeight w:val="294" w:hRule="atLeast"/>
-          <w:tblHeader w:val="0"/>
+          <w:trHeight w:val="294"/>
         </w:trPr>
         <w:tc>
-          <w:tcPr/>
+          <w:tcPr>
+            <w:tcW w:w="1243" w:type="dxa"/>
+          </w:tcPr>
           <w:p>
             <w:pPr>
               <w:spacing w:after="0" w:line="240" w:lineRule="auto"/>
               <w:rPr>
-                <w:rFonts w:ascii="Times New Roman" w:cs="Times New Roman" w:eastAsia="Times New Roman" w:hAnsi="Times New Roman"/>
+                <w:rFonts w:ascii="Times New Roman" w:eastAsia="Times New Roman" w:hAnsi="Times New Roman" w:cs="Times New Roman"/>
                 <w:sz w:val="24"/>
                 <w:szCs w:val="24"/>
               </w:rPr>
             </w:pPr>
             <w:r>
               <w:rPr>
-                <w:rFonts w:ascii="Times New Roman" w:cs="Times New Roman" w:eastAsia="Times New Roman" w:hAnsi="Times New Roman"/>
-                <w:sz w:val="24"/>
-                <w:szCs w:val="24"/>
-                <w:rtl w:val="0"/>
-              </w:rPr>
-              <w:t xml:space="preserve">Revenue</w:t>
+                <w:rFonts w:ascii="Times New Roman" w:eastAsia="Times New Roman" w:hAnsi="Times New Roman" w:cs="Times New Roman"/>
+                <w:sz w:val="24"/>
+                <w:szCs w:val="24"/>
+              </w:rPr>
+              <w:t>Revenue</w:t>
             </w:r>
           </w:p>
         </w:tc>
         <w:tc>
-          <w:tcPr/>
+          <w:tcPr>
+            <w:tcW w:w="2264" w:type="dxa"/>
+          </w:tcPr>
           <w:p>
             <w:pPr>
               <w:spacing w:after="0" w:line="240" w:lineRule="auto"/>
               <w:rPr>
-                <w:rFonts w:ascii="Times New Roman" w:cs="Times New Roman" w:eastAsia="Times New Roman" w:hAnsi="Times New Roman"/>
+                <w:rFonts w:ascii="Times New Roman" w:eastAsia="Times New Roman" w:hAnsi="Times New Roman" w:cs="Times New Roman"/>
                 <w:sz w:val="24"/>
                 <w:szCs w:val="24"/>
               </w:rPr>
             </w:pPr>
             <w:r>
               <w:rPr>
-                <w:rtl w:val="0"/>
-              </w:rPr>
-              <w:t xml:space="preserve">${pm_revenue_baseline}</w:t>
+                <w:rFonts w:ascii="Times New Roman" w:hAnsi="Times New Roman" w:cs="Times New Roman"/>
+              </w:rPr>
+              <w:t>${</w:t>
+            </w:r>
+            <w:proofErr w:type="spellStart"/>
+            <w:r>
+              <w:rPr>
+                <w:rFonts w:ascii="Times New Roman" w:hAnsi="Times New Roman" w:cs="Times New Roman"/>
+              </w:rPr>
+              <w:t>pm_revenue_baseli</w:t>
+            </w:r>
+            <w:r>
+              <w:rPr>
+                <w:rFonts w:ascii="Times New Roman" w:hAnsi="Times New Roman" w:cs="Times New Roman"/>
+              </w:rPr>
+              <w:t>n</w:t>
+            </w:r>
+            <w:r>
+              <w:rPr>
+                <w:rFonts w:ascii="Times New Roman" w:hAnsi="Times New Roman" w:cs="Times New Roman"/>
+              </w:rPr>
+              <w:t>e</w:t>
+            </w:r>
+            <w:proofErr w:type="spellEnd"/>
+            <w:r>
+              <w:rPr>
+                <w:rFonts w:ascii="Times New Roman" w:hAnsi="Times New Roman" w:cs="Times New Roman"/>
+              </w:rPr>
+              <w:t>}</w:t>
             </w:r>
           </w:p>
         </w:tc>
         <w:tc>
-          <w:tcPr/>
+          <w:tcPr>
+            <w:tcW w:w="1890" w:type="dxa"/>
+          </w:tcPr>
           <w:p>
             <w:pPr>
               <w:spacing w:after="0" w:line="240" w:lineRule="auto"/>
               <w:rPr>
-                <w:rFonts w:ascii="Times New Roman" w:cs="Times New Roman" w:eastAsia="Times New Roman" w:hAnsi="Times New Roman"/>
+                <w:rFonts w:ascii="Times New Roman" w:eastAsia="Times New Roman" w:hAnsi="Times New Roman" w:cs="Times New Roman"/>
                 <w:sz w:val="24"/>
                 <w:szCs w:val="24"/>
               </w:rPr>
             </w:pPr>
             <w:r>
               <w:rPr>
-                <w:rtl w:val="0"/>
-              </w:rPr>
-              <w:t xml:space="preserve">${pm_revenue_target}</w:t>
+                <w:rFonts w:ascii="Times New Roman" w:hAnsi="Times New Roman" w:cs="Times New Roman"/>
+              </w:rPr>
+              <w:t>${</w:t>
+            </w:r>
+            <w:proofErr w:type="spellStart"/>
+            <w:r>
+              <w:rPr>
+                <w:rFonts w:ascii="Times New Roman" w:hAnsi="Times New Roman" w:cs="Times New Roman"/>
+              </w:rPr>
+              <w:t>pm_revenue_target</w:t>
+            </w:r>
+            <w:proofErr w:type="spellEnd"/>
+            <w:r>
+              <w:rPr>
+                <w:rFonts w:ascii="Times New Roman" w:hAnsi="Times New Roman" w:cs="Times New Roman"/>
+              </w:rPr>
+              <w:t>}</w:t>
             </w:r>
           </w:p>
         </w:tc>
         <w:tc>
-          <w:tcPr/>
+          <w:tcPr>
+            <w:tcW w:w="2417" w:type="dxa"/>
+          </w:tcPr>
           <w:p>
             <w:pPr>
               <w:spacing w:after="0" w:line="240" w:lineRule="auto"/>
               <w:rPr>
-                <w:rFonts w:ascii="Times New Roman" w:cs="Times New Roman" w:eastAsia="Times New Roman" w:hAnsi="Times New Roman"/>
+                <w:rFonts w:ascii="Times New Roman" w:eastAsia="Times New Roman" w:hAnsi="Times New Roman" w:cs="Times New Roman"/>
                 <w:sz w:val="24"/>
                 <w:szCs w:val="24"/>
               </w:rPr>
             </w:pPr>
             <w:r>
               <w:rPr>
-                <w:rtl w:val="0"/>
-              </w:rPr>
-              <w:t xml:space="preserve">${pm_revenue_current}</w:t>
+                <w:rFonts w:ascii="Times New Roman" w:hAnsi="Times New Roman" w:cs="Times New Roman"/>
+              </w:rPr>
+              <w:t>${</w:t>
+            </w:r>
+            <w:proofErr w:type="spellStart"/>
+            <w:r>
+              <w:rPr>
+                <w:rFonts w:ascii="Times New Roman" w:hAnsi="Times New Roman" w:cs="Times New Roman"/>
+              </w:rPr>
+              <w:t>pm_revenue_current</w:t>
+            </w:r>
+            <w:proofErr w:type="spellEnd"/>
+            <w:r>
+              <w:rPr>
+                <w:rFonts w:ascii="Times New Roman" w:hAnsi="Times New Roman" w:cs="Times New Roman"/>
+              </w:rPr>
+              <w:t>}</w:t>
             </w:r>
           </w:p>
         </w:tc>
         <w:tc>
-          <w:tcPr/>
+          <w:tcPr>
+            <w:tcW w:w="1650" w:type="dxa"/>
+          </w:tcPr>
           <w:p>
             <w:pPr>
               <w:spacing w:after="0" w:line="240" w:lineRule="auto"/>
               <w:rPr>
-                <w:rFonts w:ascii="Times New Roman" w:cs="Times New Roman" w:eastAsia="Times New Roman" w:hAnsi="Times New Roman"/>
+                <w:rFonts w:ascii="Times New Roman" w:eastAsia="Times New Roman" w:hAnsi="Times New Roman" w:cs="Times New Roman"/>
                 <w:sz w:val="24"/>
                 <w:szCs w:val="24"/>
               </w:rPr>
             </w:pPr>
             <w:r>
               <w:rPr>
-                <w:rtl w:val="0"/>
-              </w:rPr>
-              <w:t xml:space="preserve">${pm_revenue_remarks}</w:t>
+                <w:rFonts w:ascii="Times New Roman" w:hAnsi="Times New Roman" w:cs="Times New Roman"/>
+              </w:rPr>
+              <w:t>${</w:t>
+            </w:r>
+            <w:proofErr w:type="spellStart"/>
+            <w:r>
+              <w:rPr>
+                <w:rFonts w:ascii="Times New Roman" w:hAnsi="Times New Roman" w:cs="Times New Roman"/>
+              </w:rPr>
+              <w:t>pm_revenue_remarks</w:t>
+            </w:r>
+            <w:proofErr w:type="spellEnd"/>
+            <w:r>
+              <w:rPr>
+                <w:rFonts w:ascii="Times New Roman" w:hAnsi="Times New Roman" w:cs="Times New Roman"/>
+              </w:rPr>
+              <w:t>}</w:t>
             </w:r>
           </w:p>
         </w:tc>
       </w:tr>
       <w:tr>
         <w:trPr>
-          <w:cantSplit w:val="0"/>
-          <w:trHeight w:val="294" w:hRule="atLeast"/>
-          <w:tblHeader w:val="0"/>
+          <w:trHeight w:val="294"/>
         </w:trPr>
         <w:tc>
-          <w:tcPr/>
+          <w:tcPr>
+            <w:tcW w:w="1243" w:type="dxa"/>
+          </w:tcPr>
           <w:p>
             <w:pPr>
               <w:spacing w:after="0" w:line="240" w:lineRule="auto"/>
               <w:rPr>
-                <w:rFonts w:ascii="Times New Roman" w:cs="Times New Roman" w:eastAsia="Times New Roman" w:hAnsi="Times New Roman"/>
+                <w:rFonts w:ascii="Times New Roman" w:eastAsia="Times New Roman" w:hAnsi="Times New Roman" w:cs="Times New Roman"/>
                 <w:sz w:val="24"/>
                 <w:szCs w:val="24"/>
               </w:rPr>
             </w:pPr>
             <w:r>
               <w:rPr>
-                <w:rFonts w:ascii="Times New Roman" w:cs="Times New Roman" w:eastAsia="Times New Roman" w:hAnsi="Times New Roman"/>
-                <w:sz w:val="24"/>
-                <w:szCs w:val="24"/>
-                <w:rtl w:val="0"/>
-              </w:rPr>
-              <w:t xml:space="preserve">No. of Customers</w:t>
+                <w:rFonts w:ascii="Times New Roman" w:eastAsia="Times New Roman" w:hAnsi="Times New Roman" w:cs="Times New Roman"/>
+                <w:sz w:val="24"/>
+                <w:szCs w:val="24"/>
+              </w:rPr>
+              <w:t>No. of Customers</w:t>
             </w:r>
           </w:p>
         </w:tc>
         <w:tc>
-          <w:tcPr/>
+          <w:tcPr>
+            <w:tcW w:w="2264" w:type="dxa"/>
+          </w:tcPr>
           <w:p>
             <w:pPr>
               <w:spacing w:after="0" w:line="240" w:lineRule="auto"/>
               <w:rPr>
-                <w:rFonts w:ascii="Times New Roman" w:cs="Times New Roman" w:eastAsia="Times New Roman" w:hAnsi="Times New Roman"/>
-                <w:sz w:val="24"/>
-                <w:szCs w:val="24"/>
+                <w:rFonts w:ascii="Times New Roman" w:eastAsia="Times New Roman" w:hAnsi="Times New Roman" w:cs="Times New Roman"/>
               </w:rPr>
             </w:pPr>
             <w:r>
               <w:rPr>
-                <w:rtl w:val="0"/>
-              </w:rPr>
-              <w:t xml:space="preserve">${pm_customers_baseline}</w:t>
+                <w:rFonts w:ascii="Times New Roman" w:eastAsia="Times New Roman" w:hAnsi="Times New Roman" w:cs="Times New Roman"/>
+              </w:rPr>
+              <w:t>${</w:t>
+            </w:r>
+            <w:proofErr w:type="spellStart"/>
+            <w:r>
+              <w:rPr>
+                <w:rFonts w:ascii="Times New Roman" w:eastAsia="Times New Roman" w:hAnsi="Times New Roman" w:cs="Times New Roman"/>
+              </w:rPr>
+              <w:t>pm_customers_baseline</w:t>
+            </w:r>
+            <w:proofErr w:type="spellEnd"/>
+            <w:r>
+              <w:rPr>
+                <w:rFonts w:ascii="Times New Roman" w:eastAsia="Times New Roman" w:hAnsi="Times New Roman" w:cs="Times New Roman"/>
+              </w:rPr>
+              <w:t>}</w:t>
             </w:r>
           </w:p>
         </w:tc>
         <w:tc>
-          <w:tcPr/>
+          <w:tcPr>
+            <w:tcW w:w="1890" w:type="dxa"/>
+          </w:tcPr>
           <w:p>
             <w:pPr>
               <w:spacing w:after="0" w:line="240" w:lineRule="auto"/>
               <w:rPr>
-                <w:rFonts w:ascii="Times New Roman" w:cs="Times New Roman" w:eastAsia="Times New Roman" w:hAnsi="Times New Roman"/>
-                <w:sz w:val="24"/>
-                <w:szCs w:val="24"/>
+                <w:rFonts w:ascii="Times New Roman" w:eastAsia="Times New Roman" w:hAnsi="Times New Roman" w:cs="Times New Roman"/>
               </w:rPr>
             </w:pPr>
             <w:r>
               <w:rPr>
-                <w:rtl w:val="0"/>
-              </w:rPr>
-              <w:t xml:space="preserve">${pm_customers_target}</w:t>
+                <w:rFonts w:ascii="Times New Roman" w:eastAsia="Times New Roman" w:hAnsi="Times New Roman" w:cs="Times New Roman"/>
+              </w:rPr>
+              <w:t>${</w:t>
+            </w:r>
+            <w:proofErr w:type="spellStart"/>
+            <w:r>
+              <w:rPr>
+                <w:rFonts w:ascii="Times New Roman" w:eastAsia="Times New Roman" w:hAnsi="Times New Roman" w:cs="Times New Roman"/>
+              </w:rPr>
+              <w:t>pm_customers_target</w:t>
+            </w:r>
+            <w:proofErr w:type="spellEnd"/>
+            <w:r>
+              <w:rPr>
+                <w:rFonts w:ascii="Times New Roman" w:eastAsia="Times New Roman" w:hAnsi="Times New Roman" w:cs="Times New Roman"/>
+              </w:rPr>
+              <w:t>}</w:t>
             </w:r>
           </w:p>
         </w:tc>
         <w:tc>
-          <w:tcPr/>
+          <w:tcPr>
+            <w:tcW w:w="2417" w:type="dxa"/>
+          </w:tcPr>
           <w:p>
             <w:pPr>
               <w:spacing w:after="0" w:line="240" w:lineRule="auto"/>
               <w:rPr>
-                <w:rFonts w:ascii="Times New Roman" w:cs="Times New Roman" w:eastAsia="Times New Roman" w:hAnsi="Times New Roman"/>
-                <w:sz w:val="24"/>
-                <w:szCs w:val="24"/>
+                <w:rFonts w:ascii="Times New Roman" w:eastAsia="Times New Roman" w:hAnsi="Times New Roman" w:cs="Times New Roman"/>
               </w:rPr>
             </w:pPr>
             <w:r>
               <w:rPr>
-                <w:rtl w:val="0"/>
-              </w:rPr>
-              <w:t xml:space="preserve">${pm_customers_current}</w:t>
+                <w:rFonts w:ascii="Times New Roman" w:eastAsia="Times New Roman" w:hAnsi="Times New Roman" w:cs="Times New Roman"/>
+              </w:rPr>
+              <w:t>${</w:t>
+            </w:r>
+            <w:proofErr w:type="spellStart"/>
+            <w:r>
+              <w:rPr>
+                <w:rFonts w:ascii="Times New Roman" w:eastAsia="Times New Roman" w:hAnsi="Times New Roman" w:cs="Times New Roman"/>
+              </w:rPr>
+              <w:t>pm_customers_current</w:t>
+            </w:r>
+            <w:proofErr w:type="spellEnd"/>
+            <w:r>
+              <w:rPr>
+                <w:rFonts w:ascii="Times New Roman" w:eastAsia="Times New Roman" w:hAnsi="Times New Roman" w:cs="Times New Roman"/>
+              </w:rPr>
+              <w:t>}</w:t>
             </w:r>
           </w:p>
         </w:tc>
         <w:tc>
-          <w:tcPr/>
+          <w:tcPr>
+            <w:tcW w:w="1650" w:type="dxa"/>
+          </w:tcPr>
           <w:p>
             <w:pPr>
               <w:spacing w:after="0" w:line="240" w:lineRule="auto"/>
               <w:rPr>
-                <w:rFonts w:ascii="Times New Roman" w:cs="Times New Roman" w:eastAsia="Times New Roman" w:hAnsi="Times New Roman"/>
-                <w:sz w:val="24"/>
-                <w:szCs w:val="24"/>
+                <w:rFonts w:ascii="Times New Roman" w:eastAsia="Times New Roman" w:hAnsi="Times New Roman" w:cs="Times New Roman"/>
               </w:rPr>
             </w:pPr>
             <w:r>
               <w:rPr>
-                <w:rtl w:val="0"/>
-              </w:rPr>
-              <w:t xml:space="preserve">${pm_customers_remarks}</w:t>
+                <w:rFonts w:ascii="Times New Roman" w:eastAsia="Times New Roman" w:hAnsi="Times New Roman" w:cs="Times New Roman"/>
+              </w:rPr>
+              <w:t>${</w:t>
+            </w:r>
+            <w:proofErr w:type="spellStart"/>
+            <w:r>
+              <w:rPr>
+                <w:rFonts w:ascii="Times New Roman" w:eastAsia="Times New Roman" w:hAnsi="Times New Roman" w:cs="Times New Roman"/>
+              </w:rPr>
+              <w:t>pm_customers_remarks</w:t>
+            </w:r>
+            <w:proofErr w:type="spellEnd"/>
+            <w:r>
+              <w:rPr>
+                <w:rFonts w:ascii="Times New Roman" w:eastAsia="Times New Roman" w:hAnsi="Times New Roman" w:cs="Times New Roman"/>
+              </w:rPr>
+              <w:t>}</w:t>
             </w:r>
           </w:p>
         </w:tc>
       </w:tr>
       <w:tr>
         <w:trPr>
-          <w:cantSplit w:val="0"/>
-          <w:trHeight w:val="294" w:hRule="atLeast"/>
-          <w:tblHeader w:val="0"/>
+          <w:trHeight w:val="294"/>
         </w:trPr>
         <w:tc>
-          <w:tcPr/>
+          <w:tcPr>
+            <w:tcW w:w="1243" w:type="dxa"/>
+          </w:tcPr>
           <w:p>
             <w:pPr>
               <w:spacing w:after="0" w:line="240" w:lineRule="auto"/>
               <w:rPr>
-                <w:rFonts w:ascii="Times New Roman" w:cs="Times New Roman" w:eastAsia="Times New Roman" w:hAnsi="Times New Roman"/>
+                <w:rFonts w:ascii="Times New Roman" w:eastAsia="Times New Roman" w:hAnsi="Times New Roman" w:cs="Times New Roman"/>
                 <w:sz w:val="24"/>
                 <w:szCs w:val="24"/>
               </w:rPr>
             </w:pPr>
             <w:r>
               <w:rPr>
-                <w:rFonts w:ascii="Times New Roman" w:cs="Times New Roman" w:eastAsia="Times New Roman" w:hAnsi="Times New Roman"/>
-                <w:sz w:val="24"/>
-                <w:szCs w:val="24"/>
-                <w:rtl w:val="0"/>
-              </w:rPr>
-              <w:t xml:space="preserve">Team Members</w:t>
+                <w:rFonts w:ascii="Times New Roman" w:eastAsia="Times New Roman" w:hAnsi="Times New Roman" w:cs="Times New Roman"/>
+                <w:sz w:val="24"/>
+                <w:szCs w:val="24"/>
+              </w:rPr>
+              <w:t>Team Members</w:t>
             </w:r>
           </w:p>
         </w:tc>
         <w:tc>
-          <w:tcPr/>
+          <w:tcPr>
+            <w:tcW w:w="2264" w:type="dxa"/>
+          </w:tcPr>
           <w:p>
             <w:pPr>
               <w:spacing w:after="0" w:line="240" w:lineRule="auto"/>
               <w:rPr>
-                <w:rFonts w:ascii="Times New Roman" w:cs="Times New Roman" w:eastAsia="Times New Roman" w:hAnsi="Times New Roman"/>
+                <w:rFonts w:ascii="Times New Roman" w:eastAsia="Times New Roman" w:hAnsi="Times New Roman" w:cs="Times New Roman"/>
                 <w:sz w:val="24"/>
                 <w:szCs w:val="24"/>
               </w:rPr>
             </w:pPr>
             <w:r>
               <w:rPr>
-                <w:rtl w:val="0"/>
-              </w:rPr>
-              <w:t xml:space="preserve">${pm_team_baseline}</w:t>
+                <w:rFonts w:ascii="Times New Roman" w:hAnsi="Times New Roman" w:cs="Times New Roman"/>
+              </w:rPr>
+              <w:t>${</w:t>
+            </w:r>
+            <w:proofErr w:type="spellStart"/>
+            <w:r>
+              <w:rPr>
+                <w:rFonts w:ascii="Times New Roman" w:hAnsi="Times New Roman" w:cs="Times New Roman"/>
+              </w:rPr>
+              <w:t>pm_team_baseline</w:t>
+            </w:r>
+            <w:proofErr w:type="spellEnd"/>
+            <w:r>
+              <w:rPr>
+                <w:rFonts w:ascii="Times New Roman" w:hAnsi="Times New Roman" w:cs="Times New Roman"/>
+              </w:rPr>
+              <w:t>}</w:t>
             </w:r>
           </w:p>
         </w:tc>
         <w:tc>
-          <w:tcPr/>
+          <w:tcPr>
+            <w:tcW w:w="1890" w:type="dxa"/>
+          </w:tcPr>
           <w:p>
             <w:pPr>
               <w:spacing w:after="0" w:line="240" w:lineRule="auto"/>
               <w:rPr>
-                <w:rFonts w:ascii="Times New Roman" w:cs="Times New Roman" w:eastAsia="Times New Roman" w:hAnsi="Times New Roman"/>
+                <w:rFonts w:ascii="Times New Roman" w:eastAsia="Times New Roman" w:hAnsi="Times New Roman" w:cs="Times New Roman"/>
                 <w:sz w:val="24"/>
                 <w:szCs w:val="24"/>
               </w:rPr>
             </w:pPr>
             <w:r>
               <w:rPr>
-                <w:rtl w:val="0"/>
-              </w:rPr>
-              <w:t xml:space="preserve">${pm_team_target}</w:t>
+                <w:rFonts w:ascii="Times New Roman" w:hAnsi="Times New Roman" w:cs="Times New Roman"/>
+              </w:rPr>
+              <w:t>${</w:t>
+            </w:r>
+            <w:proofErr w:type="spellStart"/>
+            <w:r>
+              <w:rPr>
+                <w:rFonts w:ascii="Times New Roman" w:hAnsi="Times New Roman" w:cs="Times New Roman"/>
+              </w:rPr>
+              <w:t>pm_team_target</w:t>
+            </w:r>
+            <w:proofErr w:type="spellEnd"/>
+            <w:r>
+              <w:rPr>
+                <w:rFonts w:ascii="Times New Roman" w:hAnsi="Times New Roman" w:cs="Times New Roman"/>
+              </w:rPr>
+              <w:t>}</w:t>
             </w:r>
           </w:p>
         </w:tc>
         <w:tc>
-          <w:tcPr/>
+          <w:tcPr>
+            <w:tcW w:w="2417" w:type="dxa"/>
+          </w:tcPr>
           <w:p>
             <w:pPr>
               <w:spacing w:after="0" w:line="240" w:lineRule="auto"/>
               <w:rPr>
-                <w:rFonts w:ascii="Times New Roman" w:cs="Times New Roman" w:eastAsia="Times New Roman" w:hAnsi="Times New Roman"/>
+                <w:rFonts w:ascii="Times New Roman" w:eastAsia="Times New Roman" w:hAnsi="Times New Roman" w:cs="Times New Roman"/>
                 <w:sz w:val="24"/>
                 <w:szCs w:val="24"/>
               </w:rPr>
             </w:pPr>
             <w:r>
               <w:rPr>
-                <w:rtl w:val="0"/>
-              </w:rPr>
-              <w:t xml:space="preserve">${pm_team_current}</w:t>
+                <w:rFonts w:ascii="Times New Roman" w:hAnsi="Times New Roman" w:cs="Times New Roman"/>
+              </w:rPr>
+              <w:t>${</w:t>
+            </w:r>
+            <w:proofErr w:type="spellStart"/>
+            <w:r>
+              <w:rPr>
+                <w:rFonts w:ascii="Times New Roman" w:hAnsi="Times New Roman" w:cs="Times New Roman"/>
+              </w:rPr>
+              <w:t>pm_team_current</w:t>
+            </w:r>
+            <w:proofErr w:type="spellEnd"/>
+            <w:r>
+              <w:rPr>
+                <w:rFonts w:ascii="Times New Roman" w:hAnsi="Times New Roman" w:cs="Times New Roman"/>
+              </w:rPr>
+              <w:t>}</w:t>
             </w:r>
           </w:p>
         </w:tc>
         <w:tc>
-          <w:tcPr/>
+          <w:tcPr>
+            <w:tcW w:w="1650" w:type="dxa"/>
+          </w:tcPr>
           <w:p>
             <w:pPr>
               <w:spacing w:after="0" w:line="240" w:lineRule="auto"/>
               <w:rPr>
-                <w:rFonts w:ascii="Times New Roman" w:cs="Times New Roman" w:eastAsia="Times New Roman" w:hAnsi="Times New Roman"/>
+                <w:rFonts w:ascii="Times New Roman" w:eastAsia="Times New Roman" w:hAnsi="Times New Roman" w:cs="Times New Roman"/>
                 <w:sz w:val="24"/>
                 <w:szCs w:val="24"/>
               </w:rPr>
             </w:pPr>
             <w:r>
               <w:rPr>
-                <w:rtl w:val="0"/>
-              </w:rPr>
-              <w:t xml:space="preserve">${pm_team_remarks}</w:t>
+                <w:rFonts w:ascii="Times New Roman" w:hAnsi="Times New Roman" w:cs="Times New Roman"/>
+              </w:rPr>
+              <w:t>${</w:t>
+            </w:r>
+            <w:proofErr w:type="spellStart"/>
+            <w:r>
+              <w:rPr>
+                <w:rFonts w:ascii="Times New Roman" w:hAnsi="Times New Roman" w:cs="Times New Roman"/>
+              </w:rPr>
+              <w:t>pm_team_remarks</w:t>
+            </w:r>
+            <w:proofErr w:type="spellEnd"/>
+            <w:r>
+              <w:rPr>
+                <w:rFonts w:ascii="Times New Roman" w:hAnsi="Times New Roman" w:cs="Times New Roman"/>
+              </w:rPr>
+              <w:t>}</w:t>
             </w:r>
           </w:p>
         </w:tc>
       </w:tr>
       <w:tr>
         <w:trPr>
-          <w:cantSplit w:val="0"/>
-          <w:trHeight w:val="294" w:hRule="atLeast"/>
-          <w:tblHeader w:val="0"/>
+          <w:trHeight w:val="294"/>
         </w:trPr>
         <w:tc>
-          <w:tcPr/>
+          <w:tcPr>
+            <w:tcW w:w="1243" w:type="dxa"/>
+          </w:tcPr>
           <w:p>
             <w:pPr>
               <w:spacing w:after="0" w:line="240" w:lineRule="auto"/>
               <w:rPr>
-                <w:rFonts w:ascii="Times New Roman" w:cs="Times New Roman" w:eastAsia="Times New Roman" w:hAnsi="Times New Roman"/>
+                <w:rFonts w:ascii="Times New Roman" w:eastAsia="Times New Roman" w:hAnsi="Times New Roman" w:cs="Times New Roman"/>
                 <w:sz w:val="24"/>
                 <w:szCs w:val="24"/>
               </w:rPr>
             </w:pPr>
             <w:r>
               <w:rPr>
-                <w:rFonts w:ascii="Times New Roman" w:cs="Times New Roman" w:eastAsia="Times New Roman" w:hAnsi="Times New Roman"/>
-                <w:sz w:val="24"/>
-                <w:szCs w:val="24"/>
-                <w:rtl w:val="0"/>
-              </w:rPr>
-              <w:t xml:space="preserve">Funding Secured</w:t>
+                <w:rFonts w:ascii="Times New Roman" w:eastAsia="Times New Roman" w:hAnsi="Times New Roman" w:cs="Times New Roman"/>
+                <w:sz w:val="24"/>
+                <w:szCs w:val="24"/>
+              </w:rPr>
+              <w:t>Funding Secured</w:t>
             </w:r>
           </w:p>
         </w:tc>
         <w:tc>
-          <w:tcPr/>
+          <w:tcPr>
+            <w:tcW w:w="2264" w:type="dxa"/>
+          </w:tcPr>
           <w:p>
             <w:pPr>
               <w:spacing w:after="0" w:line="240" w:lineRule="auto"/>
               <w:rPr>
-                <w:rFonts w:ascii="Times New Roman" w:cs="Times New Roman" w:eastAsia="Times New Roman" w:hAnsi="Times New Roman"/>
+                <w:rFonts w:ascii="Times New Roman" w:eastAsia="Times New Roman" w:hAnsi="Times New Roman" w:cs="Times New Roman"/>
                 <w:sz w:val="24"/>
                 <w:szCs w:val="24"/>
               </w:rPr>
             </w:pPr>
             <w:r>
               <w:rPr>
-                <w:rtl w:val="0"/>
-              </w:rPr>
-              <w:t xml:space="preserve">${pm_funding_baseline}</w:t>
+                <w:rFonts w:ascii="Times New Roman" w:hAnsi="Times New Roman" w:cs="Times New Roman"/>
+              </w:rPr>
+              <w:t>${</w:t>
+            </w:r>
+            <w:proofErr w:type="spellStart"/>
+            <w:r>
+              <w:rPr>
+                <w:rFonts w:ascii="Times New Roman" w:hAnsi="Times New Roman" w:cs="Times New Roman"/>
+              </w:rPr>
+              <w:t>pm_funding_baseline</w:t>
+            </w:r>
+            <w:proofErr w:type="spellEnd"/>
+            <w:r>
+              <w:rPr>
+                <w:rFonts w:ascii="Times New Roman" w:hAnsi="Times New Roman" w:cs="Times New Roman"/>
+              </w:rPr>
+              <w:t>}</w:t>
             </w:r>
           </w:p>
         </w:tc>
         <w:tc>
-          <w:tcPr/>
+          <w:tcPr>
+            <w:tcW w:w="1890" w:type="dxa"/>
+          </w:tcPr>
           <w:p>
             <w:pPr>
               <w:spacing w:after="0" w:line="240" w:lineRule="auto"/>
               <w:rPr>
-                <w:rFonts w:ascii="Times New Roman" w:cs="Times New Roman" w:eastAsia="Times New Roman" w:hAnsi="Times New Roman"/>
+                <w:rFonts w:ascii="Times New Roman" w:eastAsia="Times New Roman" w:hAnsi="Times New Roman" w:cs="Times New Roman"/>
                 <w:sz w:val="24"/>
                 <w:szCs w:val="24"/>
               </w:rPr>
             </w:pPr>
             <w:r>
               <w:rPr>
-                <w:rtl w:val="0"/>
-              </w:rPr>
-              <w:t xml:space="preserve">${pm_funding_target}</w:t>
+                <w:rFonts w:ascii="Times New Roman" w:hAnsi="Times New Roman" w:cs="Times New Roman"/>
+              </w:rPr>
+              <w:t>${</w:t>
+            </w:r>
+            <w:proofErr w:type="spellStart"/>
+            <w:r>
+              <w:rPr>
+                <w:rFonts w:ascii="Times New Roman" w:hAnsi="Times New Roman" w:cs="Times New Roman"/>
+              </w:rPr>
+              <w:t>pm_funding_target</w:t>
+            </w:r>
+            <w:proofErr w:type="spellEnd"/>
+            <w:r>
+              <w:rPr>
+                <w:rFonts w:ascii="Times New Roman" w:hAnsi="Times New Roman" w:cs="Times New Roman"/>
+              </w:rPr>
+              <w:t>}</w:t>
             </w:r>
           </w:p>
         </w:tc>
         <w:tc>
-          <w:tcPr/>
+          <w:tcPr>
+            <w:tcW w:w="2417" w:type="dxa"/>
+          </w:tcPr>
           <w:p>
             <w:pPr>
               <w:spacing w:after="0" w:line="240" w:lineRule="auto"/>
               <w:rPr>
-                <w:rFonts w:ascii="Times New Roman" w:cs="Times New Roman" w:eastAsia="Times New Roman" w:hAnsi="Times New Roman"/>
+                <w:rFonts w:ascii="Times New Roman" w:eastAsia="Times New Roman" w:hAnsi="Times New Roman" w:cs="Times New Roman"/>
                 <w:sz w:val="24"/>
                 <w:szCs w:val="24"/>
               </w:rPr>
             </w:pPr>
             <w:r>
               <w:rPr>
-                <w:rtl w:val="0"/>
-              </w:rPr>
-              <w:t xml:space="preserve">${pm_funding_current}</w:t>
+                <w:rFonts w:ascii="Times New Roman" w:hAnsi="Times New Roman" w:cs="Times New Roman"/>
+              </w:rPr>
+              <w:t>${</w:t>
+            </w:r>
+            <w:proofErr w:type="spellStart"/>
+            <w:r>
+              <w:rPr>
+                <w:rFonts w:ascii="Times New Roman" w:hAnsi="Times New Roman" w:cs="Times New Roman"/>
+              </w:rPr>
+              <w:t>pm_funding_current</w:t>
+            </w:r>
+            <w:proofErr w:type="spellEnd"/>
+            <w:r>
+              <w:rPr>
+                <w:rFonts w:ascii="Times New Roman" w:hAnsi="Times New Roman" w:cs="Times New Roman"/>
+              </w:rPr>
+              <w:t>}</w:t>
             </w:r>
           </w:p>
         </w:tc>
         <w:tc>
-          <w:tcPr/>
+          <w:tcPr>
+            <w:tcW w:w="1650" w:type="dxa"/>
+          </w:tcPr>
           <w:p>
             <w:pPr>
               <w:spacing w:after="0" w:line="240" w:lineRule="auto"/>
               <w:rPr>
-                <w:rFonts w:ascii="Times New Roman" w:cs="Times New Roman" w:eastAsia="Times New Roman" w:hAnsi="Times New Roman"/>
+                <w:rFonts w:ascii="Times New Roman" w:eastAsia="Times New Roman" w:hAnsi="Times New Roman" w:cs="Times New Roman"/>
                 <w:sz w:val="24"/>
                 <w:szCs w:val="24"/>
               </w:rPr>
             </w:pPr>
             <w:r>
               <w:rPr>
-                <w:rtl w:val="0"/>
-              </w:rPr>
-              <w:t xml:space="preserve">${pm_funding_remarks}</w:t>
+                <w:rFonts w:ascii="Times New Roman" w:hAnsi="Times New Roman" w:cs="Times New Roman"/>
+              </w:rPr>
+              <w:t>${</w:t>
+            </w:r>
+            <w:proofErr w:type="spellStart"/>
+            <w:r>
+              <w:rPr>
+                <w:rFonts w:ascii="Times New Roman" w:hAnsi="Times New Roman" w:cs="Times New Roman"/>
+              </w:rPr>
+              <w:t>pm_funding_remarks</w:t>
+            </w:r>
+            <w:proofErr w:type="spellEnd"/>
+            <w:r>
+              <w:rPr>
+                <w:rFonts w:ascii="Times New Roman" w:hAnsi="Times New Roman" w:cs="Times New Roman"/>
+              </w:rPr>
+              <w:t>}</w:t>
             </w:r>
           </w:p>
         </w:tc>
@@ -1118,76 +1448,65 @@
     </w:tbl>
     <w:p>
       <w:pPr>
-        <w:spacing w:after="0" w:lineRule="auto"/>
+        <w:spacing w:after="0"/>
         <w:jc w:val="both"/>
         <w:rPr>
-          <w:rFonts w:ascii="Times New Roman" w:cs="Times New Roman" w:eastAsia="Times New Roman" w:hAnsi="Times New Roman"/>
-          <w:b w:val="1"/>
-          <w:bCs w:val="1"/>
+          <w:rFonts w:ascii="Times New Roman" w:eastAsia="Times New Roman" w:hAnsi="Times New Roman" w:cs="Times New Roman"/>
+          <w:b/>
+          <w:bCs/>
+        </w:rPr>
+      </w:pPr>
+    </w:p>
+    <w:p>
+      <w:pPr>
+        <w:keepNext/>
+        <w:keepLines/>
+        <w:spacing w:after="0"/>
+        <w:jc w:val="both"/>
+        <w:rPr>
+          <w:rFonts w:ascii="Times New Roman" w:eastAsia="Times New Roman" w:hAnsi="Times New Roman" w:cs="Times New Roman"/>
+          <w:b/>
+          <w:bCs/>
+          <w:sz w:val="24"/>
+          <w:szCs w:val="24"/>
         </w:rPr>
       </w:pPr>
       <w:r>
         <w:rPr>
-          <w:rtl w:val="0"/>
+          <w:rFonts w:ascii="Times New Roman" w:eastAsia="Times New Roman" w:hAnsi="Times New Roman" w:cs="Times New Roman"/>
+          <w:b/>
+          <w:bCs/>
+          <w:sz w:val="24"/>
+          <w:szCs w:val="24"/>
         </w:rPr>
+        <w:t>Prepared By:</w:t>
       </w:r>
     </w:p>
     <w:p>
       <w:pPr>
         <w:keepNext/>
         <w:keepLines/>
-        <w:spacing w:after="0" w:lineRule="auto"/>
+        <w:spacing w:after="0"/>
         <w:jc w:val="both"/>
         <w:rPr>
-          <w:rFonts w:ascii="Times New Roman" w:cs="Times New Roman" w:eastAsia="Times New Roman" w:hAnsi="Times New Roman"/>
-          <w:b w:val="1"/>
-          <w:bCs w:val="1"/>
+          <w:rFonts w:ascii="Times New Roman" w:eastAsia="Times New Roman" w:hAnsi="Times New Roman" w:cs="Times New Roman"/>
+          <w:b/>
+          <w:bCs/>
           <w:sz w:val="24"/>
           <w:szCs w:val="24"/>
         </w:rPr>
       </w:pPr>
-      <w:r>
-        <w:rPr>
-          <w:rFonts w:ascii="Times New Roman" w:cs="Times New Roman" w:eastAsia="Times New Roman" w:hAnsi="Times New Roman"/>
-          <w:b w:val="1"/>
-          <w:bCs w:val="1"/>
-          <w:sz w:val="24"/>
-          <w:szCs w:val="24"/>
-          <w:rtl w:val="0"/>
-        </w:rPr>
-        <w:t xml:space="preserve">Prepared By:</w:t>
-      </w:r>
     </w:p>
     <w:p>
       <w:pPr>
         <w:keepNext/>
         <w:keepLines/>
-        <w:spacing w:after="0" w:lineRule="auto"/>
+        <w:spacing w:after="0"/>
         <w:jc w:val="both"/>
         <w:rPr>
-          <w:rFonts w:ascii="Times New Roman" w:cs="Times New Roman" w:eastAsia="Times New Roman" w:hAnsi="Times New Roman"/>
-          <w:b w:val="1"/>
-          <w:bCs w:val="1"/>
-          <w:sz w:val="24"/>
-          <w:szCs w:val="24"/>
-        </w:rPr>
-      </w:pPr>
-      <w:r>
-        <w:rPr>
-          <w:rtl w:val="0"/>
-        </w:rPr>
-      </w:r>
-    </w:p>
-    <w:p>
-      <w:pPr>
-        <w:keepNext/>
-        <w:keepLines/>
-        <w:spacing w:after="0" w:lineRule="auto"/>
-        <w:jc w:val="both"/>
-        <w:rPr>
-          <w:rFonts w:ascii="Times New Roman" w:cs="Times New Roman" w:eastAsia="Times New Roman" w:hAnsi="Times New Roman"/>
-          <w:b w:val="1"/>
-          <w:bCs w:val="1"/>
+          <w:rFonts w:ascii="Times New Roman" w:eastAsia="Times New Roman" w:hAnsi="Times New Roman" w:cs="Times New Roman"/>
+          <w:b/>
+          <w:bCs/>
           <w:sz w:val="24"/>
           <w:szCs w:val="24"/>
           <w:u w:val="single"/>
@@ -1195,97 +1514,131 @@
       </w:pPr>
       <w:r>
         <w:rPr>
-          <w:rFonts w:ascii="Times New Roman" w:cs="Times New Roman" w:eastAsia="Times New Roman" w:hAnsi="Times New Roman"/>
-          <w:b w:val="1"/>
-          <w:bCs w:val="1"/>
+          <w:rFonts w:ascii="Times New Roman" w:eastAsia="Times New Roman" w:hAnsi="Times New Roman" w:cs="Times New Roman"/>
+          <w:b/>
+          <w:bCs/>
           <w:sz w:val="24"/>
           <w:szCs w:val="24"/>
           <w:u w:val="single"/>
-          <w:rtl w:val="0"/>
         </w:rPr>
-        <w:t xml:space="preserve">${prepared_by_name}</w:t>
+        <w:t>${</w:t>
+      </w:r>
+      <w:proofErr w:type="spellStart"/>
+      <w:r>
+        <w:rPr>
+          <w:rFonts w:ascii="Times New Roman" w:eastAsia="Times New Roman" w:hAnsi="Times New Roman" w:cs="Times New Roman"/>
+          <w:b/>
+          <w:bCs/>
+          <w:sz w:val="24"/>
+          <w:szCs w:val="24"/>
+          <w:u w:val="single"/>
+        </w:rPr>
+        <w:t>prepared_by_name</w:t>
+      </w:r>
+      <w:proofErr w:type="spellEnd"/>
+      <w:r>
+        <w:rPr>
+          <w:rFonts w:ascii="Times New Roman" w:eastAsia="Times New Roman" w:hAnsi="Times New Roman" w:cs="Times New Roman"/>
+          <w:b/>
+          <w:bCs/>
+          <w:sz w:val="24"/>
+          <w:szCs w:val="24"/>
+          <w:u w:val="single"/>
+        </w:rPr>
+        <w:t>}</w:t>
       </w:r>
     </w:p>
     <w:p>
       <w:pPr>
         <w:keepNext/>
         <w:keepLines/>
-        <w:spacing w:after="0" w:lineRule="auto"/>
+        <w:spacing w:after="0"/>
         <w:jc w:val="both"/>
         <w:rPr>
-          <w:rFonts w:ascii="Times New Roman" w:cs="Times New Roman" w:eastAsia="Times New Roman" w:hAnsi="Times New Roman"/>
+          <w:rFonts w:ascii="Times New Roman" w:eastAsia="Times New Roman" w:hAnsi="Times New Roman" w:cs="Times New Roman"/>
           <w:sz w:val="24"/>
           <w:szCs w:val="24"/>
         </w:rPr>
       </w:pPr>
       <w:r>
         <w:rPr>
-          <w:rFonts w:ascii="Times New Roman" w:cs="Times New Roman" w:eastAsia="Times New Roman" w:hAnsi="Times New Roman"/>
+          <w:rFonts w:ascii="Times New Roman" w:eastAsia="Times New Roman" w:hAnsi="Times New Roman" w:cs="Times New Roman"/>
           <w:sz w:val="24"/>
           <w:szCs w:val="24"/>
-          <w:rtl w:val="0"/>
         </w:rPr>
-        <w:t xml:space="preserve">${prepared_by_position}</w:t>
+        <w:t>${</w:t>
+      </w:r>
+      <w:proofErr w:type="spellStart"/>
+      <w:r>
+        <w:rPr>
+          <w:rFonts w:ascii="Times New Roman" w:eastAsia="Times New Roman" w:hAnsi="Times New Roman" w:cs="Times New Roman"/>
+          <w:sz w:val="24"/>
+          <w:szCs w:val="24"/>
+        </w:rPr>
+        <w:t>prepared_by_position</w:t>
+      </w:r>
+      <w:proofErr w:type="spellEnd"/>
+      <w:r>
+        <w:rPr>
+          <w:rFonts w:ascii="Times New Roman" w:eastAsia="Times New Roman" w:hAnsi="Times New Roman" w:cs="Times New Roman"/>
+          <w:sz w:val="24"/>
+          <w:szCs w:val="24"/>
+        </w:rPr>
+        <w:t>}</w:t>
       </w:r>
     </w:p>
     <w:p>
       <w:pPr>
         <w:keepNext/>
         <w:keepLines/>
-        <w:spacing w:after="0" w:lineRule="auto"/>
+        <w:spacing w:after="0"/>
         <w:ind w:left="4320" w:firstLine="720"/>
         <w:jc w:val="both"/>
         <w:rPr>
-          <w:rFonts w:ascii="Times New Roman" w:cs="Times New Roman" w:eastAsia="Times New Roman" w:hAnsi="Times New Roman"/>
-          <w:b w:val="1"/>
-          <w:bCs w:val="1"/>
+          <w:rFonts w:ascii="Times New Roman" w:eastAsia="Times New Roman" w:hAnsi="Times New Roman" w:cs="Times New Roman"/>
+          <w:b/>
+          <w:bCs/>
           <w:sz w:val="24"/>
           <w:szCs w:val="24"/>
         </w:rPr>
       </w:pPr>
       <w:r>
         <w:rPr>
-          <w:rFonts w:ascii="Times New Roman" w:cs="Times New Roman" w:eastAsia="Times New Roman" w:hAnsi="Times New Roman"/>
-          <w:b w:val="1"/>
-          <w:bCs w:val="1"/>
+          <w:rFonts w:ascii="Times New Roman" w:eastAsia="Times New Roman" w:hAnsi="Times New Roman" w:cs="Times New Roman"/>
+          <w:b/>
+          <w:bCs/>
           <w:sz w:val="24"/>
           <w:szCs w:val="24"/>
-          <w:rtl w:val="0"/>
         </w:rPr>
-        <w:t xml:space="preserve">Noted By:</w:t>
+        <w:t>Noted By:</w:t>
       </w:r>
     </w:p>
     <w:p>
       <w:pPr>
         <w:keepNext/>
         <w:keepLines/>
-        <w:spacing w:after="0" w:lineRule="auto"/>
-        <w:ind w:left="6480" w:firstLine="0"/>
+        <w:spacing w:after="0"/>
+        <w:ind w:left="6480"/>
         <w:jc w:val="both"/>
         <w:rPr>
-          <w:rFonts w:ascii="Times New Roman" w:cs="Times New Roman" w:eastAsia="Times New Roman" w:hAnsi="Times New Roman"/>
-          <w:b w:val="1"/>
-          <w:bCs w:val="1"/>
+          <w:rFonts w:ascii="Times New Roman" w:eastAsia="Times New Roman" w:hAnsi="Times New Roman" w:cs="Times New Roman"/>
+          <w:b/>
+          <w:bCs/>
           <w:sz w:val="24"/>
           <w:szCs w:val="24"/>
         </w:rPr>
       </w:pPr>
-      <w:r>
-        <w:rPr>
-          <w:rtl w:val="0"/>
-        </w:rPr>
-      </w:r>
     </w:p>
     <w:p>
       <w:pPr>
         <w:keepNext/>
         <w:keepLines/>
-        <w:spacing w:after="0" w:lineRule="auto"/>
-        <w:ind w:left="5040" w:firstLine="0"/>
+        <w:spacing w:after="0"/>
+        <w:ind w:left="5040"/>
         <w:rPr>
-          <w:rFonts w:ascii="Times New Roman" w:cs="Times New Roman" w:eastAsia="Times New Roman" w:hAnsi="Times New Roman"/>
-          <w:b w:val="1"/>
-          <w:bCs w:val="1"/>
+          <w:rFonts w:ascii="Times New Roman" w:eastAsia="Times New Roman" w:hAnsi="Times New Roman" w:cs="Times New Roman"/>
+          <w:b/>
+          <w:bCs/>
           <w:sz w:val="24"/>
           <w:szCs w:val="24"/>
           <w:u w:val="single"/>
@@ -1293,174 +1646,218 @@
       </w:pPr>
       <w:r>
         <w:rPr>
-          <w:rFonts w:ascii="Times New Roman" w:cs="Times New Roman" w:eastAsia="Times New Roman" w:hAnsi="Times New Roman"/>
-          <w:b w:val="1"/>
-          <w:bCs w:val="1"/>
+          <w:rFonts w:ascii="Times New Roman" w:eastAsia="Times New Roman" w:hAnsi="Times New Roman" w:cs="Times New Roman"/>
+          <w:b/>
+          <w:bCs/>
           <w:sz w:val="24"/>
           <w:szCs w:val="24"/>
           <w:u w:val="single"/>
-          <w:rtl w:val="0"/>
         </w:rPr>
-        <w:t xml:space="preserve">${noted_by_name}</w:t>
+        <w:t>${</w:t>
+      </w:r>
+      <w:proofErr w:type="spellStart"/>
+      <w:r>
+        <w:rPr>
+          <w:rFonts w:ascii="Times New Roman" w:eastAsia="Times New Roman" w:hAnsi="Times New Roman" w:cs="Times New Roman"/>
+          <w:b/>
+          <w:bCs/>
+          <w:sz w:val="24"/>
+          <w:szCs w:val="24"/>
+          <w:u w:val="single"/>
+        </w:rPr>
+        <w:t>noted_by_name</w:t>
+      </w:r>
+      <w:proofErr w:type="spellEnd"/>
+      <w:r>
+        <w:rPr>
+          <w:rFonts w:ascii="Times New Roman" w:eastAsia="Times New Roman" w:hAnsi="Times New Roman" w:cs="Times New Roman"/>
+          <w:b/>
+          <w:bCs/>
+          <w:sz w:val="24"/>
+          <w:szCs w:val="24"/>
+          <w:u w:val="single"/>
+        </w:rPr>
+        <w:t>}</w:t>
       </w:r>
     </w:p>
     <w:p>
       <w:pPr>
         <w:keepLines/>
-        <w:spacing w:after="0" w:lineRule="auto"/>
+        <w:spacing w:after="0"/>
         <w:ind w:left="4320" w:firstLine="720"/>
         <w:jc w:val="both"/>
         <w:rPr>
-          <w:rFonts w:ascii="Times New Roman" w:cs="Times New Roman" w:eastAsia="Times New Roman" w:hAnsi="Times New Roman"/>
+          <w:rFonts w:ascii="Times New Roman" w:eastAsia="Times New Roman" w:hAnsi="Times New Roman" w:cs="Times New Roman"/>
           <w:sz w:val="24"/>
           <w:szCs w:val="24"/>
         </w:rPr>
       </w:pPr>
       <w:r>
         <w:rPr>
-          <w:rFonts w:ascii="Times New Roman" w:cs="Times New Roman" w:eastAsia="Times New Roman" w:hAnsi="Times New Roman"/>
+          <w:rFonts w:ascii="Times New Roman" w:eastAsia="Times New Roman" w:hAnsi="Times New Roman" w:cs="Times New Roman"/>
           <w:sz w:val="24"/>
           <w:szCs w:val="24"/>
-          <w:rtl w:val="0"/>
         </w:rPr>
-        <w:t xml:space="preserve">${noted_by_position}</w:t>
+        <w:t>${</w:t>
+      </w:r>
+      <w:proofErr w:type="spellStart"/>
+      <w:r>
+        <w:rPr>
+          <w:rFonts w:ascii="Times New Roman" w:eastAsia="Times New Roman" w:hAnsi="Times New Roman" w:cs="Times New Roman"/>
+          <w:sz w:val="24"/>
+          <w:szCs w:val="24"/>
+        </w:rPr>
+        <w:t>noted_by_position</w:t>
+      </w:r>
+      <w:proofErr w:type="spellEnd"/>
+      <w:r>
+        <w:rPr>
+          <w:rFonts w:ascii="Times New Roman" w:eastAsia="Times New Roman" w:hAnsi="Times New Roman" w:cs="Times New Roman"/>
+          <w:sz w:val="24"/>
+          <w:szCs w:val="24"/>
+        </w:rPr>
+        <w:t>}</w:t>
       </w:r>
     </w:p>
     <w:p>
       <w:pPr>
-        <w:spacing w:after="0" w:lineRule="auto"/>
-        <w:ind w:left="6480" w:firstLine="0"/>
+        <w:spacing w:after="0"/>
+        <w:ind w:left="6480"/>
         <w:jc w:val="both"/>
         <w:rPr>
-          <w:rFonts w:ascii="Times New Roman" w:cs="Times New Roman" w:eastAsia="Times New Roman" w:hAnsi="Times New Roman"/>
+          <w:rFonts w:ascii="Times New Roman" w:eastAsia="Times New Roman" w:hAnsi="Times New Roman" w:cs="Times New Roman"/>
           <w:sz w:val="24"/>
           <w:szCs w:val="24"/>
         </w:rPr>
       </w:pPr>
-      <w:r>
-        <w:rPr>
-          <w:rtl w:val="0"/>
-        </w:rPr>
-      </w:r>
     </w:p>
     <w:p>
       <w:pPr>
-        <w:spacing w:after="0" w:lineRule="auto"/>
-        <w:ind w:left="6480" w:firstLine="0"/>
+        <w:spacing w:after="0"/>
+        <w:ind w:left="6480"/>
         <w:jc w:val="both"/>
         <w:rPr>
-          <w:rFonts w:ascii="Times New Roman" w:cs="Times New Roman" w:eastAsia="Times New Roman" w:hAnsi="Times New Roman"/>
+          <w:rFonts w:ascii="Times New Roman" w:eastAsia="Times New Roman" w:hAnsi="Times New Roman" w:cs="Times New Roman"/>
           <w:sz w:val="24"/>
           <w:szCs w:val="24"/>
         </w:rPr>
       </w:pPr>
-      <w:r>
-        <w:rPr>
-          <w:rtl w:val="0"/>
-        </w:rPr>
-      </w:r>
     </w:p>
     <w:p>
       <w:pPr>
         <w:spacing w:line="240" w:lineRule="auto"/>
         <w:rPr>
-          <w:rFonts w:ascii="Times New Roman" w:cs="Times New Roman" w:eastAsia="Times New Roman" w:hAnsi="Times New Roman"/>
+          <w:rFonts w:ascii="Times New Roman" w:eastAsia="Times New Roman" w:hAnsi="Times New Roman" w:cs="Times New Roman"/>
         </w:rPr>
       </w:pPr>
-      <w:r>
-        <w:rPr>
-          <w:rtl w:val="0"/>
-        </w:rPr>
-      </w:r>
     </w:p>
     <w:p>
       <w:pPr>
         <w:spacing w:line="240" w:lineRule="auto"/>
         <w:rPr>
-          <w:rFonts w:ascii="Times New Roman" w:cs="Times New Roman" w:eastAsia="Times New Roman" w:hAnsi="Times New Roman"/>
+          <w:rFonts w:ascii="Times New Roman" w:eastAsia="Times New Roman" w:hAnsi="Times New Roman" w:cs="Times New Roman"/>
         </w:rPr>
       </w:pPr>
-      <w:r>
-        <w:rPr>
-          <w:rtl w:val="0"/>
-        </w:rPr>
-      </w:r>
     </w:p>
     <w:sectPr>
-      <w:headerReference r:id="rId9" w:type="default"/>
-      <w:headerReference r:id="rId10" w:type="first"/>
-      <w:footerReference r:id="rId11" w:type="default"/>
-      <w:footerReference r:id="rId12" w:type="first"/>
-      <w:pgSz w:h="20160" w:w="12240" w:orient="portrait"/>
-      <w:pgMar w:bottom="994" w:top="634" w:left="1440" w:right="1440" w:header="274" w:footer="584"/>
+      <w:headerReference w:type="default" r:id="rId9"/>
+      <w:footerReference w:type="default" r:id="rId10"/>
+      <w:headerReference w:type="first" r:id="rId11"/>
+      <w:footerReference w:type="first" r:id="rId12"/>
+      <w:pgSz w:w="11906" w:h="16838" w:code="9"/>
+      <w:pgMar w:top="634" w:right="1440" w:bottom="994" w:left="1440" w:header="274" w:footer="584" w:gutter="0"/>
       <w:pgNumType w:start="1"/>
-      <w:titlePg w:val="1"/>
+      <w:cols w:space="720"/>
+      <w:titlePg/>
+      <w:docGrid w:linePitch="299"/>
     </w:sectPr>
   </w:body>
 </w:document>
 </file>
 
+<file path=word/endnotes.xml><?xml version="1.0" encoding="utf-8"?>
+<w:endnotes xmlns:wpc="http://schemas.microsoft.com/office/word/2010/wordprocessingCanvas" xmlns:cx="http://schemas.microsoft.com/office/drawing/2014/chartex" xmlns:cx1="http://schemas.microsoft.com/office/drawing/2015/9/8/chartex" xmlns:cx2="http://schemas.microsoft.com/office/drawing/2015/10/21/chartex" xmlns:cx3="http://schemas.microsoft.com/office/drawing/2016/5/9/chartex" xmlns:cx4="http://schemas.microsoft.com/office/drawing/2016/5/10/chartex" xmlns:cx5="http://schemas.microsoft.com/office/drawing/2016/5/11/chartex" xmlns:cx6="http://schemas.microsoft.com/office/drawing/2016/5/12/chartex" xmlns:cx7="http://schemas.microsoft.com/office/drawing/2016/5/13/chartex" xmlns:cx8="http://schemas.microsoft.com/office/drawing/2016/5/14/chartex" xmlns:mc="http://schemas.openxmlformats.org/markup-compatibility/2006" xmlns:aink="http://schemas.microsoft.com/office/drawing/2016/ink" xmlns:am3d="http://schemas.microsoft.com/office/drawing/2017/model3d" xmlns:o="urn:schemas-microsoft-com:office:office" xmlns:oel="http://schemas.microsoft.com/office/2019/extlst" xmlns:r="http://schemas.openxmlformats.org/officeDocument/2006/relationships" xmlns:m="http://schemas.openxmlformats.org/officeDocument/2006/math" xmlns:v="urn:schemas-microsoft-com:vml" xmlns:wp14="http://schemas.microsoft.com/office/word/2010/wordprocessingDrawing" xmlns:wp="http://schemas.openxmlformats.org/drawingml/2006/wordprocessingDrawing" xmlns:w10="urn:schemas-microsoft-com:office:word" xmlns:w="http://schemas.openxmlformats.org/wordprocessingml/2006/main" xmlns:w14="http://schemas.microsoft.com/office/word/2010/wordml" xmlns:w15="http://schemas.microsoft.com/office/word/2012/wordml" xmlns:w16cex="http://schemas.microsoft.com/office/word/2018/wordml/cex" xmlns:w16cid="http://schemas.microsoft.com/office/word/2016/wordml/cid" xmlns:w16="http://schemas.microsoft.com/office/word/2018/wordml" xmlns:w16du="http://schemas.microsoft.com/office/word/2023/wordml/word16du" xmlns:w16sdtdh="http://schemas.microsoft.com/office/word/2020/wordml/sdtdatahash" xmlns:w16sdtfl="http://schemas.microsoft.com/office/word/2024/wordml/sdtformatlock" xmlns:w16se="http://schemas.microsoft.com/office/word/2015/wordml/symex" xmlns:wpg="http://schemas.microsoft.com/office/word/2010/wordprocessingGroup" xmlns:wpi="http://schemas.microsoft.com/office/word/2010/wordprocessingInk" xmlns:wne="http://schemas.microsoft.com/office/word/2006/wordml" xmlns:wps="http://schemas.microsoft.com/office/word/2010/wordprocessingShape" mc:Ignorable="w14 w15 w16se w16cid w16 w16cex w16sdtdh w16sdtfl w16du wp14">
+  <w:endnote w:type="separator" w:id="-1">
+    <w:p>
+      <w:pPr>
+        <w:spacing w:after="0" w:line="240" w:lineRule="auto"/>
+      </w:pPr>
+      <w:r>
+        <w:separator/>
+      </w:r>
+    </w:p>
+  </w:endnote>
+  <w:endnote w:type="continuationSeparator" w:id="0">
+    <w:p>
+      <w:pPr>
+        <w:spacing w:after="0" w:line="240" w:lineRule="auto"/>
+      </w:pPr>
+      <w:r>
+        <w:continuationSeparator/>
+      </w:r>
+    </w:p>
+  </w:endnote>
+</w:endnotes>
+</file>
+
 <file path=word/footer1.xml><?xml version="1.0" encoding="utf-8"?>
-<w:ftr xmlns:mc="http://schemas.openxmlformats.org/markup-compatibility/2006" xmlns:o="urn:schemas-microsoft-com:office:office" xmlns:r="http://schemas.openxmlformats.org/officeDocument/2006/relationships" xmlns:m="http://schemas.openxmlformats.org/officeDocument/2006/math" xmlns:v="urn:schemas-microsoft-com:vml" xmlns:wp="http://schemas.openxmlformats.org/drawingml/2006/wordprocessingDrawing" xmlns:w10="urn:schemas-microsoft-com:office:word" xmlns:w="http://schemas.openxmlformats.org/wordprocessingml/2006/main" xmlns:wne="http://schemas.microsoft.com/office/word/2006/wordml" xmlns:sl="http://schemas.openxmlformats.org/schemaLibrary/2006/main" xmlns:a="http://schemas.openxmlformats.org/drawingml/2006/main" xmlns:pic="http://schemas.openxmlformats.org/drawingml/2006/picture" xmlns:c="http://schemas.openxmlformats.org/drawingml/2006/chart" xmlns:lc="http://schemas.openxmlformats.org/drawingml/2006/lockedCanvas" xmlns:dgm="http://schemas.openxmlformats.org/drawingml/2006/diagram" xmlns:wps="http://schemas.microsoft.com/office/word/2010/wordprocessingShape" xmlns:wpg="http://schemas.microsoft.com/office/word/2010/wordprocessingGroup" xmlns:w14="http://schemas.microsoft.com/office/word/2010/wordml" xmlns:w15="http://schemas.microsoft.com/office/word/2012/wordml" xmlns:w16="http://schemas.microsoft.com/office/word/2018/wordml" xmlns:w16cex="http://schemas.microsoft.com/office/word/2018/wordml/cex" xmlns:w16cid="http://schemas.microsoft.com/office/word/2016/wordml/cid" xmlns="http://schemas.microsoft.com/office/tasks/2019/documenttasks" xmlns:cr="http://schemas.microsoft.com/office/comments/2020/reactions">
+<w:ftr xmlns:wpc="http://schemas.microsoft.com/office/word/2010/wordprocessingCanvas" xmlns:cx="http://schemas.microsoft.com/office/drawing/2014/chartex" xmlns:cx1="http://schemas.microsoft.com/office/drawing/2015/9/8/chartex" xmlns:cx2="http://schemas.microsoft.com/office/drawing/2015/10/21/chartex" xmlns:cx3="http://schemas.microsoft.com/office/drawing/2016/5/9/chartex" xmlns:cx4="http://schemas.microsoft.com/office/drawing/2016/5/10/chartex" xmlns:cx5="http://schemas.microsoft.com/office/drawing/2016/5/11/chartex" xmlns:cx6="http://schemas.microsoft.com/office/drawing/2016/5/12/chartex" xmlns:cx7="http://schemas.microsoft.com/office/drawing/2016/5/13/chartex" xmlns:cx8="http://schemas.microsoft.com/office/drawing/2016/5/14/chartex" xmlns:mc="http://schemas.openxmlformats.org/markup-compatibility/2006" xmlns:aink="http://schemas.microsoft.com/office/drawing/2016/ink" xmlns:am3d="http://schemas.microsoft.com/office/drawing/2017/model3d" xmlns:o="urn:schemas-microsoft-com:office:office" xmlns:oel="http://schemas.microsoft.com/office/2019/extlst" xmlns:r="http://schemas.openxmlformats.org/officeDocument/2006/relationships" xmlns:m="http://schemas.openxmlformats.org/officeDocument/2006/math" xmlns:v="urn:schemas-microsoft-com:vml" xmlns:wp14="http://schemas.microsoft.com/office/word/2010/wordprocessingDrawing" xmlns:wp="http://schemas.openxmlformats.org/drawingml/2006/wordprocessingDrawing" xmlns:w10="urn:schemas-microsoft-com:office:word" xmlns:w="http://schemas.openxmlformats.org/wordprocessingml/2006/main" xmlns:w14="http://schemas.microsoft.com/office/word/2010/wordml" xmlns:w15="http://schemas.microsoft.com/office/word/2012/wordml" xmlns:w16cex="http://schemas.microsoft.com/office/word/2018/wordml/cex" xmlns:w16cid="http://schemas.microsoft.com/office/word/2016/wordml/cid" xmlns:w16="http://schemas.microsoft.com/office/word/2018/wordml" xmlns:w16du="http://schemas.microsoft.com/office/word/2023/wordml/word16du" xmlns:w16sdtdh="http://schemas.microsoft.com/office/word/2020/wordml/sdtdatahash" xmlns:w16sdtfl="http://schemas.microsoft.com/office/word/2024/wordml/sdtformatlock" xmlns:w16se="http://schemas.microsoft.com/office/word/2015/wordml/symex" xmlns:wpg="http://schemas.microsoft.com/office/word/2010/wordprocessingGroup" xmlns:wpi="http://schemas.microsoft.com/office/word/2010/wordprocessingInk" xmlns:wne="http://schemas.microsoft.com/office/word/2006/wordml" xmlns:wps="http://schemas.microsoft.com/office/word/2010/wordprocessingShape" mc:Ignorable="w14 w15 w16se w16cid w16 w16cex w16sdtdh w16sdtfl w16du wp14">
   <w:p>
     <w:pPr>
-      <w:keepNext w:val="0"/>
-      <w:keepLines w:val="0"/>
-      <w:pageBreakBefore w:val="0"/>
-      <w:widowControl w:val="1"/>
       <w:pBdr>
-        <w:top w:space="0" w:sz="0" w:val="nil"/>
-        <w:left w:space="0" w:sz="0" w:val="nil"/>
-        <w:bottom w:space="0" w:sz="0" w:val="nil"/>
-        <w:right w:space="0" w:sz="0" w:val="nil"/>
-        <w:between w:space="0" w:sz="0" w:val="nil"/>
+        <w:top w:val="nil"/>
+        <w:left w:val="nil"/>
+        <w:bottom w:val="nil"/>
+        <w:right w:val="nil"/>
+        <w:between w:val="nil"/>
       </w:pBdr>
-      <w:shd w:fill="auto" w:val="clear"/>
       <w:tabs>
-        <w:tab w:val="center" w:leader="none" w:pos="4680"/>
-        <w:tab w:val="right" w:leader="none" w:pos="9360"/>
+        <w:tab w:val="center" w:pos="4680"/>
+        <w:tab w:val="right" w:pos="9360"/>
       </w:tabs>
-      <w:spacing w:after="0" w:before="0" w:line="276" w:lineRule="auto"/>
-      <w:ind w:left="0" w:right="0" w:firstLine="0"/>
-      <w:jc w:val="left"/>
-      <w:rPr>
-        <w:rFonts w:ascii="Arial" w:cs="Arial" w:eastAsia="Arial" w:hAnsi="Arial"/>
-        <w:b w:val="0"/>
-        <w:bCs w:val="0"/>
-        <w:i w:val="0"/>
-        <w:iCs w:val="0"/>
-        <w:smallCaps w:val="0"/>
-        <w:strike w:val="0"/>
+      <w:spacing w:after="0"/>
+      <w:rPr>
+        <w:rFonts w:ascii="Arial" w:eastAsia="Arial" w:hAnsi="Arial" w:cs="Arial"/>
         <w:color w:val="000000"/>
         <w:sz w:val="16"/>
         <w:szCs w:val="16"/>
-        <w:u w:val="none"/>
-        <w:shd w:fill="auto" w:val="clear"/>
-        <w:vertAlign w:val="baseline"/>
       </w:rPr>
     </w:pPr>
     <w:r>
       <w:rPr>
-        <w:rFonts w:ascii="Arial" w:cs="Arial" w:eastAsia="Arial" w:hAnsi="Arial"/>
-        <w:b w:val="0"/>
-        <w:bCs w:val="0"/>
-        <w:i w:val="0"/>
-        <w:iCs w:val="0"/>
-        <w:smallCaps w:val="0"/>
-        <w:strike w:val="0"/>
+        <w:rFonts w:ascii="Arial" w:eastAsia="Arial" w:hAnsi="Arial" w:cs="Arial"/>
         <w:color w:val="000000"/>
         <w:sz w:val="16"/>
         <w:szCs w:val="16"/>
-        <w:u w:val="none"/>
-        <w:shd w:fill="auto" w:val="clear"/>
-        <w:vertAlign w:val="baseline"/>
-        <w:rtl w:val="0"/>
-      </w:rPr>
-      <w:t xml:space="preserve">PUP A. Mabini Campus, Anonas Street, Sta. Mesa, Manila 1016</w:t>
-    </w:r>
-    <w:r>
+      </w:rPr>
+      <w:t xml:space="preserve">PUP A. Mabini Campus, </w:t>
+    </w:r>
+    <w:proofErr w:type="spellStart"/>
+    <w:r>
+      <w:rPr>
+        <w:rFonts w:ascii="Arial" w:eastAsia="Arial" w:hAnsi="Arial" w:cs="Arial"/>
+        <w:color w:val="000000"/>
+        <w:sz w:val="16"/>
+        <w:szCs w:val="16"/>
+      </w:rPr>
+      <w:t>Anonas</w:t>
+    </w:r>
+    <w:proofErr w:type="spellEnd"/>
+    <w:r>
+      <w:rPr>
+        <w:rFonts w:ascii="Arial" w:eastAsia="Arial" w:hAnsi="Arial" w:cs="Arial"/>
+        <w:color w:val="000000"/>
+        <w:sz w:val="16"/>
+        <w:szCs w:val="16"/>
+      </w:rPr>
+      <w:t xml:space="preserve"> Street, Sta. Mesa, Manila 1016</w:t>
+    </w:r>
+    <w:r>
+      <w:rPr>
+        <w:noProof/>
+      </w:rPr>
       <w:drawing>
-        <wp:anchor allowOverlap="1" behindDoc="0" distB="0" distT="0" distL="114300" distR="114300" hidden="0" layoutInCell="1" locked="0" relativeHeight="0" simplePos="0">
+        <wp:anchor distT="0" distB="0" distL="114300" distR="114300" simplePos="0" relativeHeight="251662336" behindDoc="0" locked="0" layoutInCell="1" hidden="0" allowOverlap="1" wp14:anchorId="7B0434EB" wp14:editId="6B6F0EAF">
           <wp:simplePos x="0" y="0"/>
           <wp:positionH relativeFrom="column">
             <wp:posOffset>3987800</wp:posOffset>
@@ -1469,19 +1866,20 @@
             <wp:posOffset>0</wp:posOffset>
           </wp:positionV>
           <wp:extent cx="2560320" cy="1036320"/>
-          <wp:effectExtent b="0" l="0" r="0" t="0"/>
-          <wp:wrapSquare wrapText="bothSides" distB="0" distT="0" distL="114300" distR="114300"/>
-          <wp:docPr descr="A close-up of a list of information&#10;&#10;Description automatically generated" id="1994813653" name="image3.jpg"/>
-          <a:graphic>
+          <wp:effectExtent l="0" t="0" r="0" b="0"/>
+          <wp:wrapSquare wrapText="bothSides" distT="0" distB="0" distL="114300" distR="114300"/>
+          <wp:docPr id="1994813653" name="image3.jpg" descr="A close-up of a list of information&#10;&#10;Description automatically generated"/>
+          <wp:cNvGraphicFramePr/>
+          <a:graphic xmlns:a="http://schemas.openxmlformats.org/drawingml/2006/main">
             <a:graphicData uri="http://schemas.openxmlformats.org/drawingml/2006/picture">
-              <pic:pic>
+              <pic:pic xmlns:pic="http://schemas.openxmlformats.org/drawingml/2006/picture">
                 <pic:nvPicPr>
-                  <pic:cNvPr descr="A close-up of a list of information&#10;&#10;Description automatically generated" id="0" name="image3.jpg"/>
+                  <pic:cNvPr id="0" name="image3.jpg" descr="A close-up of a list of information&#10;&#10;Description automatically generated"/>
                   <pic:cNvPicPr preferRelativeResize="0"/>
                 </pic:nvPicPr>
                 <pic:blipFill>
                   <a:blip r:embed="rId1"/>
-                  <a:srcRect b="0" l="0" r="0" t="0"/>
+                  <a:srcRect/>
                   <a:stretch>
                     <a:fillRect/>
                   </a:stretch>
@@ -1491,7 +1889,9 @@
                     <a:off x="0" y="0"/>
                     <a:ext cx="2560320" cy="1036320"/>
                   </a:xfrm>
-                  <a:prstGeom prst="rect"/>
+                  <a:prstGeom prst="rect">
+                    <a:avLst/>
+                  </a:prstGeom>
                   <a:ln/>
                 </pic:spPr>
               </pic:pic>
@@ -1503,439 +1903,254 @@
   </w:p>
   <w:p>
     <w:pPr>
-      <w:keepNext w:val="0"/>
-      <w:keepLines w:val="0"/>
-      <w:pageBreakBefore w:val="0"/>
-      <w:widowControl w:val="1"/>
       <w:pBdr>
-        <w:top w:space="0" w:sz="0" w:val="nil"/>
-        <w:left w:space="0" w:sz="0" w:val="nil"/>
-        <w:bottom w:space="0" w:sz="0" w:val="nil"/>
-        <w:right w:space="0" w:sz="0" w:val="nil"/>
-        <w:between w:space="0" w:sz="0" w:val="nil"/>
+        <w:top w:val="nil"/>
+        <w:left w:val="nil"/>
+        <w:bottom w:val="nil"/>
+        <w:right w:val="nil"/>
+        <w:between w:val="nil"/>
       </w:pBdr>
-      <w:shd w:fill="auto" w:val="clear"/>
       <w:tabs>
-        <w:tab w:val="center" w:leader="none" w:pos="4680"/>
-        <w:tab w:val="right" w:leader="none" w:pos="9360"/>
+        <w:tab w:val="center" w:pos="4680"/>
+        <w:tab w:val="right" w:pos="9360"/>
       </w:tabs>
-      <w:spacing w:after="0" w:before="0" w:line="276" w:lineRule="auto"/>
-      <w:ind w:left="0" w:right="0" w:firstLine="0"/>
-      <w:jc w:val="left"/>
-      <w:rPr>
-        <w:rFonts w:ascii="Arial" w:cs="Arial" w:eastAsia="Arial" w:hAnsi="Arial"/>
-        <w:b w:val="0"/>
-        <w:bCs w:val="0"/>
-        <w:i w:val="0"/>
-        <w:iCs w:val="0"/>
-        <w:smallCaps w:val="0"/>
-        <w:strike w:val="0"/>
+      <w:spacing w:after="0"/>
+      <w:rPr>
+        <w:rFonts w:ascii="Arial" w:eastAsia="Arial" w:hAnsi="Arial" w:cs="Arial"/>
         <w:color w:val="000000"/>
         <w:sz w:val="16"/>
         <w:szCs w:val="16"/>
-        <w:u w:val="none"/>
-        <w:shd w:fill="auto" w:val="clear"/>
-        <w:vertAlign w:val="baseline"/>
       </w:rPr>
     </w:pPr>
     <w:r>
       <w:rPr>
-        <w:rFonts w:ascii="Arial" w:cs="Arial" w:eastAsia="Arial" w:hAnsi="Arial"/>
-        <w:b w:val="0"/>
-        <w:bCs w:val="0"/>
-        <w:i w:val="0"/>
-        <w:iCs w:val="0"/>
-        <w:smallCaps w:val="0"/>
-        <w:strike w:val="0"/>
+        <w:rFonts w:ascii="Arial" w:eastAsia="Arial" w:hAnsi="Arial" w:cs="Arial"/>
         <w:color w:val="000000"/>
         <w:sz w:val="16"/>
         <w:szCs w:val="16"/>
-        <w:u w:val="none"/>
-        <w:shd w:fill="auto" w:val="clear"/>
-        <w:vertAlign w:val="baseline"/>
-        <w:rtl w:val="0"/>
-      </w:rPr>
-      <w:t xml:space="preserve">Trunk Line: 335-1787 or 335-1777</w:t>
+      </w:rPr>
+      <w:t>Trunk Line: 335-1787 or 335-1777</w:t>
     </w:r>
   </w:p>
   <w:p>
     <w:pPr>
-      <w:keepNext w:val="0"/>
-      <w:keepLines w:val="0"/>
-      <w:pageBreakBefore w:val="0"/>
-      <w:widowControl w:val="1"/>
       <w:pBdr>
-        <w:top w:space="0" w:sz="0" w:val="nil"/>
-        <w:left w:space="0" w:sz="0" w:val="nil"/>
-        <w:bottom w:space="0" w:sz="0" w:val="nil"/>
-        <w:right w:space="0" w:sz="0" w:val="nil"/>
-        <w:between w:space="0" w:sz="0" w:val="nil"/>
+        <w:top w:val="nil"/>
+        <w:left w:val="nil"/>
+        <w:bottom w:val="nil"/>
+        <w:right w:val="nil"/>
+        <w:between w:val="nil"/>
       </w:pBdr>
-      <w:shd w:fill="auto" w:val="clear"/>
       <w:tabs>
-        <w:tab w:val="center" w:leader="none" w:pos="4680"/>
-        <w:tab w:val="right" w:leader="none" w:pos="9360"/>
+        <w:tab w:val="center" w:pos="4680"/>
+        <w:tab w:val="right" w:pos="9360"/>
       </w:tabs>
-      <w:spacing w:after="0" w:before="0" w:line="276" w:lineRule="auto"/>
-      <w:ind w:left="0" w:right="0" w:firstLine="0"/>
-      <w:jc w:val="left"/>
-      <w:rPr>
-        <w:rFonts w:ascii="Arial" w:cs="Arial" w:eastAsia="Arial" w:hAnsi="Arial"/>
-        <w:b w:val="0"/>
-        <w:bCs w:val="0"/>
-        <w:i w:val="0"/>
-        <w:iCs w:val="0"/>
-        <w:smallCaps w:val="0"/>
-        <w:strike w:val="0"/>
+      <w:spacing w:after="0"/>
+      <w:rPr>
+        <w:rFonts w:ascii="Arial" w:eastAsia="Arial" w:hAnsi="Arial" w:cs="Arial"/>
         <w:color w:val="000000"/>
         <w:sz w:val="16"/>
         <w:szCs w:val="16"/>
-        <w:u w:val="none"/>
-        <w:shd w:fill="auto" w:val="clear"/>
-        <w:vertAlign w:val="baseline"/>
       </w:rPr>
     </w:pPr>
     <w:r>
       <w:rPr>
-        <w:rFonts w:ascii="Arial" w:cs="Arial" w:eastAsia="Arial" w:hAnsi="Arial"/>
-        <w:b w:val="0"/>
-        <w:bCs w:val="0"/>
-        <w:i w:val="0"/>
-        <w:iCs w:val="0"/>
-        <w:smallCaps w:val="0"/>
-        <w:strike w:val="0"/>
+        <w:rFonts w:ascii="Arial" w:eastAsia="Arial" w:hAnsi="Arial" w:cs="Arial"/>
         <w:color w:val="000000"/>
         <w:sz w:val="16"/>
         <w:szCs w:val="16"/>
-        <w:u w:val="none"/>
-        <w:shd w:fill="auto" w:val="clear"/>
-        <w:vertAlign w:val="baseline"/>
-        <w:rtl w:val="0"/>
-      </w:rPr>
-      <w:t xml:space="preserve">Website: www.pup.edu.ph | Inquiries: https://bit.ly/PUPSINTA</w:t>
+      </w:rPr>
+      <w:t>Website: www.pup.edu.ph | Inquiries: https://bit.ly/PUPSINTA</w:t>
     </w:r>
   </w:p>
   <w:p>
     <w:pPr>
-      <w:keepNext w:val="0"/>
-      <w:keepLines w:val="0"/>
-      <w:pageBreakBefore w:val="0"/>
-      <w:widowControl w:val="1"/>
       <w:pBdr>
-        <w:top w:space="0" w:sz="0" w:val="nil"/>
-        <w:left w:space="0" w:sz="0" w:val="nil"/>
-        <w:bottom w:space="0" w:sz="0" w:val="nil"/>
-        <w:right w:space="0" w:sz="0" w:val="nil"/>
-        <w:between w:space="0" w:sz="0" w:val="nil"/>
+        <w:top w:val="nil"/>
+        <w:left w:val="nil"/>
+        <w:bottom w:val="nil"/>
+        <w:right w:val="nil"/>
+        <w:between w:val="nil"/>
       </w:pBdr>
-      <w:shd w:fill="auto" w:val="clear"/>
       <w:tabs>
-        <w:tab w:val="center" w:leader="none" w:pos="4680"/>
-        <w:tab w:val="right" w:leader="none" w:pos="9360"/>
+        <w:tab w:val="center" w:pos="4680"/>
+        <w:tab w:val="right" w:pos="9360"/>
       </w:tabs>
-      <w:spacing w:after="0" w:before="0" w:line="276" w:lineRule="auto"/>
-      <w:ind w:left="0" w:right="0" w:firstLine="0"/>
+      <w:spacing w:after="0"/>
       <w:jc w:val="center"/>
       <w:rPr>
-        <w:rFonts w:ascii="Lustria" w:cs="Lustria" w:eastAsia="Lustria" w:hAnsi="Lustria"/>
-        <w:b w:val="0"/>
-        <w:bCs w:val="0"/>
-        <w:i w:val="0"/>
-        <w:iCs w:val="0"/>
-        <w:smallCaps w:val="0"/>
-        <w:strike w:val="0"/>
+        <w:rFonts w:ascii="Lustria" w:eastAsia="Lustria" w:hAnsi="Lustria" w:cs="Lustria"/>
         <w:color w:val="000000"/>
         <w:sz w:val="10"/>
         <w:szCs w:val="10"/>
-        <w:u w:val="none"/>
-        <w:shd w:fill="auto" w:val="clear"/>
-        <w:vertAlign w:val="baseline"/>
       </w:rPr>
     </w:pPr>
-    <w:r>
-      <w:rPr>
-        <w:rtl w:val="0"/>
-      </w:rPr>
-    </w:r>
   </w:p>
   <w:p>
     <w:pPr>
-      <w:keepNext w:val="0"/>
-      <w:keepLines w:val="0"/>
-      <w:pageBreakBefore w:val="0"/>
-      <w:widowControl w:val="1"/>
       <w:pBdr>
-        <w:top w:space="0" w:sz="0" w:val="nil"/>
-        <w:left w:space="0" w:sz="0" w:val="nil"/>
-        <w:bottom w:space="0" w:sz="0" w:val="nil"/>
-        <w:right w:space="0" w:sz="0" w:val="nil"/>
-        <w:between w:space="0" w:sz="0" w:val="nil"/>
+        <w:top w:val="nil"/>
+        <w:left w:val="nil"/>
+        <w:bottom w:val="nil"/>
+        <w:right w:val="nil"/>
+        <w:between w:val="nil"/>
       </w:pBdr>
-      <w:shd w:fill="auto" w:val="clear"/>
       <w:tabs>
-        <w:tab w:val="center" w:leader="none" w:pos="4680"/>
-        <w:tab w:val="right" w:leader="none" w:pos="9360"/>
+        <w:tab w:val="center" w:pos="4680"/>
+        <w:tab w:val="right" w:pos="9360"/>
       </w:tabs>
-      <w:spacing w:after="0" w:before="0" w:line="276" w:lineRule="auto"/>
-      <w:ind w:left="0" w:right="0" w:firstLine="0"/>
-      <w:jc w:val="left"/>
-      <w:rPr>
-        <w:rFonts w:ascii="Times New Roman" w:cs="Times New Roman" w:eastAsia="Times New Roman" w:hAnsi="Times New Roman"/>
-        <w:b w:val="0"/>
-        <w:bCs w:val="0"/>
-        <w:i w:val="0"/>
-        <w:iCs w:val="0"/>
-        <w:smallCaps w:val="0"/>
-        <w:strike w:val="0"/>
+      <w:spacing w:after="0"/>
+      <w:rPr>
+        <w:rFonts w:ascii="Times New Roman" w:eastAsia="Times New Roman" w:hAnsi="Times New Roman" w:cs="Times New Roman"/>
         <w:color w:val="000000"/>
         <w:sz w:val="30"/>
         <w:szCs w:val="30"/>
-        <w:u w:val="none"/>
-        <w:shd w:fill="auto" w:val="clear"/>
-        <w:vertAlign w:val="baseline"/>
       </w:rPr>
     </w:pPr>
     <w:r>
       <w:rPr>
-        <w:rFonts w:ascii="Times New Roman" w:cs="Times New Roman" w:eastAsia="Times New Roman" w:hAnsi="Times New Roman"/>
-        <w:b w:val="0"/>
-        <w:bCs w:val="0"/>
-        <w:i w:val="0"/>
-        <w:iCs w:val="0"/>
-        <w:smallCaps w:val="0"/>
-        <w:strike w:val="0"/>
+        <w:rFonts w:ascii="Times New Roman" w:eastAsia="Times New Roman" w:hAnsi="Times New Roman" w:cs="Times New Roman"/>
         <w:color w:val="000000"/>
         <w:sz w:val="34"/>
         <w:szCs w:val="34"/>
-        <w:u w:val="none"/>
-        <w:shd w:fill="auto" w:val="clear"/>
-        <w:vertAlign w:val="baseline"/>
-        <w:rtl w:val="0"/>
-      </w:rPr>
-      <w:t xml:space="preserve">T</w:t>
-    </w:r>
-    <w:r>
-      <w:rPr>
-        <w:rFonts w:ascii="Times New Roman" w:cs="Times New Roman" w:eastAsia="Times New Roman" w:hAnsi="Times New Roman"/>
-        <w:b w:val="0"/>
-        <w:bCs w:val="0"/>
-        <w:i w:val="0"/>
-        <w:iCs w:val="0"/>
-        <w:smallCaps w:val="0"/>
-        <w:strike w:val="0"/>
+      </w:rPr>
+      <w:t>T</w:t>
+    </w:r>
+    <w:r>
+      <w:rPr>
+        <w:rFonts w:ascii="Times New Roman" w:eastAsia="Times New Roman" w:hAnsi="Times New Roman" w:cs="Times New Roman"/>
         <w:color w:val="000000"/>
         <w:sz w:val="30"/>
         <w:szCs w:val="30"/>
-        <w:u w:val="none"/>
-        <w:shd w:fill="auto" w:val="clear"/>
-        <w:vertAlign w:val="baseline"/>
-        <w:rtl w:val="0"/>
       </w:rPr>
       <w:t xml:space="preserve">HE </w:t>
     </w:r>
     <w:r>
       <w:rPr>
-        <w:rFonts w:ascii="Times New Roman" w:cs="Times New Roman" w:eastAsia="Times New Roman" w:hAnsi="Times New Roman"/>
-        <w:b w:val="0"/>
-        <w:bCs w:val="0"/>
-        <w:i w:val="0"/>
-        <w:iCs w:val="0"/>
-        <w:smallCaps w:val="0"/>
-        <w:strike w:val="0"/>
+        <w:rFonts w:ascii="Times New Roman" w:eastAsia="Times New Roman" w:hAnsi="Times New Roman" w:cs="Times New Roman"/>
         <w:color w:val="000000"/>
         <w:sz w:val="34"/>
         <w:szCs w:val="34"/>
-        <w:u w:val="none"/>
-        <w:shd w:fill="auto" w:val="clear"/>
-        <w:vertAlign w:val="baseline"/>
-        <w:rtl w:val="0"/>
-      </w:rPr>
-      <w:t xml:space="preserve">C</w:t>
-    </w:r>
-    <w:r>
-      <w:rPr>
-        <w:rFonts w:ascii="Times New Roman" w:cs="Times New Roman" w:eastAsia="Times New Roman" w:hAnsi="Times New Roman"/>
-        <w:b w:val="0"/>
-        <w:bCs w:val="0"/>
-        <w:i w:val="0"/>
-        <w:iCs w:val="0"/>
-        <w:smallCaps w:val="0"/>
-        <w:strike w:val="0"/>
+      </w:rPr>
+      <w:t>C</w:t>
+    </w:r>
+    <w:r>
+      <w:rPr>
+        <w:rFonts w:ascii="Times New Roman" w:eastAsia="Times New Roman" w:hAnsi="Times New Roman" w:cs="Times New Roman"/>
         <w:color w:val="000000"/>
         <w:sz w:val="30"/>
         <w:szCs w:val="30"/>
-        <w:u w:val="none"/>
-        <w:shd w:fill="auto" w:val="clear"/>
-        <w:vertAlign w:val="baseline"/>
-        <w:rtl w:val="0"/>
       </w:rPr>
       <w:t xml:space="preserve">OUNTRY’S </w:t>
     </w:r>
     <w:r>
       <w:rPr>
-        <w:rFonts w:ascii="Times New Roman" w:cs="Times New Roman" w:eastAsia="Times New Roman" w:hAnsi="Times New Roman"/>
-        <w:b w:val="0"/>
-        <w:bCs w:val="0"/>
-        <w:i w:val="0"/>
-        <w:iCs w:val="0"/>
-        <w:smallCaps w:val="0"/>
-        <w:strike w:val="0"/>
+        <w:rFonts w:ascii="Times New Roman" w:eastAsia="Times New Roman" w:hAnsi="Times New Roman" w:cs="Times New Roman"/>
         <w:color w:val="000000"/>
         <w:sz w:val="34"/>
         <w:szCs w:val="34"/>
-        <w:u w:val="none"/>
-        <w:shd w:fill="auto" w:val="clear"/>
-        <w:vertAlign w:val="baseline"/>
-        <w:rtl w:val="0"/>
-      </w:rPr>
-      <w:t xml:space="preserve">1</w:t>
-    </w:r>
-    <w:r>
-      <w:rPr>
-        <w:rFonts w:ascii="Times New Roman" w:cs="Times New Roman" w:eastAsia="Times New Roman" w:hAnsi="Times New Roman"/>
-        <w:b w:val="0"/>
-        <w:bCs w:val="0"/>
-        <w:i w:val="0"/>
-        <w:iCs w:val="0"/>
-        <w:smallCaps w:val="0"/>
-        <w:strike w:val="0"/>
+      </w:rPr>
+      <w:t>1</w:t>
+    </w:r>
+    <w:r>
+      <w:rPr>
+        <w:rFonts w:ascii="Times New Roman" w:eastAsia="Times New Roman" w:hAnsi="Times New Roman" w:cs="Times New Roman"/>
         <w:color w:val="000000"/>
         <w:sz w:val="34"/>
         <w:szCs w:val="34"/>
-        <w:u w:val="none"/>
-        <w:shd w:fill="auto" w:val="clear"/>
         <w:vertAlign w:val="superscript"/>
-        <w:rtl w:val="0"/>
-      </w:rPr>
-      <w:t xml:space="preserve">st</w:t>
-    </w:r>
-    <w:r>
-      <w:rPr>
-        <w:rFonts w:ascii="Times New Roman" w:cs="Times New Roman" w:eastAsia="Times New Roman" w:hAnsi="Times New Roman"/>
-        <w:b w:val="0"/>
-        <w:bCs w:val="0"/>
-        <w:i w:val="0"/>
-        <w:iCs w:val="0"/>
-        <w:smallCaps w:val="0"/>
-        <w:strike w:val="0"/>
+      </w:rPr>
+      <w:t>st</w:t>
+    </w:r>
+    <w:r>
+      <w:rPr>
+        <w:rFonts w:ascii="Times New Roman" w:eastAsia="Times New Roman" w:hAnsi="Times New Roman" w:cs="Times New Roman"/>
         <w:color w:val="000000"/>
         <w:sz w:val="34"/>
         <w:szCs w:val="34"/>
-        <w:u w:val="none"/>
-        <w:shd w:fill="auto" w:val="clear"/>
-        <w:vertAlign w:val="baseline"/>
-        <w:rtl w:val="0"/>
       </w:rPr>
       <w:t xml:space="preserve"> P</w:t>
     </w:r>
     <w:r>
       <w:rPr>
-        <w:rFonts w:ascii="Times New Roman" w:cs="Times New Roman" w:eastAsia="Times New Roman" w:hAnsi="Times New Roman"/>
-        <w:b w:val="0"/>
-        <w:bCs w:val="0"/>
-        <w:i w:val="0"/>
-        <w:iCs w:val="0"/>
-        <w:smallCaps w:val="0"/>
-        <w:strike w:val="0"/>
+        <w:rFonts w:ascii="Times New Roman" w:eastAsia="Times New Roman" w:hAnsi="Times New Roman" w:cs="Times New Roman"/>
         <w:color w:val="000000"/>
         <w:sz w:val="30"/>
         <w:szCs w:val="30"/>
-        <w:u w:val="none"/>
-        <w:shd w:fill="auto" w:val="clear"/>
-        <w:vertAlign w:val="baseline"/>
-        <w:rtl w:val="0"/>
-      </w:rPr>
-      <w:t xml:space="preserve">OLYTECHNIC</w:t>
-    </w:r>
-    <w:r>
-      <w:rPr>
-        <w:rFonts w:ascii="Times New Roman" w:cs="Times New Roman" w:eastAsia="Times New Roman" w:hAnsi="Times New Roman"/>
-        <w:b w:val="0"/>
-        <w:bCs w:val="0"/>
-        <w:i w:val="0"/>
-        <w:iCs w:val="0"/>
-        <w:smallCaps w:val="0"/>
-        <w:strike w:val="0"/>
+      </w:rPr>
+      <w:t>OLYTECHNIC</w:t>
+    </w:r>
+    <w:r>
+      <w:rPr>
+        <w:rFonts w:ascii="Times New Roman" w:eastAsia="Times New Roman" w:hAnsi="Times New Roman" w:cs="Times New Roman"/>
         <w:color w:val="000000"/>
         <w:sz w:val="34"/>
         <w:szCs w:val="34"/>
-        <w:u w:val="none"/>
-        <w:shd w:fill="auto" w:val="clear"/>
-        <w:vertAlign w:val="baseline"/>
-        <w:rtl w:val="0"/>
-      </w:rPr>
-      <w:t xml:space="preserve">U</w:t>
-    </w:r>
-    <w:r>
-      <w:rPr>
-        <w:rtl w:val="0"/>
-      </w:rPr>
+      </w:rPr>
+      <w:t>U</w:t>
     </w:r>
   </w:p>
 </w:ftr>
 </file>
 
 <file path=word/footer2.xml><?xml version="1.0" encoding="utf-8"?>
-<w:ftr xmlns:mc="http://schemas.openxmlformats.org/markup-compatibility/2006" xmlns:o="urn:schemas-microsoft-com:office:office" xmlns:r="http://schemas.openxmlformats.org/officeDocument/2006/relationships" xmlns:m="http://schemas.openxmlformats.org/officeDocument/2006/math" xmlns:v="urn:schemas-microsoft-com:vml" xmlns:wp="http://schemas.openxmlformats.org/drawingml/2006/wordprocessingDrawing" xmlns:w10="urn:schemas-microsoft-com:office:word" xmlns:w="http://schemas.openxmlformats.org/wordprocessingml/2006/main" xmlns:wne="http://schemas.microsoft.com/office/word/2006/wordml" xmlns:sl="http://schemas.openxmlformats.org/schemaLibrary/2006/main" xmlns:a="http://schemas.openxmlformats.org/drawingml/2006/main" xmlns:pic="http://schemas.openxmlformats.org/drawingml/2006/picture" xmlns:c="http://schemas.openxmlformats.org/drawingml/2006/chart" xmlns:lc="http://schemas.openxmlformats.org/drawingml/2006/lockedCanvas" xmlns:dgm="http://schemas.openxmlformats.org/drawingml/2006/diagram" xmlns:wps="http://schemas.microsoft.com/office/word/2010/wordprocessingShape" xmlns:wpg="http://schemas.microsoft.com/office/word/2010/wordprocessingGroup" xmlns:w14="http://schemas.microsoft.com/office/word/2010/wordml" xmlns:w15="http://schemas.microsoft.com/office/word/2012/wordml" xmlns:w16="http://schemas.microsoft.com/office/word/2018/wordml" xmlns:w16cex="http://schemas.microsoft.com/office/word/2018/wordml/cex" xmlns:w16cid="http://schemas.microsoft.com/office/word/2016/wordml/cid" xmlns="http://schemas.microsoft.com/office/tasks/2019/documenttasks" xmlns:cr="http://schemas.microsoft.com/office/comments/2020/reactions">
+<w:ftr xmlns:wpc="http://schemas.microsoft.com/office/word/2010/wordprocessingCanvas" xmlns:cx="http://schemas.microsoft.com/office/drawing/2014/chartex" xmlns:cx1="http://schemas.microsoft.com/office/drawing/2015/9/8/chartex" xmlns:cx2="http://schemas.microsoft.com/office/drawing/2015/10/21/chartex" xmlns:cx3="http://schemas.microsoft.com/office/drawing/2016/5/9/chartex" xmlns:cx4="http://schemas.microsoft.com/office/drawing/2016/5/10/chartex" xmlns:cx5="http://schemas.microsoft.com/office/drawing/2016/5/11/chartex" xmlns:cx6="http://schemas.microsoft.com/office/drawing/2016/5/12/chartex" xmlns:cx7="http://schemas.microsoft.com/office/drawing/2016/5/13/chartex" xmlns:cx8="http://schemas.microsoft.com/office/drawing/2016/5/14/chartex" xmlns:mc="http://schemas.openxmlformats.org/markup-compatibility/2006" xmlns:aink="http://schemas.microsoft.com/office/drawing/2016/ink" xmlns:am3d="http://schemas.microsoft.com/office/drawing/2017/model3d" xmlns:o="urn:schemas-microsoft-com:office:office" xmlns:oel="http://schemas.microsoft.com/office/2019/extlst" xmlns:r="http://schemas.openxmlformats.org/officeDocument/2006/relationships" xmlns:m="http://schemas.openxmlformats.org/officeDocument/2006/math" xmlns:v="urn:schemas-microsoft-com:vml" xmlns:wp14="http://schemas.microsoft.com/office/word/2010/wordprocessingDrawing" xmlns:wp="http://schemas.openxmlformats.org/drawingml/2006/wordprocessingDrawing" xmlns:w10="urn:schemas-microsoft-com:office:word" xmlns:w="http://schemas.openxmlformats.org/wordprocessingml/2006/main" xmlns:w14="http://schemas.microsoft.com/office/word/2010/wordml" xmlns:w15="http://schemas.microsoft.com/office/word/2012/wordml" xmlns:w16cex="http://schemas.microsoft.com/office/word/2018/wordml/cex" xmlns:w16cid="http://schemas.microsoft.com/office/word/2016/wordml/cid" xmlns:w16="http://schemas.microsoft.com/office/word/2018/wordml" xmlns:w16du="http://schemas.microsoft.com/office/word/2023/wordml/word16du" xmlns:w16sdtdh="http://schemas.microsoft.com/office/word/2020/wordml/sdtdatahash" xmlns:w16sdtfl="http://schemas.microsoft.com/office/word/2024/wordml/sdtformatlock" xmlns:w16se="http://schemas.microsoft.com/office/word/2015/wordml/symex" xmlns:wpg="http://schemas.microsoft.com/office/word/2010/wordprocessingGroup" xmlns:wpi="http://schemas.microsoft.com/office/word/2010/wordprocessingInk" xmlns:wne="http://schemas.microsoft.com/office/word/2006/wordml" xmlns:wps="http://schemas.microsoft.com/office/word/2010/wordprocessingShape" mc:Ignorable="w14 w15 w16se w16cid w16 w16cex w16sdtdh w16sdtfl w16du wp14">
   <w:p>
     <w:pPr>
-      <w:keepNext w:val="0"/>
-      <w:keepLines w:val="0"/>
-      <w:pageBreakBefore w:val="0"/>
-      <w:widowControl w:val="1"/>
       <w:pBdr>
-        <w:top w:space="0" w:sz="0" w:val="nil"/>
-        <w:left w:space="0" w:sz="0" w:val="nil"/>
-        <w:bottom w:space="0" w:sz="0" w:val="nil"/>
-        <w:right w:space="0" w:sz="0" w:val="nil"/>
-        <w:between w:space="0" w:sz="0" w:val="nil"/>
+        <w:top w:val="nil"/>
+        <w:left w:val="nil"/>
+        <w:bottom w:val="nil"/>
+        <w:right w:val="nil"/>
+        <w:between w:val="nil"/>
       </w:pBdr>
-      <w:shd w:fill="auto" w:val="clear"/>
       <w:tabs>
-        <w:tab w:val="center" w:leader="none" w:pos="4680"/>
-        <w:tab w:val="right" w:leader="none" w:pos="9360"/>
+        <w:tab w:val="center" w:pos="4680"/>
+        <w:tab w:val="right" w:pos="9360"/>
       </w:tabs>
-      <w:spacing w:after="0" w:before="0" w:line="276" w:lineRule="auto"/>
-      <w:ind w:left="0" w:right="0" w:firstLine="0"/>
-      <w:jc w:val="left"/>
-      <w:rPr>
-        <w:rFonts w:ascii="Arial" w:cs="Arial" w:eastAsia="Arial" w:hAnsi="Arial"/>
-        <w:b w:val="0"/>
-        <w:bCs w:val="0"/>
-        <w:i w:val="0"/>
-        <w:iCs w:val="0"/>
-        <w:smallCaps w:val="0"/>
-        <w:strike w:val="0"/>
+      <w:spacing w:after="0"/>
+      <w:rPr>
+        <w:rFonts w:ascii="Arial" w:eastAsia="Arial" w:hAnsi="Arial" w:cs="Arial"/>
         <w:color w:val="000000"/>
         <w:sz w:val="16"/>
         <w:szCs w:val="16"/>
-        <w:u w:val="none"/>
-        <w:shd w:fill="auto" w:val="clear"/>
-        <w:vertAlign w:val="baseline"/>
       </w:rPr>
     </w:pPr>
     <w:r>
       <w:rPr>
-        <w:rFonts w:ascii="Arial" w:cs="Arial" w:eastAsia="Arial" w:hAnsi="Arial"/>
-        <w:b w:val="0"/>
-        <w:bCs w:val="0"/>
-        <w:i w:val="0"/>
-        <w:iCs w:val="0"/>
-        <w:smallCaps w:val="0"/>
-        <w:strike w:val="0"/>
+        <w:rFonts w:ascii="Arial" w:eastAsia="Arial" w:hAnsi="Arial" w:cs="Arial"/>
         <w:color w:val="000000"/>
         <w:sz w:val="16"/>
         <w:szCs w:val="16"/>
-        <w:u w:val="none"/>
-        <w:shd w:fill="auto" w:val="clear"/>
-        <w:vertAlign w:val="baseline"/>
-        <w:rtl w:val="0"/>
-      </w:rPr>
-      <w:t xml:space="preserve">PUP A. Mabini Campus, Anonas Street, Sta. Mesa, Manila 1016</w:t>
-    </w:r>
-    <w:r>
+      </w:rPr>
+      <w:t xml:space="preserve">PUP A. Mabini Campus, </w:t>
+    </w:r>
+    <w:proofErr w:type="spellStart"/>
+    <w:r>
+      <w:rPr>
+        <w:rFonts w:ascii="Arial" w:eastAsia="Arial" w:hAnsi="Arial" w:cs="Arial"/>
+        <w:color w:val="000000"/>
+        <w:sz w:val="16"/>
+        <w:szCs w:val="16"/>
+      </w:rPr>
+      <w:t>Anonas</w:t>
+    </w:r>
+    <w:proofErr w:type="spellEnd"/>
+    <w:r>
+      <w:rPr>
+        <w:rFonts w:ascii="Arial" w:eastAsia="Arial" w:hAnsi="Arial" w:cs="Arial"/>
+        <w:color w:val="000000"/>
+        <w:sz w:val="16"/>
+        <w:szCs w:val="16"/>
+      </w:rPr>
+      <w:t xml:space="preserve"> Street, Sta. Mesa, Manila 1016</w:t>
+    </w:r>
+    <w:r>
+      <w:rPr>
+        <w:noProof/>
+      </w:rPr>
       <w:drawing>
-        <wp:anchor allowOverlap="1" behindDoc="0" distB="0" distT="0" distL="114300" distR="114300" hidden="0" layoutInCell="1" locked="0" relativeHeight="0" simplePos="0">
+        <wp:anchor distT="0" distB="0" distL="114300" distR="114300" simplePos="0" relativeHeight="251663360" behindDoc="0" locked="0" layoutInCell="1" hidden="0" allowOverlap="1" wp14:anchorId="619AA3C2" wp14:editId="04892950">
           <wp:simplePos x="0" y="0"/>
           <wp:positionH relativeFrom="column">
             <wp:posOffset>3766185</wp:posOffset>
@@ -1944,19 +2159,20 @@
             <wp:posOffset>0</wp:posOffset>
           </wp:positionV>
           <wp:extent cx="2560320" cy="1036320"/>
-          <wp:effectExtent b="0" l="0" r="0" t="0"/>
-          <wp:wrapSquare wrapText="bothSides" distB="0" distT="0" distL="114300" distR="114300"/>
-          <wp:docPr descr="A close-up of a list of information&#10;&#10;Description automatically generated" id="1994813654" name="image3.jpg"/>
-          <a:graphic>
+          <wp:effectExtent l="0" t="0" r="0" b="0"/>
+          <wp:wrapSquare wrapText="bothSides" distT="0" distB="0" distL="114300" distR="114300"/>
+          <wp:docPr id="1994813654" name="image3.jpg" descr="A close-up of a list of information&#10;&#10;Description automatically generated"/>
+          <wp:cNvGraphicFramePr/>
+          <a:graphic xmlns:a="http://schemas.openxmlformats.org/drawingml/2006/main">
             <a:graphicData uri="http://schemas.openxmlformats.org/drawingml/2006/picture">
-              <pic:pic>
+              <pic:pic xmlns:pic="http://schemas.openxmlformats.org/drawingml/2006/picture">
                 <pic:nvPicPr>
-                  <pic:cNvPr descr="A close-up of a list of information&#10;&#10;Description automatically generated" id="0" name="image3.jpg"/>
+                  <pic:cNvPr id="0" name="image3.jpg" descr="A close-up of a list of information&#10;&#10;Description automatically generated"/>
                   <pic:cNvPicPr preferRelativeResize="0"/>
                 </pic:nvPicPr>
                 <pic:blipFill>
                   <a:blip r:embed="rId1"/>
-                  <a:srcRect b="0" l="0" r="0" t="0"/>
+                  <a:srcRect/>
                   <a:stretch>
                     <a:fillRect/>
                   </a:stretch>
@@ -1966,7 +2182,9 @@
                     <a:off x="0" y="0"/>
                     <a:ext cx="2560320" cy="1036320"/>
                   </a:xfrm>
-                  <a:prstGeom prst="rect"/>
+                  <a:prstGeom prst="rect">
+                    <a:avLst/>
+                  </a:prstGeom>
                   <a:ln/>
                 </pic:spPr>
               </pic:pic>
@@ -1978,447 +2196,269 @@
   </w:p>
   <w:p>
     <w:pPr>
-      <w:keepNext w:val="0"/>
-      <w:keepLines w:val="0"/>
-      <w:pageBreakBefore w:val="0"/>
-      <w:widowControl w:val="1"/>
       <w:pBdr>
-        <w:top w:space="0" w:sz="0" w:val="nil"/>
-        <w:left w:space="0" w:sz="0" w:val="nil"/>
-        <w:bottom w:space="0" w:sz="0" w:val="nil"/>
-        <w:right w:space="0" w:sz="0" w:val="nil"/>
-        <w:between w:space="0" w:sz="0" w:val="nil"/>
+        <w:top w:val="nil"/>
+        <w:left w:val="nil"/>
+        <w:bottom w:val="nil"/>
+        <w:right w:val="nil"/>
+        <w:between w:val="nil"/>
       </w:pBdr>
-      <w:shd w:fill="auto" w:val="clear"/>
       <w:tabs>
-        <w:tab w:val="center" w:leader="none" w:pos="4680"/>
-        <w:tab w:val="right" w:leader="none" w:pos="9360"/>
+        <w:tab w:val="center" w:pos="4680"/>
+        <w:tab w:val="right" w:pos="9360"/>
       </w:tabs>
-      <w:spacing w:after="0" w:before="0" w:line="276" w:lineRule="auto"/>
-      <w:ind w:left="0" w:right="0" w:firstLine="0"/>
-      <w:jc w:val="left"/>
-      <w:rPr>
-        <w:rFonts w:ascii="Arial" w:cs="Arial" w:eastAsia="Arial" w:hAnsi="Arial"/>
-        <w:b w:val="0"/>
-        <w:bCs w:val="0"/>
-        <w:i w:val="0"/>
-        <w:iCs w:val="0"/>
-        <w:smallCaps w:val="0"/>
-        <w:strike w:val="0"/>
+      <w:spacing w:after="0"/>
+      <w:rPr>
+        <w:rFonts w:ascii="Arial" w:eastAsia="Arial" w:hAnsi="Arial" w:cs="Arial"/>
         <w:color w:val="000000"/>
         <w:sz w:val="16"/>
         <w:szCs w:val="16"/>
-        <w:u w:val="none"/>
-        <w:shd w:fill="auto" w:val="clear"/>
-        <w:vertAlign w:val="baseline"/>
       </w:rPr>
     </w:pPr>
     <w:r>
       <w:rPr>
-        <w:rFonts w:ascii="Arial" w:cs="Arial" w:eastAsia="Arial" w:hAnsi="Arial"/>
-        <w:b w:val="0"/>
-        <w:bCs w:val="0"/>
-        <w:i w:val="0"/>
-        <w:iCs w:val="0"/>
-        <w:smallCaps w:val="0"/>
-        <w:strike w:val="0"/>
+        <w:rFonts w:ascii="Arial" w:eastAsia="Arial" w:hAnsi="Arial" w:cs="Arial"/>
         <w:color w:val="000000"/>
         <w:sz w:val="16"/>
         <w:szCs w:val="16"/>
-        <w:u w:val="none"/>
-        <w:shd w:fill="auto" w:val="clear"/>
-        <w:vertAlign w:val="baseline"/>
-        <w:rtl w:val="0"/>
-      </w:rPr>
-      <w:t xml:space="preserve">Trunk Line: 335-1787 or 335-1777</w:t>
+      </w:rPr>
+      <w:t>Trunk Line: 335-1787 or 335-1777</w:t>
     </w:r>
   </w:p>
   <w:p>
     <w:pPr>
-      <w:keepNext w:val="0"/>
-      <w:keepLines w:val="0"/>
-      <w:pageBreakBefore w:val="0"/>
-      <w:widowControl w:val="1"/>
       <w:pBdr>
-        <w:top w:space="0" w:sz="0" w:val="nil"/>
-        <w:left w:space="0" w:sz="0" w:val="nil"/>
-        <w:bottom w:space="0" w:sz="0" w:val="nil"/>
-        <w:right w:space="0" w:sz="0" w:val="nil"/>
-        <w:between w:space="0" w:sz="0" w:val="nil"/>
+        <w:top w:val="nil"/>
+        <w:left w:val="nil"/>
+        <w:bottom w:val="nil"/>
+        <w:right w:val="nil"/>
+        <w:between w:val="nil"/>
       </w:pBdr>
-      <w:shd w:fill="auto" w:val="clear"/>
       <w:tabs>
-        <w:tab w:val="center" w:leader="none" w:pos="4680"/>
-        <w:tab w:val="right" w:leader="none" w:pos="9360"/>
+        <w:tab w:val="center" w:pos="4680"/>
+        <w:tab w:val="right" w:pos="9360"/>
       </w:tabs>
-      <w:spacing w:after="0" w:before="0" w:line="276" w:lineRule="auto"/>
-      <w:ind w:left="0" w:right="0" w:firstLine="0"/>
-      <w:jc w:val="left"/>
-      <w:rPr>
-        <w:rFonts w:ascii="Arial" w:cs="Arial" w:eastAsia="Arial" w:hAnsi="Arial"/>
-        <w:b w:val="0"/>
-        <w:bCs w:val="0"/>
-        <w:i w:val="0"/>
-        <w:iCs w:val="0"/>
-        <w:smallCaps w:val="0"/>
-        <w:strike w:val="0"/>
+      <w:spacing w:after="0"/>
+      <w:rPr>
+        <w:rFonts w:ascii="Arial" w:eastAsia="Arial" w:hAnsi="Arial" w:cs="Arial"/>
         <w:color w:val="000000"/>
         <w:sz w:val="16"/>
         <w:szCs w:val="16"/>
-        <w:u w:val="none"/>
-        <w:shd w:fill="auto" w:val="clear"/>
-        <w:vertAlign w:val="baseline"/>
       </w:rPr>
     </w:pPr>
     <w:r>
       <w:rPr>
-        <w:rFonts w:ascii="Arial" w:cs="Arial" w:eastAsia="Arial" w:hAnsi="Arial"/>
-        <w:b w:val="0"/>
-        <w:bCs w:val="0"/>
-        <w:i w:val="0"/>
-        <w:iCs w:val="0"/>
-        <w:smallCaps w:val="0"/>
-        <w:strike w:val="0"/>
+        <w:rFonts w:ascii="Arial" w:eastAsia="Arial" w:hAnsi="Arial" w:cs="Arial"/>
         <w:color w:val="000000"/>
         <w:sz w:val="16"/>
         <w:szCs w:val="16"/>
-        <w:u w:val="none"/>
-        <w:shd w:fill="auto" w:val="clear"/>
-        <w:vertAlign w:val="baseline"/>
-        <w:rtl w:val="0"/>
-      </w:rPr>
-      <w:t xml:space="preserve">Website: www.pup.edu.ph | Inquiries: https://bit.ly/PUPSINTA</w:t>
+      </w:rPr>
+      <w:t>Website: www.pup.edu.ph | Inquiries: https://bit.ly/PUPSINTA</w:t>
     </w:r>
   </w:p>
   <w:p>
     <w:pPr>
-      <w:keepNext w:val="0"/>
-      <w:keepLines w:val="0"/>
-      <w:pageBreakBefore w:val="0"/>
-      <w:widowControl w:val="1"/>
       <w:pBdr>
-        <w:top w:space="0" w:sz="0" w:val="nil"/>
-        <w:left w:space="0" w:sz="0" w:val="nil"/>
-        <w:bottom w:space="0" w:sz="0" w:val="nil"/>
-        <w:right w:space="0" w:sz="0" w:val="nil"/>
-        <w:between w:space="0" w:sz="0" w:val="nil"/>
+        <w:top w:val="nil"/>
+        <w:left w:val="nil"/>
+        <w:bottom w:val="nil"/>
+        <w:right w:val="nil"/>
+        <w:between w:val="nil"/>
       </w:pBdr>
-      <w:shd w:fill="auto" w:val="clear"/>
       <w:tabs>
-        <w:tab w:val="center" w:leader="none" w:pos="4680"/>
-        <w:tab w:val="right" w:leader="none" w:pos="9360"/>
+        <w:tab w:val="center" w:pos="4680"/>
+        <w:tab w:val="right" w:pos="9360"/>
       </w:tabs>
-      <w:spacing w:after="0" w:before="0" w:line="276" w:lineRule="auto"/>
-      <w:ind w:left="0" w:right="0" w:firstLine="0"/>
+      <w:spacing w:after="0"/>
       <w:jc w:val="center"/>
       <w:rPr>
-        <w:rFonts w:ascii="Lustria" w:cs="Lustria" w:eastAsia="Lustria" w:hAnsi="Lustria"/>
-        <w:b w:val="0"/>
-        <w:bCs w:val="0"/>
-        <w:i w:val="0"/>
-        <w:iCs w:val="0"/>
-        <w:smallCaps w:val="0"/>
-        <w:strike w:val="0"/>
+        <w:rFonts w:ascii="Lustria" w:eastAsia="Lustria" w:hAnsi="Lustria" w:cs="Lustria"/>
         <w:color w:val="000000"/>
         <w:sz w:val="10"/>
         <w:szCs w:val="10"/>
-        <w:u w:val="none"/>
-        <w:shd w:fill="auto" w:val="clear"/>
-        <w:vertAlign w:val="baseline"/>
       </w:rPr>
     </w:pPr>
-    <w:r>
-      <w:rPr>
-        <w:rtl w:val="0"/>
-      </w:rPr>
-    </w:r>
   </w:p>
   <w:p>
     <w:pPr>
-      <w:keepNext w:val="0"/>
-      <w:keepLines w:val="0"/>
-      <w:pageBreakBefore w:val="0"/>
-      <w:widowControl w:val="1"/>
       <w:pBdr>
-        <w:top w:space="0" w:sz="0" w:val="nil"/>
-        <w:left w:space="0" w:sz="0" w:val="nil"/>
-        <w:bottom w:space="0" w:sz="0" w:val="nil"/>
-        <w:right w:space="0" w:sz="0" w:val="nil"/>
-        <w:between w:space="0" w:sz="0" w:val="nil"/>
+        <w:top w:val="nil"/>
+        <w:left w:val="nil"/>
+        <w:bottom w:val="nil"/>
+        <w:right w:val="nil"/>
+        <w:between w:val="nil"/>
       </w:pBdr>
-      <w:shd w:fill="auto" w:val="clear"/>
       <w:tabs>
-        <w:tab w:val="center" w:leader="none" w:pos="4680"/>
-        <w:tab w:val="right" w:leader="none" w:pos="9360"/>
+        <w:tab w:val="center" w:pos="4680"/>
+        <w:tab w:val="right" w:pos="9360"/>
       </w:tabs>
-      <w:spacing w:after="0" w:before="0" w:line="276" w:lineRule="auto"/>
-      <w:ind w:left="0" w:right="0" w:firstLine="0"/>
-      <w:jc w:val="left"/>
-      <w:rPr>
-        <w:rFonts w:ascii="Times New Roman" w:cs="Times New Roman" w:eastAsia="Times New Roman" w:hAnsi="Times New Roman"/>
-        <w:b w:val="0"/>
-        <w:bCs w:val="0"/>
-        <w:i w:val="0"/>
-        <w:iCs w:val="0"/>
-        <w:smallCaps w:val="0"/>
-        <w:strike w:val="0"/>
+      <w:spacing w:after="0"/>
+      <w:rPr>
+        <w:rFonts w:ascii="Times New Roman" w:eastAsia="Times New Roman" w:hAnsi="Times New Roman" w:cs="Times New Roman"/>
         <w:color w:val="000000"/>
         <w:sz w:val="34"/>
         <w:szCs w:val="34"/>
-        <w:u w:val="none"/>
-        <w:shd w:fill="auto" w:val="clear"/>
-        <w:vertAlign w:val="baseline"/>
       </w:rPr>
     </w:pPr>
     <w:r>
       <w:rPr>
-        <w:rFonts w:ascii="Times New Roman" w:cs="Times New Roman" w:eastAsia="Times New Roman" w:hAnsi="Times New Roman"/>
-        <w:b w:val="0"/>
-        <w:bCs w:val="0"/>
-        <w:i w:val="0"/>
-        <w:iCs w:val="0"/>
-        <w:smallCaps w:val="0"/>
-        <w:strike w:val="0"/>
+        <w:rFonts w:ascii="Times New Roman" w:eastAsia="Times New Roman" w:hAnsi="Times New Roman" w:cs="Times New Roman"/>
         <w:color w:val="000000"/>
         <w:sz w:val="34"/>
         <w:szCs w:val="34"/>
-        <w:u w:val="none"/>
-        <w:shd w:fill="auto" w:val="clear"/>
-        <w:vertAlign w:val="baseline"/>
-        <w:rtl w:val="0"/>
-      </w:rPr>
-      <w:t xml:space="preserve">T</w:t>
-    </w:r>
-    <w:r>
-      <w:rPr>
-        <w:rFonts w:ascii="Times New Roman" w:cs="Times New Roman" w:eastAsia="Times New Roman" w:hAnsi="Times New Roman"/>
-        <w:b w:val="0"/>
-        <w:bCs w:val="0"/>
-        <w:i w:val="0"/>
-        <w:iCs w:val="0"/>
-        <w:smallCaps w:val="0"/>
-        <w:strike w:val="0"/>
+      </w:rPr>
+      <w:t>T</w:t>
+    </w:r>
+    <w:r>
+      <w:rPr>
+        <w:rFonts w:ascii="Times New Roman" w:eastAsia="Times New Roman" w:hAnsi="Times New Roman" w:cs="Times New Roman"/>
         <w:color w:val="000000"/>
         <w:sz w:val="30"/>
         <w:szCs w:val="30"/>
-        <w:u w:val="none"/>
-        <w:shd w:fill="auto" w:val="clear"/>
-        <w:vertAlign w:val="baseline"/>
-        <w:rtl w:val="0"/>
       </w:rPr>
       <w:t xml:space="preserve">HE </w:t>
     </w:r>
     <w:r>
       <w:rPr>
-        <w:rFonts w:ascii="Times New Roman" w:cs="Times New Roman" w:eastAsia="Times New Roman" w:hAnsi="Times New Roman"/>
-        <w:b w:val="0"/>
-        <w:bCs w:val="0"/>
-        <w:i w:val="0"/>
-        <w:iCs w:val="0"/>
-        <w:smallCaps w:val="0"/>
-        <w:strike w:val="0"/>
+        <w:rFonts w:ascii="Times New Roman" w:eastAsia="Times New Roman" w:hAnsi="Times New Roman" w:cs="Times New Roman"/>
         <w:color w:val="000000"/>
         <w:sz w:val="34"/>
         <w:szCs w:val="34"/>
-        <w:u w:val="none"/>
-        <w:shd w:fill="auto" w:val="clear"/>
-        <w:vertAlign w:val="baseline"/>
-        <w:rtl w:val="0"/>
-      </w:rPr>
-      <w:t xml:space="preserve">C</w:t>
-    </w:r>
-    <w:r>
-      <w:rPr>
-        <w:rFonts w:ascii="Times New Roman" w:cs="Times New Roman" w:eastAsia="Times New Roman" w:hAnsi="Times New Roman"/>
-        <w:b w:val="0"/>
-        <w:bCs w:val="0"/>
-        <w:i w:val="0"/>
-        <w:iCs w:val="0"/>
-        <w:smallCaps w:val="0"/>
-        <w:strike w:val="0"/>
+      </w:rPr>
+      <w:t>C</w:t>
+    </w:r>
+    <w:r>
+      <w:rPr>
+        <w:rFonts w:ascii="Times New Roman" w:eastAsia="Times New Roman" w:hAnsi="Times New Roman" w:cs="Times New Roman"/>
         <w:color w:val="000000"/>
         <w:sz w:val="30"/>
         <w:szCs w:val="30"/>
-        <w:u w:val="none"/>
-        <w:shd w:fill="auto" w:val="clear"/>
-        <w:vertAlign w:val="baseline"/>
-        <w:rtl w:val="0"/>
       </w:rPr>
       <w:t xml:space="preserve">OUNTRY’S </w:t>
     </w:r>
     <w:r>
       <w:rPr>
-        <w:rFonts w:ascii="Times New Roman" w:cs="Times New Roman" w:eastAsia="Times New Roman" w:hAnsi="Times New Roman"/>
-        <w:b w:val="0"/>
-        <w:bCs w:val="0"/>
-        <w:i w:val="0"/>
-        <w:iCs w:val="0"/>
-        <w:smallCaps w:val="0"/>
-        <w:strike w:val="0"/>
+        <w:rFonts w:ascii="Times New Roman" w:eastAsia="Times New Roman" w:hAnsi="Times New Roman" w:cs="Times New Roman"/>
         <w:color w:val="000000"/>
         <w:sz w:val="34"/>
         <w:szCs w:val="34"/>
-        <w:u w:val="none"/>
-        <w:shd w:fill="auto" w:val="clear"/>
-        <w:vertAlign w:val="baseline"/>
-        <w:rtl w:val="0"/>
-      </w:rPr>
-      <w:t xml:space="preserve">1</w:t>
-    </w:r>
-    <w:r>
-      <w:rPr>
-        <w:rFonts w:ascii="Times New Roman" w:cs="Times New Roman" w:eastAsia="Times New Roman" w:hAnsi="Times New Roman"/>
-        <w:b w:val="0"/>
-        <w:bCs w:val="0"/>
-        <w:i w:val="0"/>
-        <w:iCs w:val="0"/>
-        <w:smallCaps w:val="0"/>
-        <w:strike w:val="0"/>
+      </w:rPr>
+      <w:t>1</w:t>
+    </w:r>
+    <w:r>
+      <w:rPr>
+        <w:rFonts w:ascii="Times New Roman" w:eastAsia="Times New Roman" w:hAnsi="Times New Roman" w:cs="Times New Roman"/>
         <w:color w:val="000000"/>
         <w:sz w:val="34"/>
         <w:szCs w:val="34"/>
-        <w:u w:val="none"/>
-        <w:shd w:fill="auto" w:val="clear"/>
         <w:vertAlign w:val="superscript"/>
-        <w:rtl w:val="0"/>
-      </w:rPr>
-      <w:t xml:space="preserve">st</w:t>
-    </w:r>
-    <w:r>
-      <w:rPr>
-        <w:rFonts w:ascii="Times New Roman" w:cs="Times New Roman" w:eastAsia="Times New Roman" w:hAnsi="Times New Roman"/>
-        <w:b w:val="0"/>
-        <w:bCs w:val="0"/>
-        <w:i w:val="0"/>
-        <w:iCs w:val="0"/>
-        <w:smallCaps w:val="0"/>
-        <w:strike w:val="0"/>
+      </w:rPr>
+      <w:t>st</w:t>
+    </w:r>
+    <w:r>
+      <w:rPr>
+        <w:rFonts w:ascii="Times New Roman" w:eastAsia="Times New Roman" w:hAnsi="Times New Roman" w:cs="Times New Roman"/>
         <w:color w:val="000000"/>
         <w:sz w:val="34"/>
         <w:szCs w:val="34"/>
-        <w:u w:val="none"/>
-        <w:shd w:fill="auto" w:val="clear"/>
-        <w:vertAlign w:val="baseline"/>
-        <w:rtl w:val="0"/>
       </w:rPr>
       <w:t xml:space="preserve"> P</w:t>
     </w:r>
     <w:r>
       <w:rPr>
-        <w:rFonts w:ascii="Times New Roman" w:cs="Times New Roman" w:eastAsia="Times New Roman" w:hAnsi="Times New Roman"/>
-        <w:b w:val="0"/>
-        <w:bCs w:val="0"/>
-        <w:i w:val="0"/>
-        <w:iCs w:val="0"/>
-        <w:smallCaps w:val="0"/>
-        <w:strike w:val="0"/>
+        <w:rFonts w:ascii="Times New Roman" w:eastAsia="Times New Roman" w:hAnsi="Times New Roman" w:cs="Times New Roman"/>
         <w:color w:val="000000"/>
         <w:sz w:val="30"/>
         <w:szCs w:val="30"/>
-        <w:u w:val="none"/>
-        <w:shd w:fill="auto" w:val="clear"/>
-        <w:vertAlign w:val="baseline"/>
-        <w:rtl w:val="0"/>
-      </w:rPr>
-      <w:t xml:space="preserve">OLYTECHNIC</w:t>
-    </w:r>
-    <w:r>
-      <w:rPr>
-        <w:rFonts w:ascii="Times New Roman" w:cs="Times New Roman" w:eastAsia="Times New Roman" w:hAnsi="Times New Roman"/>
-        <w:b w:val="0"/>
-        <w:bCs w:val="0"/>
-        <w:i w:val="0"/>
-        <w:iCs w:val="0"/>
-        <w:smallCaps w:val="0"/>
-        <w:strike w:val="0"/>
+      </w:rPr>
+      <w:t>OLYTECHNIC</w:t>
+    </w:r>
+    <w:r>
+      <w:rPr>
+        <w:rFonts w:ascii="Times New Roman" w:eastAsia="Times New Roman" w:hAnsi="Times New Roman" w:cs="Times New Roman"/>
         <w:color w:val="000000"/>
         <w:sz w:val="34"/>
         <w:szCs w:val="34"/>
-        <w:u w:val="none"/>
-        <w:shd w:fill="auto" w:val="clear"/>
-        <w:vertAlign w:val="baseline"/>
-        <w:rtl w:val="0"/>
-      </w:rPr>
-      <w:t xml:space="preserve">U</w:t>
+      </w:rPr>
+      <w:t>U</w:t>
     </w:r>
   </w:p>
   <w:p>
     <w:pPr>
-      <w:keepNext w:val="0"/>
-      <w:keepLines w:val="0"/>
-      <w:pageBreakBefore w:val="0"/>
-      <w:widowControl w:val="1"/>
       <w:pBdr>
-        <w:top w:space="0" w:sz="0" w:val="nil"/>
-        <w:left w:space="0" w:sz="0" w:val="nil"/>
-        <w:bottom w:space="0" w:sz="0" w:val="nil"/>
-        <w:right w:space="0" w:sz="0" w:val="nil"/>
-        <w:between w:space="0" w:sz="0" w:val="nil"/>
+        <w:top w:val="nil"/>
+        <w:left w:val="nil"/>
+        <w:bottom w:val="nil"/>
+        <w:right w:val="nil"/>
+        <w:between w:val="nil"/>
       </w:pBdr>
-      <w:shd w:fill="auto" w:val="clear"/>
       <w:tabs>
-        <w:tab w:val="center" w:leader="none" w:pos="4680"/>
-        <w:tab w:val="right" w:leader="none" w:pos="9360"/>
+        <w:tab w:val="center" w:pos="4680"/>
+        <w:tab w:val="right" w:pos="9360"/>
       </w:tabs>
-      <w:spacing w:after="0" w:before="0" w:line="276" w:lineRule="auto"/>
-      <w:ind w:left="0" w:right="0" w:firstLine="0"/>
-      <w:jc w:val="left"/>
-      <w:rPr>
-        <w:rFonts w:ascii="Times New Roman" w:cs="Times New Roman" w:eastAsia="Times New Roman" w:hAnsi="Times New Roman"/>
-        <w:b w:val="0"/>
-        <w:bCs w:val="0"/>
-        <w:i w:val="0"/>
-        <w:iCs w:val="0"/>
-        <w:smallCaps w:val="0"/>
-        <w:strike w:val="0"/>
+      <w:spacing w:after="0"/>
+      <w:rPr>
+        <w:rFonts w:ascii="Times New Roman" w:eastAsia="Times New Roman" w:hAnsi="Times New Roman" w:cs="Times New Roman"/>
         <w:color w:val="000000"/>
         <w:sz w:val="16"/>
         <w:szCs w:val="16"/>
-        <w:u w:val="none"/>
-        <w:shd w:fill="auto" w:val="clear"/>
-        <w:vertAlign w:val="baseline"/>
       </w:rPr>
     </w:pPr>
-    <w:r>
-      <w:rPr>
-        <w:rtl w:val="0"/>
-      </w:rPr>
-    </w:r>
   </w:p>
 </w:ftr>
 </file>
 
+<file path=word/footnotes.xml><?xml version="1.0" encoding="utf-8"?>
+<w:footnotes xmlns:wpc="http://schemas.microsoft.com/office/word/2010/wordprocessingCanvas" xmlns:cx="http://schemas.microsoft.com/office/drawing/2014/chartex" xmlns:cx1="http://schemas.microsoft.com/office/drawing/2015/9/8/chartex" xmlns:cx2="http://schemas.microsoft.com/office/drawing/2015/10/21/chartex" xmlns:cx3="http://schemas.microsoft.com/office/drawing/2016/5/9/chartex" xmlns:cx4="http://schemas.microsoft.com/office/drawing/2016/5/10/chartex" xmlns:cx5="http://schemas.microsoft.com/office/drawing/2016/5/11/chartex" xmlns:cx6="http://schemas.microsoft.com/office/drawing/2016/5/12/chartex" xmlns:cx7="http://schemas.microsoft.com/office/drawing/2016/5/13/chartex" xmlns:cx8="http://schemas.microsoft.com/office/drawing/2016/5/14/chartex" xmlns:mc="http://schemas.openxmlformats.org/markup-compatibility/2006" xmlns:aink="http://schemas.microsoft.com/office/drawing/2016/ink" xmlns:am3d="http://schemas.microsoft.com/office/drawing/2017/model3d" xmlns:o="urn:schemas-microsoft-com:office:office" xmlns:oel="http://schemas.microsoft.com/office/2019/extlst" xmlns:r="http://schemas.openxmlformats.org/officeDocument/2006/relationships" xmlns:m="http://schemas.openxmlformats.org/officeDocument/2006/math" xmlns:v="urn:schemas-microsoft-com:vml" xmlns:wp14="http://schemas.microsoft.com/office/word/2010/wordprocessingDrawing" xmlns:wp="http://schemas.openxmlformats.org/drawingml/2006/wordprocessingDrawing" xmlns:w10="urn:schemas-microsoft-com:office:word" xmlns:w="http://schemas.openxmlformats.org/wordprocessingml/2006/main" xmlns:w14="http://schemas.microsoft.com/office/word/2010/wordml" xmlns:w15="http://schemas.microsoft.com/office/word/2012/wordml" xmlns:w16cex="http://schemas.microsoft.com/office/word/2018/wordml/cex" xmlns:w16cid="http://schemas.microsoft.com/office/word/2016/wordml/cid" xmlns:w16="http://schemas.microsoft.com/office/word/2018/wordml" xmlns:w16du="http://schemas.microsoft.com/office/word/2023/wordml/word16du" xmlns:w16sdtdh="http://schemas.microsoft.com/office/word/2020/wordml/sdtdatahash" xmlns:w16sdtfl="http://schemas.microsoft.com/office/word/2024/wordml/sdtformatlock" xmlns:w16se="http://schemas.microsoft.com/office/word/2015/wordml/symex" xmlns:wpg="http://schemas.microsoft.com/office/word/2010/wordprocessingGroup" xmlns:wpi="http://schemas.microsoft.com/office/word/2010/wordprocessingInk" xmlns:wne="http://schemas.microsoft.com/office/word/2006/wordml" xmlns:wps="http://schemas.microsoft.com/office/word/2010/wordprocessingShape" mc:Ignorable="w14 w15 w16se w16cid w16 w16cex w16sdtdh w16sdtfl w16du wp14">
+  <w:footnote w:type="separator" w:id="-1">
+    <w:p>
+      <w:pPr>
+        <w:spacing w:after="0" w:line="240" w:lineRule="auto"/>
+      </w:pPr>
+      <w:r>
+        <w:separator/>
+      </w:r>
+    </w:p>
+  </w:footnote>
+  <w:footnote w:type="continuationSeparator" w:id="0">
+    <w:p>
+      <w:pPr>
+        <w:spacing w:after="0" w:line="240" w:lineRule="auto"/>
+      </w:pPr>
+      <w:r>
+        <w:continuationSeparator/>
+      </w:r>
+    </w:p>
+  </w:footnote>
+</w:footnotes>
+</file>
+
 <file path=word/header1.xml><?xml version="1.0" encoding="utf-8"?>
-<w:hdr xmlns:mc="http://schemas.openxmlformats.org/markup-compatibility/2006" xmlns:o="urn:schemas-microsoft-com:office:office" xmlns:r="http://schemas.openxmlformats.org/officeDocument/2006/relationships" xmlns:m="http://schemas.openxmlformats.org/officeDocument/2006/math" xmlns:v="urn:schemas-microsoft-com:vml" xmlns:wp="http://schemas.openxmlformats.org/drawingml/2006/wordprocessingDrawing" xmlns:w10="urn:schemas-microsoft-com:office:word" xmlns:w="http://schemas.openxmlformats.org/wordprocessingml/2006/main" xmlns:wne="http://schemas.microsoft.com/office/word/2006/wordml" xmlns:sl="http://schemas.openxmlformats.org/schemaLibrary/2006/main" xmlns:a="http://schemas.openxmlformats.org/drawingml/2006/main" xmlns:pic="http://schemas.openxmlformats.org/drawingml/2006/picture" xmlns:c="http://schemas.openxmlformats.org/drawingml/2006/chart" xmlns:lc="http://schemas.openxmlformats.org/drawingml/2006/lockedCanvas" xmlns:dgm="http://schemas.openxmlformats.org/drawingml/2006/diagram" xmlns:wps="http://schemas.microsoft.com/office/word/2010/wordprocessingShape" xmlns:wpg="http://schemas.microsoft.com/office/word/2010/wordprocessingGroup" xmlns:w14="http://schemas.microsoft.com/office/word/2010/wordml" xmlns:w15="http://schemas.microsoft.com/office/word/2012/wordml" xmlns:w16="http://schemas.microsoft.com/office/word/2018/wordml" xmlns:w16cex="http://schemas.microsoft.com/office/word/2018/wordml/cex" xmlns:w16cid="http://schemas.microsoft.com/office/word/2016/wordml/cid" xmlns="http://schemas.microsoft.com/office/tasks/2019/documenttasks" xmlns:cr="http://schemas.microsoft.com/office/comments/2020/reactions">
+<w:hdr xmlns:wpc="http://schemas.microsoft.com/office/word/2010/wordprocessingCanvas" xmlns:cx="http://schemas.microsoft.com/office/drawing/2014/chartex" xmlns:cx1="http://schemas.microsoft.com/office/drawing/2015/9/8/chartex" xmlns:cx2="http://schemas.microsoft.com/office/drawing/2015/10/21/chartex" xmlns:cx3="http://schemas.microsoft.com/office/drawing/2016/5/9/chartex" xmlns:cx4="http://schemas.microsoft.com/office/drawing/2016/5/10/chartex" xmlns:cx5="http://schemas.microsoft.com/office/drawing/2016/5/11/chartex" xmlns:cx6="http://schemas.microsoft.com/office/drawing/2016/5/12/chartex" xmlns:cx7="http://schemas.microsoft.com/office/drawing/2016/5/13/chartex" xmlns:cx8="http://schemas.microsoft.com/office/drawing/2016/5/14/chartex" xmlns:mc="http://schemas.openxmlformats.org/markup-compatibility/2006" xmlns:aink="http://schemas.microsoft.com/office/drawing/2016/ink" xmlns:am3d="http://schemas.microsoft.com/office/drawing/2017/model3d" xmlns:o="urn:schemas-microsoft-com:office:office" xmlns:oel="http://schemas.microsoft.com/office/2019/extlst" xmlns:r="http://schemas.openxmlformats.org/officeDocument/2006/relationships" xmlns:m="http://schemas.openxmlformats.org/officeDocument/2006/math" xmlns:v="urn:schemas-microsoft-com:vml" xmlns:wp14="http://schemas.microsoft.com/office/word/2010/wordprocessingDrawing" xmlns:wp="http://schemas.openxmlformats.org/drawingml/2006/wordprocessingDrawing" xmlns:w10="urn:schemas-microsoft-com:office:word" xmlns:w="http://schemas.openxmlformats.org/wordprocessingml/2006/main" xmlns:w14="http://schemas.microsoft.com/office/word/2010/wordml" xmlns:w15="http://schemas.microsoft.com/office/word/2012/wordml" xmlns:w16cex="http://schemas.microsoft.com/office/word/2018/wordml/cex" xmlns:w16cid="http://schemas.microsoft.com/office/word/2016/wordml/cid" xmlns:w16="http://schemas.microsoft.com/office/word/2018/wordml" xmlns:w16du="http://schemas.microsoft.com/office/word/2023/wordml/word16du" xmlns:w16sdtdh="http://schemas.microsoft.com/office/word/2020/wordml/sdtdatahash" xmlns:w16sdtfl="http://schemas.microsoft.com/office/word/2024/wordml/sdtformatlock" xmlns:w16se="http://schemas.microsoft.com/office/word/2015/wordml/symex" xmlns:wpg="http://schemas.microsoft.com/office/word/2010/wordprocessingGroup" xmlns:wpi="http://schemas.microsoft.com/office/word/2010/wordprocessingInk" xmlns:wne="http://schemas.microsoft.com/office/word/2006/wordml" xmlns:wps="http://schemas.microsoft.com/office/word/2010/wordprocessingShape" mc:Ignorable="w14 w15 w16se w16cid w16 w16cex w16sdtdh w16sdtfl w16du wp14">
   <w:p>
     <w:pPr>
       <w:tabs>
-        <w:tab w:val="center" w:leader="none" w:pos="4680"/>
-        <w:tab w:val="right" w:leader="none" w:pos="9360"/>
+        <w:tab w:val="center" w:pos="4680"/>
+        <w:tab w:val="right" w:pos="9360"/>
       </w:tabs>
       <w:spacing w:after="0" w:line="240" w:lineRule="auto"/>
       <w:rPr>
-        <w:rFonts w:ascii="Times New Roman" w:cs="Times New Roman" w:eastAsia="Times New Roman" w:hAnsi="Times New Roman"/>
-        <w:b w:val="1"/>
-        <w:bCs w:val="1"/>
+        <w:rFonts w:ascii="Times New Roman" w:eastAsia="Times New Roman" w:hAnsi="Times New Roman" w:cs="Times New Roman"/>
+        <w:b/>
+        <w:bCs/>
         <w:sz w:val="30"/>
         <w:szCs w:val="30"/>
       </w:rPr>
     </w:pPr>
     <w:r>
-      <w:rPr>
-        <w:rtl w:val="0"/>
-      </w:rPr>
       <w:tab/>
     </w:r>
     <w:r>
       <w:rPr>
-        <w:rtl w:val="0"/>
-      </w:rPr>
-    </w:r>
-    <w:r>
+        <w:noProof/>
+      </w:rPr>
       <w:drawing>
-        <wp:anchor allowOverlap="1" behindDoc="0" distB="0" distT="0" distL="114300" distR="114300" hidden="0" layoutInCell="1" locked="0" relativeHeight="0" simplePos="0">
+        <wp:anchor distT="0" distB="0" distL="114300" distR="114300" simplePos="0" relativeHeight="251658240" behindDoc="0" locked="0" layoutInCell="1" hidden="0" allowOverlap="1" wp14:anchorId="05342DD1" wp14:editId="3DCE5BEE">
           <wp:simplePos x="0" y="0"/>
           <wp:positionH relativeFrom="column">
             <wp:posOffset>-450849</wp:posOffset>
@@ -2427,19 +2467,20 @@
             <wp:posOffset>0</wp:posOffset>
           </wp:positionV>
           <wp:extent cx="914400" cy="927735"/>
-          <wp:effectExtent b="0" l="0" r="0" t="0"/>
+          <wp:effectExtent l="0" t="0" r="0" b="0"/>
           <wp:wrapNone/>
-          <wp:docPr descr="A yellow star with a black background&#10;&#10;Description automatically generated" id="1994813651" name="image1.png"/>
-          <a:graphic>
+          <wp:docPr id="1994813651" name="image1.png" descr="A yellow star with a black background&#10;&#10;Description automatically generated"/>
+          <wp:cNvGraphicFramePr/>
+          <a:graphic xmlns:a="http://schemas.openxmlformats.org/drawingml/2006/main">
             <a:graphicData uri="http://schemas.openxmlformats.org/drawingml/2006/picture">
-              <pic:pic>
+              <pic:pic xmlns:pic="http://schemas.openxmlformats.org/drawingml/2006/picture">
                 <pic:nvPicPr>
-                  <pic:cNvPr descr="A yellow star with a black background&#10;&#10;Description automatically generated" id="0" name="image1.png"/>
+                  <pic:cNvPr id="0" name="image1.png" descr="A yellow star with a black background&#10;&#10;Description automatically generated"/>
                   <pic:cNvPicPr preferRelativeResize="0"/>
                 </pic:nvPicPr>
                 <pic:blipFill>
                   <a:blip r:embed="rId1"/>
-                  <a:srcRect b="0" l="0" r="0" t="0"/>
+                  <a:srcRect/>
                   <a:stretch>
                     <a:fillRect/>
                   </a:stretch>
@@ -2449,7 +2490,9 @@
                     <a:off x="0" y="0"/>
                     <a:ext cx="914400" cy="927735"/>
                   </a:xfrm>
-                  <a:prstGeom prst="rect"/>
+                  <a:prstGeom prst="rect">
+                    <a:avLst/>
+                  </a:prstGeom>
                   <a:ln/>
                 </pic:spPr>
               </pic:pic>
@@ -2459,8 +2502,11 @@
       </w:drawing>
     </w:r>
     <w:r>
+      <w:rPr>
+        <w:noProof/>
+      </w:rPr>
       <w:drawing>
-        <wp:anchor allowOverlap="1" behindDoc="0" distB="0" distT="0" distL="114300" distR="114300" hidden="0" layoutInCell="1" locked="0" relativeHeight="0" simplePos="0">
+        <wp:anchor distT="0" distB="0" distL="114300" distR="114300" simplePos="0" relativeHeight="251659264" behindDoc="0" locked="0" layoutInCell="1" hidden="0" allowOverlap="1" wp14:anchorId="30A98B5C" wp14:editId="7354105A">
           <wp:simplePos x="0" y="0"/>
           <wp:positionH relativeFrom="column">
             <wp:posOffset>5353050</wp:posOffset>
@@ -2469,19 +2515,20 @@
             <wp:posOffset>-47624</wp:posOffset>
           </wp:positionV>
           <wp:extent cx="1047750" cy="1047750"/>
-          <wp:effectExtent b="0" l="0" r="0" t="0"/>
+          <wp:effectExtent l="0" t="0" r="0" b="0"/>
           <wp:wrapNone/>
-          <wp:docPr descr="A logo with a sun and stars&#10;&#10;Description automatically generated" id="1994813652" name="image2.png"/>
-          <a:graphic>
+          <wp:docPr id="1994813652" name="image2.png" descr="A logo with a sun and stars&#10;&#10;Description automatically generated"/>
+          <wp:cNvGraphicFramePr/>
+          <a:graphic xmlns:a="http://schemas.openxmlformats.org/drawingml/2006/main">
             <a:graphicData uri="http://schemas.openxmlformats.org/drawingml/2006/picture">
-              <pic:pic>
+              <pic:pic xmlns:pic="http://schemas.openxmlformats.org/drawingml/2006/picture">
                 <pic:nvPicPr>
-                  <pic:cNvPr descr="A logo with a sun and stars&#10;&#10;Description automatically generated" id="0" name="image2.png"/>
+                  <pic:cNvPr id="0" name="image2.png" descr="A logo with a sun and stars&#10;&#10;Description automatically generated"/>
                   <pic:cNvPicPr preferRelativeResize="0"/>
                 </pic:nvPicPr>
                 <pic:blipFill>
                   <a:blip r:embed="rId2"/>
-                  <a:srcRect b="0" l="0" r="0" t="0"/>
+                  <a:srcRect/>
                   <a:stretch>
                     <a:fillRect/>
                   </a:stretch>
@@ -2491,7 +2538,9 @@
                     <a:off x="0" y="0"/>
                     <a:ext cx="1047750" cy="1047750"/>
                   </a:xfrm>
-                  <a:prstGeom prst="rect"/>
+                  <a:prstGeom prst="rect">
+                    <a:avLst/>
+                  </a:prstGeom>
                   <a:ln/>
                 </pic:spPr>
               </pic:pic>
@@ -2503,91 +2552,84 @@
   </w:p>
   <w:p>
     <w:pPr>
-      <w:spacing w:after="0" w:lineRule="auto"/>
-      <w:ind w:left="900" w:firstLine="0"/>
-      <w:rPr>
-        <w:rFonts w:ascii="Cambria" w:cs="Cambria" w:eastAsia="Cambria" w:hAnsi="Cambria"/>
+      <w:spacing w:after="0"/>
+      <w:ind w:left="900"/>
+      <w:rPr>
+        <w:rFonts w:ascii="Cambria" w:eastAsia="Cambria" w:hAnsi="Cambria" w:cs="Cambria"/>
         <w:sz w:val="18"/>
         <w:szCs w:val="18"/>
       </w:rPr>
     </w:pPr>
     <w:r>
       <w:rPr>
-        <w:rFonts w:ascii="Cambria" w:cs="Cambria" w:eastAsia="Cambria" w:hAnsi="Cambria"/>
+        <w:rFonts w:ascii="Cambria" w:eastAsia="Cambria" w:hAnsi="Cambria" w:cs="Cambria"/>
         <w:sz w:val="18"/>
         <w:szCs w:val="18"/>
-        <w:rtl w:val="0"/>
-      </w:rPr>
-      <w:t xml:space="preserve">REPUBLIC OF THE PHILIPPINES</w:t>
+      </w:rPr>
+      <w:t>REPUBLIC OF THE PHILIPPINES</w:t>
     </w:r>
   </w:p>
   <w:p>
     <w:pPr>
-      <w:spacing w:after="0" w:lineRule="auto"/>
-      <w:ind w:left="900" w:firstLine="0"/>
-      <w:rPr>
-        <w:rFonts w:ascii="Cambria" w:cs="Cambria" w:eastAsia="Cambria" w:hAnsi="Cambria"/>
-        <w:b w:val="1"/>
-        <w:bCs w:val="1"/>
+      <w:spacing w:after="0"/>
+      <w:ind w:left="900"/>
+      <w:rPr>
+        <w:rFonts w:ascii="Cambria" w:eastAsia="Cambria" w:hAnsi="Cambria" w:cs="Cambria"/>
+        <w:b/>
+        <w:bCs/>
       </w:rPr>
     </w:pPr>
     <w:r>
       <w:rPr>
-        <w:rFonts w:ascii="Cambria" w:cs="Cambria" w:eastAsia="Cambria" w:hAnsi="Cambria"/>
-        <w:b w:val="1"/>
-        <w:bCs w:val="1"/>
+        <w:rFonts w:ascii="Cambria" w:eastAsia="Cambria" w:hAnsi="Cambria" w:cs="Cambria"/>
+        <w:b/>
+        <w:bCs/>
         <w:sz w:val="26"/>
         <w:szCs w:val="26"/>
-        <w:rtl w:val="0"/>
-      </w:rPr>
-      <w:t xml:space="preserve">P</w:t>
-    </w:r>
-    <w:r>
-      <w:rPr>
-        <w:rFonts w:ascii="Cambria" w:cs="Cambria" w:eastAsia="Cambria" w:hAnsi="Cambria"/>
-        <w:b w:val="1"/>
-        <w:bCs w:val="1"/>
-        <w:rtl w:val="0"/>
+      </w:rPr>
+      <w:t>P</w:t>
+    </w:r>
+    <w:r>
+      <w:rPr>
+        <w:rFonts w:ascii="Cambria" w:eastAsia="Cambria" w:hAnsi="Cambria" w:cs="Cambria"/>
+        <w:b/>
+        <w:bCs/>
       </w:rPr>
       <w:t xml:space="preserve">OLYTECHNIC </w:t>
     </w:r>
     <w:r>
       <w:rPr>
-        <w:rFonts w:ascii="Cambria" w:cs="Cambria" w:eastAsia="Cambria" w:hAnsi="Cambria"/>
-        <w:b w:val="1"/>
-        <w:bCs w:val="1"/>
+        <w:rFonts w:ascii="Cambria" w:eastAsia="Cambria" w:hAnsi="Cambria" w:cs="Cambria"/>
+        <w:b/>
+        <w:bCs/>
         <w:sz w:val="26"/>
         <w:szCs w:val="26"/>
-        <w:rtl w:val="0"/>
-      </w:rPr>
-      <w:t xml:space="preserve">U</w:t>
-    </w:r>
-    <w:r>
-      <w:rPr>
-        <w:rFonts w:ascii="Cambria" w:cs="Cambria" w:eastAsia="Cambria" w:hAnsi="Cambria"/>
-        <w:b w:val="1"/>
-        <w:bCs w:val="1"/>
-        <w:rtl w:val="0"/>
+      </w:rPr>
+      <w:t>U</w:t>
+    </w:r>
+    <w:r>
+      <w:rPr>
+        <w:rFonts w:ascii="Cambria" w:eastAsia="Cambria" w:hAnsi="Cambria" w:cs="Cambria"/>
+        <w:b/>
+        <w:bCs/>
       </w:rPr>
       <w:t xml:space="preserve">NIVERSITY OF THE </w:t>
     </w:r>
     <w:r>
       <w:rPr>
-        <w:rFonts w:ascii="Cambria" w:cs="Cambria" w:eastAsia="Cambria" w:hAnsi="Cambria"/>
-        <w:b w:val="1"/>
-        <w:bCs w:val="1"/>
+        <w:rFonts w:ascii="Cambria" w:eastAsia="Cambria" w:hAnsi="Cambria" w:cs="Cambria"/>
+        <w:b/>
+        <w:bCs/>
         <w:sz w:val="26"/>
         <w:szCs w:val="26"/>
-        <w:rtl w:val="0"/>
-      </w:rPr>
-      <w:t xml:space="preserve">P</w:t>
-    </w:r>
-    <w:r>
-      <w:rPr>
-        <w:rFonts w:ascii="Cambria" w:cs="Cambria" w:eastAsia="Cambria" w:hAnsi="Cambria"/>
-        <w:b w:val="1"/>
-        <w:bCs w:val="1"/>
-        <w:rtl w:val="0"/>
+      </w:rPr>
+      <w:t>P</w:t>
+    </w:r>
+    <w:r>
+      <w:rPr>
+        <w:rFonts w:ascii="Cambria" w:eastAsia="Cambria" w:hAnsi="Cambria" w:cs="Cambria"/>
+        <w:b/>
+        <w:bCs/>
       </w:rPr>
       <w:t xml:space="preserve">HILIPPINES  </w:t>
     </w:r>
@@ -2595,109 +2637,93 @@
   <w:p>
     <w:pPr>
       <w:tabs>
-        <w:tab w:val="left" w:leader="none" w:pos="8370"/>
+        <w:tab w:val="left" w:pos="8370"/>
       </w:tabs>
-      <w:spacing w:after="0" w:lineRule="auto"/>
-      <w:ind w:left="900" w:firstLine="0"/>
-      <w:rPr>
-        <w:rFonts w:ascii="Cambria" w:cs="Cambria" w:eastAsia="Cambria" w:hAnsi="Cambria"/>
+      <w:spacing w:after="0"/>
+      <w:ind w:left="900"/>
+      <w:rPr>
+        <w:rFonts w:ascii="Cambria" w:eastAsia="Cambria" w:hAnsi="Cambria" w:cs="Cambria"/>
         <w:sz w:val="20"/>
         <w:szCs w:val="20"/>
       </w:rPr>
     </w:pPr>
     <w:r>
       <w:rPr>
-        <w:rFonts w:ascii="Cambria" w:cs="Cambria" w:eastAsia="Cambria" w:hAnsi="Cambria"/>
+        <w:rFonts w:ascii="Cambria" w:eastAsia="Cambria" w:hAnsi="Cambria" w:cs="Cambria"/>
         <w:sz w:val="20"/>
         <w:szCs w:val="20"/>
-        <w:rtl w:val="0"/>
-      </w:rPr>
-      <w:t xml:space="preserve">OFFICE OF THE VICE PRESIDENT FOR RESEARCH, EXTENSION, AND DEVELOPMENT</w:t>
+      </w:rPr>
+      <w:t>OFFICE OF THE VICE PRESIDENT FOR RESEARCH, EXTENSION, AND DEVELOPMENT</w:t>
     </w:r>
   </w:p>
   <w:p>
     <w:pPr>
-      <w:spacing w:after="0" w:lineRule="auto"/>
-      <w:ind w:left="900" w:firstLine="0"/>
-      <w:rPr>
-        <w:rFonts w:ascii="Cambria" w:cs="Cambria" w:eastAsia="Cambria" w:hAnsi="Cambria"/>
-        <w:b w:val="1"/>
-        <w:bCs w:val="1"/>
+      <w:spacing w:after="0"/>
+      <w:ind w:left="900"/>
+      <w:rPr>
+        <w:rFonts w:ascii="Cambria" w:eastAsia="Cambria" w:hAnsi="Cambria" w:cs="Cambria"/>
+        <w:b/>
+        <w:bCs/>
         <w:sz w:val="24"/>
         <w:szCs w:val="24"/>
       </w:rPr>
     </w:pPr>
     <w:r>
       <w:rPr>
-        <w:rFonts w:ascii="Cambria" w:cs="Cambria" w:eastAsia="Cambria" w:hAnsi="Cambria"/>
-        <w:b w:val="1"/>
-        <w:bCs w:val="1"/>
+        <w:rFonts w:ascii="Cambria" w:eastAsia="Cambria" w:hAnsi="Cambria" w:cs="Cambria"/>
+        <w:b/>
+        <w:bCs/>
         <w:sz w:val="24"/>
         <w:szCs w:val="24"/>
-        <w:rtl w:val="0"/>
-      </w:rPr>
-      <w:t xml:space="preserve">TECHNOLOGY BUSINESS INCUBATION AND DEVELOPMENT OFFICE</w:t>
+      </w:rPr>
+      <w:t>TECHNOLOGY BUSINESS INCUBATION AND DEVELOPMENT OFFICE</w:t>
     </w:r>
   </w:p>
   <w:p>
     <w:pPr>
       <w:pBdr>
-        <w:bottom w:color="808080" w:space="1" w:sz="4" w:val="single"/>
+        <w:bottom w:val="single" w:sz="4" w:space="1" w:color="808080"/>
       </w:pBdr>
       <w:tabs>
-        <w:tab w:val="center" w:leader="none" w:pos="4680"/>
+        <w:tab w:val="center" w:pos="4680"/>
       </w:tabs>
       <w:spacing w:after="0" w:line="240" w:lineRule="auto"/>
-      <w:ind w:left="-720" w:right="-718" w:firstLine="0"/>
-      <w:rPr/>
+      <w:ind w:left="-720" w:right="-718"/>
     </w:pPr>
-    <w:r>
-      <w:rPr>
-        <w:rtl w:val="0"/>
-      </w:rPr>
-    </w:r>
   </w:p>
   <w:p>
     <w:pPr>
       <w:tabs>
-        <w:tab w:val="left" w:leader="none" w:pos="3840"/>
+        <w:tab w:val="left" w:pos="3840"/>
       </w:tabs>
-      <w:rPr/>
     </w:pPr>
-    <w:r>
-      <w:rPr>
-        <w:rtl w:val="0"/>
-      </w:rPr>
-    </w:r>
   </w:p>
 </w:hdr>
 </file>
 
 <file path=word/header2.xml><?xml version="1.0" encoding="utf-8"?>
-<w:hdr xmlns:mc="http://schemas.openxmlformats.org/markup-compatibility/2006" xmlns:o="urn:schemas-microsoft-com:office:office" xmlns:r="http://schemas.openxmlformats.org/officeDocument/2006/relationships" xmlns:m="http://schemas.openxmlformats.org/officeDocument/2006/math" xmlns:v="urn:schemas-microsoft-com:vml" xmlns:wp="http://schemas.openxmlformats.org/drawingml/2006/wordprocessingDrawing" xmlns:w10="urn:schemas-microsoft-com:office:word" xmlns:w="http://schemas.openxmlformats.org/wordprocessingml/2006/main" xmlns:wne="http://schemas.microsoft.com/office/word/2006/wordml" xmlns:sl="http://schemas.openxmlformats.org/schemaLibrary/2006/main" xmlns:a="http://schemas.openxmlformats.org/drawingml/2006/main" xmlns:pic="http://schemas.openxmlformats.org/drawingml/2006/picture" xmlns:c="http://schemas.openxmlformats.org/drawingml/2006/chart" xmlns:lc="http://schemas.openxmlformats.org/drawingml/2006/lockedCanvas" xmlns:dgm="http://schemas.openxmlformats.org/drawingml/2006/diagram" xmlns:wps="http://schemas.microsoft.com/office/word/2010/wordprocessingShape" xmlns:wpg="http://schemas.microsoft.com/office/word/2010/wordprocessingGroup" xmlns:w14="http://schemas.microsoft.com/office/word/2010/wordml" xmlns:w15="http://schemas.microsoft.com/office/word/2012/wordml" xmlns:w16="http://schemas.microsoft.com/office/word/2018/wordml" xmlns:w16cex="http://schemas.microsoft.com/office/word/2018/wordml/cex" xmlns:w16cid="http://schemas.microsoft.com/office/word/2016/wordml/cid" xmlns="http://schemas.microsoft.com/office/tasks/2019/documenttasks" xmlns:cr="http://schemas.microsoft.com/office/comments/2020/reactions">
+<w:hdr xmlns:wpc="http://schemas.microsoft.com/office/word/2010/wordprocessingCanvas" xmlns:cx="http://schemas.microsoft.com/office/drawing/2014/chartex" xmlns:cx1="http://schemas.microsoft.com/office/drawing/2015/9/8/chartex" xmlns:cx2="http://schemas.microsoft.com/office/drawing/2015/10/21/chartex" xmlns:cx3="http://schemas.microsoft.com/office/drawing/2016/5/9/chartex" xmlns:cx4="http://schemas.microsoft.com/office/drawing/2016/5/10/chartex" xmlns:cx5="http://schemas.microsoft.com/office/drawing/2016/5/11/chartex" xmlns:cx6="http://schemas.microsoft.com/office/drawing/2016/5/12/chartex" xmlns:cx7="http://schemas.microsoft.com/office/drawing/2016/5/13/chartex" xmlns:cx8="http://schemas.microsoft.com/office/drawing/2016/5/14/chartex" xmlns:mc="http://schemas.openxmlformats.org/markup-compatibility/2006" xmlns:aink="http://schemas.microsoft.com/office/drawing/2016/ink" xmlns:am3d="http://schemas.microsoft.com/office/drawing/2017/model3d" xmlns:o="urn:schemas-microsoft-com:office:office" xmlns:oel="http://schemas.microsoft.com/office/2019/extlst" xmlns:r="http://schemas.openxmlformats.org/officeDocument/2006/relationships" xmlns:m="http://schemas.openxmlformats.org/officeDocument/2006/math" xmlns:v="urn:schemas-microsoft-com:vml" xmlns:wp14="http://schemas.microsoft.com/office/word/2010/wordprocessingDrawing" xmlns:wp="http://schemas.openxmlformats.org/drawingml/2006/wordprocessingDrawing" xmlns:w10="urn:schemas-microsoft-com:office:word" xmlns:w="http://schemas.openxmlformats.org/wordprocessingml/2006/main" xmlns:w14="http://schemas.microsoft.com/office/word/2010/wordml" xmlns:w15="http://schemas.microsoft.com/office/word/2012/wordml" xmlns:w16cex="http://schemas.microsoft.com/office/word/2018/wordml/cex" xmlns:w16cid="http://schemas.microsoft.com/office/word/2016/wordml/cid" xmlns:w16="http://schemas.microsoft.com/office/word/2018/wordml" xmlns:w16du="http://schemas.microsoft.com/office/word/2023/wordml/word16du" xmlns:w16sdtdh="http://schemas.microsoft.com/office/word/2020/wordml/sdtdatahash" xmlns:w16sdtfl="http://schemas.microsoft.com/office/word/2024/wordml/sdtformatlock" xmlns:w16se="http://schemas.microsoft.com/office/word/2015/wordml/symex" xmlns:wpg="http://schemas.microsoft.com/office/word/2010/wordprocessingGroup" xmlns:wpi="http://schemas.microsoft.com/office/word/2010/wordprocessingInk" xmlns:wne="http://schemas.microsoft.com/office/word/2006/wordml" xmlns:wps="http://schemas.microsoft.com/office/word/2010/wordprocessingShape" mc:Ignorable="w14 w15 w16se w16cid w16 w16cex w16sdtdh w16sdtfl w16du wp14">
   <w:p>
     <w:pPr>
       <w:tabs>
-        <w:tab w:val="center" w:leader="none" w:pos="4680"/>
-        <w:tab w:val="right" w:leader="none" w:pos="9360"/>
+        <w:tab w:val="center" w:pos="4680"/>
+        <w:tab w:val="right" w:pos="9360"/>
       </w:tabs>
       <w:spacing w:after="0" w:line="240" w:lineRule="auto"/>
       <w:rPr>
-        <w:rFonts w:ascii="Times New Roman" w:cs="Times New Roman" w:eastAsia="Times New Roman" w:hAnsi="Times New Roman"/>
-        <w:b w:val="1"/>
-        <w:bCs w:val="1"/>
+        <w:rFonts w:ascii="Times New Roman" w:eastAsia="Times New Roman" w:hAnsi="Times New Roman" w:cs="Times New Roman"/>
+        <w:b/>
+        <w:bCs/>
         <w:sz w:val="30"/>
         <w:szCs w:val="30"/>
       </w:rPr>
     </w:pPr>
     <w:r>
       <w:rPr>
-        <w:rtl w:val="0"/>
-      </w:rPr>
-    </w:r>
-    <w:r>
+        <w:noProof/>
+      </w:rPr>
       <w:drawing>
-        <wp:anchor allowOverlap="1" behindDoc="0" distB="0" distT="0" distL="114300" distR="114300" hidden="0" layoutInCell="1" locked="0" relativeHeight="0" simplePos="0">
+        <wp:anchor distT="0" distB="0" distL="114300" distR="114300" simplePos="0" relativeHeight="251660288" behindDoc="0" locked="0" layoutInCell="1" hidden="0" allowOverlap="1" wp14:anchorId="1E933E65" wp14:editId="11CD750C">
           <wp:simplePos x="0" y="0"/>
           <wp:positionH relativeFrom="column">
             <wp:posOffset>-450849</wp:posOffset>
@@ -2706,19 +2732,20 @@
             <wp:posOffset>0</wp:posOffset>
           </wp:positionV>
           <wp:extent cx="914400" cy="927735"/>
-          <wp:effectExtent b="0" l="0" r="0" t="0"/>
+          <wp:effectExtent l="0" t="0" r="0" b="0"/>
           <wp:wrapNone/>
           <wp:docPr id="1994813655" name="image1.png"/>
-          <a:graphic>
+          <wp:cNvGraphicFramePr/>
+          <a:graphic xmlns:a="http://schemas.openxmlformats.org/drawingml/2006/main">
             <a:graphicData uri="http://schemas.openxmlformats.org/drawingml/2006/picture">
-              <pic:pic>
+              <pic:pic xmlns:pic="http://schemas.openxmlformats.org/drawingml/2006/picture">
                 <pic:nvPicPr>
                   <pic:cNvPr id="0" name="image1.png"/>
                   <pic:cNvPicPr preferRelativeResize="0"/>
                 </pic:nvPicPr>
                 <pic:blipFill>
                   <a:blip r:embed="rId1"/>
-                  <a:srcRect b="0" l="0" r="0" t="0"/>
+                  <a:srcRect/>
                   <a:stretch>
                     <a:fillRect/>
                   </a:stretch>
@@ -2728,7 +2755,9 @@
                     <a:off x="0" y="0"/>
                     <a:ext cx="914400" cy="927735"/>
                   </a:xfrm>
-                  <a:prstGeom prst="rect"/>
+                  <a:prstGeom prst="rect">
+                    <a:avLst/>
+                  </a:prstGeom>
                   <a:ln/>
                 </pic:spPr>
               </pic:pic>
@@ -2738,8 +2767,11 @@
       </w:drawing>
     </w:r>
     <w:r>
+      <w:rPr>
+        <w:noProof/>
+      </w:rPr>
       <w:drawing>
-        <wp:anchor allowOverlap="1" behindDoc="0" distB="0" distT="0" distL="114300" distR="114300" hidden="0" layoutInCell="1" locked="0" relativeHeight="0" simplePos="0">
+        <wp:anchor distT="0" distB="0" distL="114300" distR="114300" simplePos="0" relativeHeight="251661312" behindDoc="0" locked="0" layoutInCell="1" hidden="0" allowOverlap="1" wp14:anchorId="1210045C" wp14:editId="0B83FD57">
           <wp:simplePos x="0" y="0"/>
           <wp:positionH relativeFrom="column">
             <wp:posOffset>5353050</wp:posOffset>
@@ -2748,19 +2780,20 @@
             <wp:posOffset>-47624</wp:posOffset>
           </wp:positionV>
           <wp:extent cx="1047750" cy="1047750"/>
-          <wp:effectExtent b="0" l="0" r="0" t="0"/>
+          <wp:effectExtent l="0" t="0" r="0" b="0"/>
           <wp:wrapNone/>
-          <wp:docPr descr="A logo with a sun and stars&#10;&#10;Description automatically generated" id="1994813656" name="image2.png"/>
-          <a:graphic>
+          <wp:docPr id="1994813656" name="image2.png" descr="A logo with a sun and stars&#10;&#10;Description automatically generated"/>
+          <wp:cNvGraphicFramePr/>
+          <a:graphic xmlns:a="http://schemas.openxmlformats.org/drawingml/2006/main">
             <a:graphicData uri="http://schemas.openxmlformats.org/drawingml/2006/picture">
-              <pic:pic>
+              <pic:pic xmlns:pic="http://schemas.openxmlformats.org/drawingml/2006/picture">
                 <pic:nvPicPr>
-                  <pic:cNvPr descr="A logo with a sun and stars&#10;&#10;Description automatically generated" id="0" name="image2.png"/>
+                  <pic:cNvPr id="0" name="image2.png" descr="A logo with a sun and stars&#10;&#10;Description automatically generated"/>
                   <pic:cNvPicPr preferRelativeResize="0"/>
                 </pic:nvPicPr>
                 <pic:blipFill>
                   <a:blip r:embed="rId2"/>
-                  <a:srcRect b="0" l="0" r="0" t="0"/>
+                  <a:srcRect/>
                   <a:stretch>
                     <a:fillRect/>
                   </a:stretch>
@@ -2770,7 +2803,9 @@
                     <a:off x="0" y="0"/>
                     <a:ext cx="1047750" cy="1047750"/>
                   </a:xfrm>
-                  <a:prstGeom prst="rect"/>
+                  <a:prstGeom prst="rect">
+                    <a:avLst/>
+                  </a:prstGeom>
                   <a:ln/>
                 </pic:spPr>
               </pic:pic>
@@ -2782,91 +2817,84 @@
   </w:p>
   <w:p>
     <w:pPr>
-      <w:spacing w:after="0" w:lineRule="auto"/>
-      <w:ind w:left="900" w:firstLine="0"/>
-      <w:rPr>
-        <w:rFonts w:ascii="Cambria" w:cs="Cambria" w:eastAsia="Cambria" w:hAnsi="Cambria"/>
+      <w:spacing w:after="0"/>
+      <w:ind w:left="900"/>
+      <w:rPr>
+        <w:rFonts w:ascii="Cambria" w:eastAsia="Cambria" w:hAnsi="Cambria" w:cs="Cambria"/>
         <w:sz w:val="18"/>
         <w:szCs w:val="18"/>
       </w:rPr>
     </w:pPr>
     <w:r>
       <w:rPr>
-        <w:rFonts w:ascii="Cambria" w:cs="Cambria" w:eastAsia="Cambria" w:hAnsi="Cambria"/>
+        <w:rFonts w:ascii="Cambria" w:eastAsia="Cambria" w:hAnsi="Cambria" w:cs="Cambria"/>
         <w:sz w:val="18"/>
         <w:szCs w:val="18"/>
-        <w:rtl w:val="0"/>
-      </w:rPr>
-      <w:t xml:space="preserve">REPUBLIC OF THE PHILIPPINES</w:t>
+      </w:rPr>
+      <w:t>REPUBLIC OF THE PHILIPPINES</w:t>
     </w:r>
   </w:p>
   <w:p>
     <w:pPr>
-      <w:spacing w:after="0" w:lineRule="auto"/>
-      <w:ind w:left="900" w:firstLine="0"/>
-      <w:rPr>
-        <w:rFonts w:ascii="Cambria" w:cs="Cambria" w:eastAsia="Cambria" w:hAnsi="Cambria"/>
-        <w:b w:val="1"/>
-        <w:bCs w:val="1"/>
+      <w:spacing w:after="0"/>
+      <w:ind w:left="900"/>
+      <w:rPr>
+        <w:rFonts w:ascii="Cambria" w:eastAsia="Cambria" w:hAnsi="Cambria" w:cs="Cambria"/>
+        <w:b/>
+        <w:bCs/>
       </w:rPr>
     </w:pPr>
     <w:r>
       <w:rPr>
-        <w:rFonts w:ascii="Cambria" w:cs="Cambria" w:eastAsia="Cambria" w:hAnsi="Cambria"/>
-        <w:b w:val="1"/>
-        <w:bCs w:val="1"/>
+        <w:rFonts w:ascii="Cambria" w:eastAsia="Cambria" w:hAnsi="Cambria" w:cs="Cambria"/>
+        <w:b/>
+        <w:bCs/>
         <w:sz w:val="26"/>
         <w:szCs w:val="26"/>
-        <w:rtl w:val="0"/>
-      </w:rPr>
-      <w:t xml:space="preserve">P</w:t>
-    </w:r>
-    <w:r>
-      <w:rPr>
-        <w:rFonts w:ascii="Cambria" w:cs="Cambria" w:eastAsia="Cambria" w:hAnsi="Cambria"/>
-        <w:b w:val="1"/>
-        <w:bCs w:val="1"/>
-        <w:rtl w:val="0"/>
+      </w:rPr>
+      <w:t>P</w:t>
+    </w:r>
+    <w:r>
+      <w:rPr>
+        <w:rFonts w:ascii="Cambria" w:eastAsia="Cambria" w:hAnsi="Cambria" w:cs="Cambria"/>
+        <w:b/>
+        <w:bCs/>
       </w:rPr>
       <w:t xml:space="preserve">OLYTECHNIC </w:t>
     </w:r>
     <w:r>
       <w:rPr>
-        <w:rFonts w:ascii="Cambria" w:cs="Cambria" w:eastAsia="Cambria" w:hAnsi="Cambria"/>
-        <w:b w:val="1"/>
-        <w:bCs w:val="1"/>
+        <w:rFonts w:ascii="Cambria" w:eastAsia="Cambria" w:hAnsi="Cambria" w:cs="Cambria"/>
+        <w:b/>
+        <w:bCs/>
         <w:sz w:val="26"/>
         <w:szCs w:val="26"/>
-        <w:rtl w:val="0"/>
-      </w:rPr>
-      <w:t xml:space="preserve">U</w:t>
-    </w:r>
-    <w:r>
-      <w:rPr>
-        <w:rFonts w:ascii="Cambria" w:cs="Cambria" w:eastAsia="Cambria" w:hAnsi="Cambria"/>
-        <w:b w:val="1"/>
-        <w:bCs w:val="1"/>
-        <w:rtl w:val="0"/>
+      </w:rPr>
+      <w:t>U</w:t>
+    </w:r>
+    <w:r>
+      <w:rPr>
+        <w:rFonts w:ascii="Cambria" w:eastAsia="Cambria" w:hAnsi="Cambria" w:cs="Cambria"/>
+        <w:b/>
+        <w:bCs/>
       </w:rPr>
       <w:t xml:space="preserve">NIVERSITY OF THE </w:t>
     </w:r>
     <w:r>
       <w:rPr>
-        <w:rFonts w:ascii="Cambria" w:cs="Cambria" w:eastAsia="Cambria" w:hAnsi="Cambria"/>
-        <w:b w:val="1"/>
-        <w:bCs w:val="1"/>
+        <w:rFonts w:ascii="Cambria" w:eastAsia="Cambria" w:hAnsi="Cambria" w:cs="Cambria"/>
+        <w:b/>
+        <w:bCs/>
         <w:sz w:val="26"/>
         <w:szCs w:val="26"/>
-        <w:rtl w:val="0"/>
-      </w:rPr>
-      <w:t xml:space="preserve">P</w:t>
-    </w:r>
-    <w:r>
-      <w:rPr>
-        <w:rFonts w:ascii="Cambria" w:cs="Cambria" w:eastAsia="Cambria" w:hAnsi="Cambria"/>
-        <w:b w:val="1"/>
-        <w:bCs w:val="1"/>
-        <w:rtl w:val="0"/>
+      </w:rPr>
+      <w:t>P</w:t>
+    </w:r>
+    <w:r>
+      <w:rPr>
+        <w:rFonts w:ascii="Cambria" w:eastAsia="Cambria" w:hAnsi="Cambria" w:cs="Cambria"/>
+        <w:b/>
+        <w:bCs/>
       </w:rPr>
       <w:t xml:space="preserve">HILIPPINES  </w:t>
     </w:r>
@@ -2874,95 +2902,77 @@
   <w:p>
     <w:pPr>
       <w:tabs>
-        <w:tab w:val="left" w:leader="none" w:pos="8370"/>
+        <w:tab w:val="left" w:pos="8370"/>
       </w:tabs>
-      <w:spacing w:after="0" w:lineRule="auto"/>
-      <w:ind w:left="900" w:firstLine="0"/>
-      <w:rPr>
-        <w:rFonts w:ascii="Cambria" w:cs="Cambria" w:eastAsia="Cambria" w:hAnsi="Cambria"/>
+      <w:spacing w:after="0"/>
+      <w:ind w:left="900"/>
+      <w:rPr>
+        <w:rFonts w:ascii="Cambria" w:eastAsia="Cambria" w:hAnsi="Cambria" w:cs="Cambria"/>
         <w:sz w:val="20"/>
         <w:szCs w:val="20"/>
       </w:rPr>
     </w:pPr>
     <w:r>
       <w:rPr>
-        <w:rFonts w:ascii="Cambria" w:cs="Cambria" w:eastAsia="Cambria" w:hAnsi="Cambria"/>
+        <w:rFonts w:ascii="Cambria" w:eastAsia="Cambria" w:hAnsi="Cambria" w:cs="Cambria"/>
         <w:sz w:val="20"/>
         <w:szCs w:val="20"/>
-        <w:rtl w:val="0"/>
-      </w:rPr>
-      <w:t xml:space="preserve">OFFICE OF THE VICE PRESIDENT FOR RESEARCH, EXTENSION, AND DEVELOPMENT</w:t>
+      </w:rPr>
+      <w:t>OFFICE OF THE VICE PRESIDENT FOR RESEARCH, EXTENSION, AND DEVELOPMENT</w:t>
     </w:r>
   </w:p>
   <w:p>
     <w:pPr>
-      <w:spacing w:after="0" w:lineRule="auto"/>
-      <w:ind w:left="900" w:firstLine="0"/>
-      <w:rPr>
-        <w:rFonts w:ascii="Cambria" w:cs="Cambria" w:eastAsia="Cambria" w:hAnsi="Cambria"/>
-        <w:b w:val="1"/>
-        <w:bCs w:val="1"/>
+      <w:spacing w:after="0"/>
+      <w:ind w:left="900"/>
+      <w:rPr>
+        <w:rFonts w:ascii="Cambria" w:eastAsia="Cambria" w:hAnsi="Cambria" w:cs="Cambria"/>
+        <w:b/>
+        <w:bCs/>
         <w:sz w:val="24"/>
         <w:szCs w:val="24"/>
       </w:rPr>
     </w:pPr>
     <w:r>
       <w:rPr>
-        <w:rFonts w:ascii="Cambria" w:cs="Cambria" w:eastAsia="Cambria" w:hAnsi="Cambria"/>
-        <w:b w:val="1"/>
-        <w:bCs w:val="1"/>
+        <w:rFonts w:ascii="Cambria" w:eastAsia="Cambria" w:hAnsi="Cambria" w:cs="Cambria"/>
+        <w:b/>
+        <w:bCs/>
         <w:sz w:val="24"/>
         <w:szCs w:val="24"/>
-        <w:rtl w:val="0"/>
-      </w:rPr>
-      <w:t xml:space="preserve">TECHNOLOGY BUSINESS INCUBATION AND DEVELOPMENT OFFICE</w:t>
+      </w:rPr>
+      <w:t>TECHNOLOGY BUSINESS INCUBATION AND DEVELOPMENT OFFICE</w:t>
     </w:r>
   </w:p>
   <w:p>
     <w:pPr>
       <w:pBdr>
-        <w:bottom w:color="808080" w:space="1" w:sz="4" w:val="single"/>
+        <w:bottom w:val="single" w:sz="4" w:space="1" w:color="808080"/>
       </w:pBdr>
       <w:tabs>
-        <w:tab w:val="center" w:leader="none" w:pos="4680"/>
+        <w:tab w:val="center" w:pos="4680"/>
       </w:tabs>
       <w:spacing w:after="0" w:line="240" w:lineRule="auto"/>
-      <w:ind w:left="-720" w:right="-718" w:firstLine="0"/>
-      <w:rPr/>
+      <w:ind w:left="-720" w:right="-718"/>
     </w:pPr>
-    <w:r>
-      <w:rPr>
-        <w:rtl w:val="0"/>
-      </w:rPr>
-    </w:r>
   </w:p>
   <w:p>
     <w:pPr>
-      <w:spacing w:after="0" w:lineRule="auto"/>
-      <w:rPr/>
+      <w:spacing w:after="0"/>
     </w:pPr>
-    <w:r>
-      <w:rPr>
-        <w:rtl w:val="0"/>
-      </w:rPr>
-    </w:r>
   </w:p>
 </w:hdr>
 </file>
 
-<file path=word/numbering.xml><?xml version="1.0" encoding="utf-8"?>
-<w:numbering xmlns:mc="http://schemas.openxmlformats.org/markup-compatibility/2006" xmlns:o="urn:schemas-microsoft-com:office:office" xmlns:r="http://schemas.openxmlformats.org/officeDocument/2006/relationships" xmlns:m="http://schemas.openxmlformats.org/officeDocument/2006/math" xmlns:v="urn:schemas-microsoft-com:vml" xmlns:wp="http://schemas.openxmlformats.org/drawingml/2006/wordprocessingDrawing" xmlns:w10="urn:schemas-microsoft-com:office:word" xmlns:w="http://schemas.openxmlformats.org/wordprocessingml/2006/main" xmlns:wne="http://schemas.microsoft.com/office/word/2006/wordml" xmlns:sl="http://schemas.openxmlformats.org/schemaLibrary/2006/main" xmlns:a="http://schemas.openxmlformats.org/drawingml/2006/main" xmlns:pic="http://schemas.openxmlformats.org/drawingml/2006/picture" xmlns:c="http://schemas.openxmlformats.org/drawingml/2006/chart" xmlns:lc="http://schemas.openxmlformats.org/drawingml/2006/lockedCanvas" xmlns:dgm="http://schemas.openxmlformats.org/drawingml/2006/diagram" xmlns:wps="http://schemas.microsoft.com/office/word/2010/wordprocessingShape" xmlns:wpg="http://schemas.microsoft.com/office/word/2010/wordprocessingGroup" xmlns:w14="http://schemas.microsoft.com/office/word/2010/wordml" xmlns:w15="http://schemas.microsoft.com/office/word/2012/wordml" xmlns:w16="http://schemas.microsoft.com/office/word/2018/wordml" xmlns:w16cex="http://schemas.microsoft.com/office/word/2018/wordml/cex" xmlns:w16cid="http://schemas.microsoft.com/office/word/2016/wordml/cid" xmlns="http://schemas.microsoft.com/office/tasks/2019/documenttasks" xmlns:cr="http://schemas.microsoft.com/office/comments/2020/reactions"/>
-</file>
-
 <file path=word/styles.xml><?xml version="1.0" encoding="utf-8"?>
-<w:styles xmlns:mc="http://schemas.openxmlformats.org/markup-compatibility/2006" xmlns:o="urn:schemas-microsoft-com:office:office" xmlns:r="http://schemas.openxmlformats.org/officeDocument/2006/relationships" xmlns:m="http://schemas.openxmlformats.org/officeDocument/2006/math" xmlns:v="urn:schemas-microsoft-com:vml" xmlns:wp="http://schemas.openxmlformats.org/drawingml/2006/wordprocessingDrawing" xmlns:w10="urn:schemas-microsoft-com:office:word" xmlns:w="http://schemas.openxmlformats.org/wordprocessingml/2006/main" xmlns:wne="http://schemas.microsoft.com/office/word/2006/wordml" xmlns:sl="http://schemas.openxmlformats.org/schemaLibrary/2006/main" xmlns:a="http://schemas.openxmlformats.org/drawingml/2006/main" xmlns:pic="http://schemas.openxmlformats.org/drawingml/2006/picture" xmlns:c="http://schemas.openxmlformats.org/drawingml/2006/chart" xmlns:lc="http://schemas.openxmlformats.org/drawingml/2006/lockedCanvas" xmlns:dgm="http://schemas.openxmlformats.org/drawingml/2006/diagram" xmlns:wps="http://schemas.microsoft.com/office/word/2010/wordprocessingShape" xmlns:wpg="http://schemas.microsoft.com/office/word/2010/wordprocessingGroup" xmlns:w14="http://schemas.microsoft.com/office/word/2010/wordml" xmlns:w15="http://schemas.microsoft.com/office/word/2012/wordml" xmlns:w16="http://schemas.microsoft.com/office/word/2018/wordml" xmlns:w16cex="http://schemas.microsoft.com/office/word/2018/wordml/cex" xmlns:w16cid="http://schemas.microsoft.com/office/word/2016/wordml/cid" xmlns="http://schemas.microsoft.com/office/tasks/2019/documenttasks" xmlns:cr="http://schemas.microsoft.com/office/comments/2020/reactions">
+<w:styles xmlns:mc="http://schemas.openxmlformats.org/markup-compatibility/2006" xmlns:r="http://schemas.openxmlformats.org/officeDocument/2006/relationships" xmlns:w="http://schemas.openxmlformats.org/wordprocessingml/2006/main" xmlns:w14="http://schemas.microsoft.com/office/word/2010/wordml" xmlns:w15="http://schemas.microsoft.com/office/word/2012/wordml" xmlns:w16cex="http://schemas.microsoft.com/office/word/2018/wordml/cex" xmlns:w16cid="http://schemas.microsoft.com/office/word/2016/wordml/cid" xmlns:w16="http://schemas.microsoft.com/office/word/2018/wordml" xmlns:w16du="http://schemas.microsoft.com/office/word/2023/wordml/word16du" xmlns:w16sdtdh="http://schemas.microsoft.com/office/word/2020/wordml/sdtdatahash" xmlns:w16sdtfl="http://schemas.microsoft.com/office/word/2024/wordml/sdtformatlock" xmlns:w16se="http://schemas.microsoft.com/office/word/2015/wordml/symex" mc:Ignorable="w14 w15 w16se w16cid w16 w16cex w16sdtdh w16sdtfl w16du">
   <w:docDefaults>
     <w:rPrDefault>
       <w:rPr>
-        <w:rFonts w:ascii="Quattrocento Sans" w:cs="Quattrocento Sans" w:eastAsia="Quattrocento Sans" w:hAnsi="Quattrocento Sans"/>
+        <w:rFonts w:ascii="Quattrocento Sans" w:eastAsia="Quattrocento Sans" w:hAnsi="Quattrocento Sans" w:cs="Quattrocento Sans"/>
         <w:sz w:val="22"/>
         <w:szCs w:val="22"/>
-        <w:lang w:val="en"/>
+        <w:lang w:val="en" w:eastAsia="en-PH" w:bidi="ar-SA"/>
       </w:rPr>
     </w:rPrDefault>
     <w:pPrDefault>
@@ -2971,70 +2981,435 @@
       </w:pPr>
     </w:pPrDefault>
   </w:docDefaults>
-  <w:style w:type="table" w:styleId="TableNormal" w:default="1">
-    <w:name w:val="TableNormal"/>
-    <w:tblPr>
-      <w:tblCellMar>
-        <w:top w:w="100.0" w:type="dxa"/>
-        <w:left w:w="100.0" w:type="dxa"/>
-        <w:bottom w:w="100.0" w:type="dxa"/>
-        <w:right w:w="100.0" w:type="dxa"/>
-      </w:tblCellMar>
-    </w:tblPr>
-  </w:style>
-  <w:style w:type="paragraph" w:styleId="Normal" w:default="1">
-    <w:name w:val="normal"/>
+  <w:latentStyles w:defLockedState="0" w:defUIPriority="99" w:defSemiHidden="0" w:defUnhideWhenUsed="0" w:defQFormat="0" w:count="376">
+    <w:lsdException w:name="Normal" w:uiPriority="0" w:qFormat="1"/>
+    <w:lsdException w:name="heading 1" w:uiPriority="9" w:qFormat="1"/>
+    <w:lsdException w:name="heading 2" w:semiHidden="1" w:uiPriority="9" w:unhideWhenUsed="1" w:qFormat="1"/>
+    <w:lsdException w:name="heading 3" w:semiHidden="1" w:uiPriority="9" w:unhideWhenUsed="1" w:qFormat="1"/>
+    <w:lsdException w:name="heading 4" w:semiHidden="1" w:uiPriority="9" w:unhideWhenUsed="1" w:qFormat="1"/>
+    <w:lsdException w:name="heading 5" w:semiHidden="1" w:uiPriority="9" w:unhideWhenUsed="1" w:qFormat="1"/>
+    <w:lsdException w:name="heading 6" w:semiHidden="1" w:uiPriority="9" w:unhideWhenUsed="1" w:qFormat="1"/>
+    <w:lsdException w:name="heading 7" w:semiHidden="1" w:uiPriority="9" w:unhideWhenUsed="1" w:qFormat="1"/>
+    <w:lsdException w:name="heading 8" w:semiHidden="1" w:uiPriority="9" w:unhideWhenUsed="1" w:qFormat="1"/>
+    <w:lsdException w:name="heading 9" w:semiHidden="1" w:uiPriority="9" w:unhideWhenUsed="1" w:qFormat="1"/>
+    <w:lsdException w:name="index 1" w:semiHidden="1" w:unhideWhenUsed="1"/>
+    <w:lsdException w:name="index 2" w:semiHidden="1" w:unhideWhenUsed="1"/>
+    <w:lsdException w:name="index 3" w:semiHidden="1" w:unhideWhenUsed="1"/>
+    <w:lsdException w:name="index 4" w:semiHidden="1" w:unhideWhenUsed="1"/>
+    <w:lsdException w:name="index 5" w:semiHidden="1" w:unhideWhenUsed="1"/>
+    <w:lsdException w:name="index 6" w:semiHidden="1" w:unhideWhenUsed="1"/>
+    <w:lsdException w:name="index 7" w:semiHidden="1" w:unhideWhenUsed="1"/>
+    <w:lsdException w:name="index 8" w:semiHidden="1" w:unhideWhenUsed="1"/>
+    <w:lsdException w:name="index 9" w:semiHidden="1" w:unhideWhenUsed="1"/>
+    <w:lsdException w:name="toc 1" w:semiHidden="1" w:uiPriority="39" w:unhideWhenUsed="1"/>
+    <w:lsdException w:name="toc 2" w:semiHidden="1" w:uiPriority="39" w:unhideWhenUsed="1"/>
+    <w:lsdException w:name="toc 3" w:semiHidden="1" w:uiPriority="39" w:unhideWhenUsed="1"/>
+    <w:lsdException w:name="toc 4" w:semiHidden="1" w:uiPriority="39" w:unhideWhenUsed="1"/>
+    <w:lsdException w:name="toc 5" w:semiHidden="1" w:uiPriority="39" w:unhideWhenUsed="1"/>
+    <w:lsdException w:name="toc 6" w:semiHidden="1" w:uiPriority="39" w:unhideWhenUsed="1"/>
+    <w:lsdException w:name="toc 7" w:semiHidden="1" w:uiPriority="39" w:unhideWhenUsed="1"/>
+    <w:lsdException w:name="toc 8" w:semiHidden="1" w:uiPriority="39" w:unhideWhenUsed="1"/>
+    <w:lsdException w:name="toc 9" w:semiHidden="1" w:uiPriority="39" w:unhideWhenUsed="1"/>
+    <w:lsdException w:name="Normal Indent" w:semiHidden="1" w:unhideWhenUsed="1"/>
+    <w:lsdException w:name="footnote text" w:semiHidden="1" w:unhideWhenUsed="1"/>
+    <w:lsdException w:name="annotation text" w:semiHidden="1" w:unhideWhenUsed="1"/>
+    <w:lsdException w:name="header" w:semiHidden="1" w:unhideWhenUsed="1"/>
+    <w:lsdException w:name="footer" w:semiHidden="1" w:unhideWhenUsed="1"/>
+    <w:lsdException w:name="index heading" w:semiHidden="1" w:unhideWhenUsed="1"/>
+    <w:lsdException w:name="caption" w:semiHidden="1" w:uiPriority="35" w:unhideWhenUsed="1" w:qFormat="1"/>
+    <w:lsdException w:name="table of figures" w:semiHidden="1" w:unhideWhenUsed="1"/>
+    <w:lsdException w:name="envelope address" w:semiHidden="1" w:unhideWhenUsed="1"/>
+    <w:lsdException w:name="envelope return" w:semiHidden="1" w:unhideWhenUsed="1"/>
+    <w:lsdException w:name="footnote reference" w:semiHidden="1" w:unhideWhenUsed="1"/>
+    <w:lsdException w:name="annotation reference" w:semiHidden="1" w:unhideWhenUsed="1"/>
+    <w:lsdException w:name="line number" w:semiHidden="1" w:unhideWhenUsed="1"/>
+    <w:lsdException w:name="page number" w:semiHidden="1" w:unhideWhenUsed="1"/>
+    <w:lsdException w:name="endnote reference" w:semiHidden="1" w:unhideWhenUsed="1"/>
+    <w:lsdException w:name="endnote text" w:semiHidden="1" w:unhideWhenUsed="1"/>
+    <w:lsdException w:name="table of authorities" w:semiHidden="1" w:unhideWhenUsed="1"/>
+    <w:lsdException w:name="macro" w:semiHidden="1" w:unhideWhenUsed="1"/>
+    <w:lsdException w:name="toa heading" w:semiHidden="1" w:unhideWhenUsed="1"/>
+    <w:lsdException w:name="List" w:semiHidden="1" w:unhideWhenUsed="1"/>
+    <w:lsdException w:name="List Bullet" w:semiHidden="1" w:unhideWhenUsed="1"/>
+    <w:lsdException w:name="List Number" w:semiHidden="1" w:unhideWhenUsed="1"/>
+    <w:lsdException w:name="List 2" w:semiHidden="1" w:unhideWhenUsed="1"/>
+    <w:lsdException w:name="List 3" w:semiHidden="1" w:unhideWhenUsed="1"/>
+    <w:lsdException w:name="List 4" w:semiHidden="1" w:unhideWhenUsed="1"/>
+    <w:lsdException w:name="List 5" w:semiHidden="1" w:unhideWhenUsed="1"/>
+    <w:lsdException w:name="List Bullet 2" w:semiHidden="1" w:unhideWhenUsed="1"/>
+    <w:lsdException w:name="List Bullet 3" w:semiHidden="1" w:unhideWhenUsed="1"/>
+    <w:lsdException w:name="List Bullet 4" w:semiHidden="1" w:unhideWhenUsed="1"/>
+    <w:lsdException w:name="List Bullet 5" w:semiHidden="1" w:unhideWhenUsed="1"/>
+    <w:lsdException w:name="List Number 2" w:semiHidden="1" w:unhideWhenUsed="1"/>
+    <w:lsdException w:name="List Number 3" w:semiHidden="1" w:unhideWhenUsed="1"/>
+    <w:lsdException w:name="List Number 4" w:semiHidden="1" w:unhideWhenUsed="1"/>
+    <w:lsdException w:name="List Number 5" w:semiHidden="1" w:unhideWhenUsed="1"/>
+    <w:lsdException w:name="Title" w:uiPriority="10" w:qFormat="1"/>
+    <w:lsdException w:name="Closing" w:semiHidden="1" w:unhideWhenUsed="1"/>
+    <w:lsdException w:name="Signature" w:semiHidden="1" w:unhideWhenUsed="1"/>
+    <w:lsdException w:name="Default Paragraph Font" w:semiHidden="1" w:uiPriority="1" w:unhideWhenUsed="1"/>
+    <w:lsdException w:name="Body Text" w:semiHidden="1" w:unhideWhenUsed="1"/>
+    <w:lsdException w:name="Body Text Indent" w:semiHidden="1" w:unhideWhenUsed="1"/>
+    <w:lsdException w:name="List Continue" w:semiHidden="1" w:unhideWhenUsed="1"/>
+    <w:lsdException w:name="List Continue 2" w:semiHidden="1" w:unhideWhenUsed="1"/>
+    <w:lsdException w:name="List Continue 3" w:semiHidden="1" w:unhideWhenUsed="1"/>
+    <w:lsdException w:name="List Continue 4" w:semiHidden="1" w:unhideWhenUsed="1"/>
+    <w:lsdException w:name="List Continue 5" w:semiHidden="1" w:unhideWhenUsed="1"/>
+    <w:lsdException w:name="Message Header" w:semiHidden="1" w:unhideWhenUsed="1"/>
+    <w:lsdException w:name="Subtitle" w:uiPriority="11" w:qFormat="1"/>
+    <w:lsdException w:name="Salutation" w:semiHidden="1" w:unhideWhenUsed="1"/>
+    <w:lsdException w:name="Date" w:semiHidden="1" w:unhideWhenUsed="1"/>
+    <w:lsdException w:name="Body Text First Indent" w:semiHidden="1" w:unhideWhenUsed="1"/>
+    <w:lsdException w:name="Body Text First Indent 2" w:semiHidden="1" w:unhideWhenUsed="1"/>
+    <w:lsdException w:name="Note Heading" w:semiHidden="1" w:unhideWhenUsed="1"/>
+    <w:lsdException w:name="Body Text 2" w:semiHidden="1" w:unhideWhenUsed="1"/>
+    <w:lsdException w:name="Body Text 3" w:semiHidden="1" w:unhideWhenUsed="1"/>
+    <w:lsdException w:name="Body Text Indent 2" w:semiHidden="1" w:unhideWhenUsed="1"/>
+    <w:lsdException w:name="Body Text Indent 3" w:semiHidden="1" w:unhideWhenUsed="1"/>
+    <w:lsdException w:name="Block Text" w:semiHidden="1" w:unhideWhenUsed="1"/>
+    <w:lsdException w:name="Hyperlink" w:semiHidden="1" w:unhideWhenUsed="1"/>
+    <w:lsdException w:name="FollowedHyperlink" w:semiHidden="1" w:unhideWhenUsed="1"/>
+    <w:lsdException w:name="Strong" w:uiPriority="22" w:qFormat="1"/>
+    <w:lsdException w:name="Emphasis" w:uiPriority="20" w:qFormat="1"/>
+    <w:lsdException w:name="Document Map" w:semiHidden="1" w:unhideWhenUsed="1"/>
+    <w:lsdException w:name="Plain Text" w:semiHidden="1" w:unhideWhenUsed="1"/>
+    <w:lsdException w:name="E-mail Signature" w:semiHidden="1" w:unhideWhenUsed="1"/>
+    <w:lsdException w:name="HTML Top of Form" w:semiHidden="1" w:unhideWhenUsed="1"/>
+    <w:lsdException w:name="HTML Bottom of Form" w:semiHidden="1" w:unhideWhenUsed="1"/>
+    <w:lsdException w:name="Normal (Web)" w:semiHidden="1" w:unhideWhenUsed="1"/>
+    <w:lsdException w:name="HTML Acronym" w:semiHidden="1" w:unhideWhenUsed="1"/>
+    <w:lsdException w:name="HTML Address" w:semiHidden="1" w:unhideWhenUsed="1"/>
+    <w:lsdException w:name="HTML Cite" w:semiHidden="1" w:unhideWhenUsed="1"/>
+    <w:lsdException w:name="HTML Code" w:semiHidden="1" w:unhideWhenUsed="1"/>
+    <w:lsdException w:name="HTML Definition" w:semiHidden="1" w:unhideWhenUsed="1"/>
+    <w:lsdException w:name="HTML Keyboard" w:semiHidden="1" w:unhideWhenUsed="1"/>
+    <w:lsdException w:name="HTML Preformatted" w:semiHidden="1" w:unhideWhenUsed="1"/>
+    <w:lsdException w:name="HTML Sample" w:semiHidden="1" w:unhideWhenUsed="1"/>
+    <w:lsdException w:name="HTML Typewriter" w:semiHidden="1" w:unhideWhenUsed="1"/>
+    <w:lsdException w:name="HTML Variable" w:semiHidden="1" w:unhideWhenUsed="1"/>
+    <w:lsdException w:name="Normal Table" w:semiHidden="1" w:unhideWhenUsed="1"/>
+    <w:lsdException w:name="annotation subject" w:semiHidden="1" w:unhideWhenUsed="1"/>
+    <w:lsdException w:name="No List" w:semiHidden="1" w:unhideWhenUsed="1"/>
+    <w:lsdException w:name="Outline List 1" w:semiHidden="1" w:unhideWhenUsed="1"/>
+    <w:lsdException w:name="Outline List 2" w:semiHidden="1" w:unhideWhenUsed="1"/>
+    <w:lsdException w:name="Outline List 3" w:semiHidden="1" w:unhideWhenUsed="1"/>
+    <w:lsdException w:name="Table Simple 1" w:semiHidden="1" w:unhideWhenUsed="1"/>
+    <w:lsdException w:name="Table Simple 2" w:semiHidden="1" w:unhideWhenUsed="1"/>
+    <w:lsdException w:name="Table Simple 3" w:semiHidden="1" w:unhideWhenUsed="1"/>
+    <w:lsdException w:name="Table Classic 1" w:semiHidden="1" w:unhideWhenUsed="1"/>
+    <w:lsdException w:name="Table Classic 2" w:semiHidden="1" w:unhideWhenUsed="1"/>
+    <w:lsdException w:name="Table Classic 3" w:semiHidden="1" w:unhideWhenUsed="1"/>
+    <w:lsdException w:name="Table Classic 4" w:semiHidden="1" w:unhideWhenUsed="1"/>
+    <w:lsdException w:name="Table Colorful 1" w:semiHidden="1" w:unhideWhenUsed="1"/>
+    <w:lsdException w:name="Table Colorful 2" w:semiHidden="1" w:unhideWhenUsed="1"/>
+    <w:lsdException w:name="Table Colorful 3" w:semiHidden="1" w:unhideWhenUsed="1"/>
+    <w:lsdException w:name="Table Columns 1" w:semiHidden="1" w:unhideWhenUsed="1"/>
+    <w:lsdException w:name="Table Columns 2" w:semiHidden="1" w:unhideWhenUsed="1"/>
+    <w:lsdException w:name="Table Columns 3" w:semiHidden="1" w:unhideWhenUsed="1"/>
+    <w:lsdException w:name="Table Columns 4" w:semiHidden="1" w:unhideWhenUsed="1"/>
+    <w:lsdException w:name="Table Columns 5" w:semiHidden="1" w:unhideWhenUsed="1"/>
+    <w:lsdException w:name="Table Grid 1" w:semiHidden="1" w:unhideWhenUsed="1"/>
+    <w:lsdException w:name="Table Grid 2" w:semiHidden="1" w:unhideWhenUsed="1"/>
+    <w:lsdException w:name="Table Grid 3" w:semiHidden="1" w:unhideWhenUsed="1"/>
+    <w:lsdException w:name="Table Grid 4" w:semiHidden="1" w:unhideWhenUsed="1"/>
+    <w:lsdException w:name="Table Grid 5" w:semiHidden="1" w:unhideWhenUsed="1"/>
+    <w:lsdException w:name="Table Grid 6" w:semiHidden="1" w:unhideWhenUsed="1"/>
+    <w:lsdException w:name="Table Grid 7" w:semiHidden="1" w:unhideWhenUsed="1"/>
+    <w:lsdException w:name="Table Grid 8" w:semiHidden="1" w:unhideWhenUsed="1"/>
+    <w:lsdException w:name="Table List 1" w:semiHidden="1" w:unhideWhenUsed="1"/>
+    <w:lsdException w:name="Table List 2" w:semiHidden="1" w:unhideWhenUsed="1"/>
+    <w:lsdException w:name="Table List 3" w:semiHidden="1" w:unhideWhenUsed="1"/>
+    <w:lsdException w:name="Table List 4" w:semiHidden="1" w:unhideWhenUsed="1"/>
+    <w:lsdException w:name="Table List 5" w:semiHidden="1" w:unhideWhenUsed="1"/>
+    <w:lsdException w:name="Table List 6" w:semiHidden="1" w:unhideWhenUsed="1"/>
+    <w:lsdException w:name="Table List 7" w:semiHidden="1" w:unhideWhenUsed="1"/>
+    <w:lsdException w:name="Table List 8" w:semiHidden="1" w:unhideWhenUsed="1"/>
+    <w:lsdException w:name="Table 3D effects 1" w:semiHidden="1" w:unhideWhenUsed="1"/>
+    <w:lsdException w:name="Table 3D effects 2" w:semiHidden="1" w:unhideWhenUsed="1"/>
+    <w:lsdException w:name="Table 3D effects 3" w:semiHidden="1" w:unhideWhenUsed="1"/>
+    <w:lsdException w:name="Table Contemporary" w:semiHidden="1" w:unhideWhenUsed="1"/>
+    <w:lsdException w:name="Table Elegant" w:semiHidden="1" w:unhideWhenUsed="1"/>
+    <w:lsdException w:name="Table Professional" w:semiHidden="1" w:unhideWhenUsed="1"/>
+    <w:lsdException w:name="Table Subtle 1" w:semiHidden="1" w:unhideWhenUsed="1"/>
+    <w:lsdException w:name="Table Subtle 2" w:semiHidden="1" w:unhideWhenUsed="1"/>
+    <w:lsdException w:name="Table Web 1" w:semiHidden="1" w:unhideWhenUsed="1"/>
+    <w:lsdException w:name="Table Web 2" w:semiHidden="1" w:unhideWhenUsed="1"/>
+    <w:lsdException w:name="Table Web 3" w:semiHidden="1" w:unhideWhenUsed="1"/>
+    <w:lsdException w:name="Balloon Text" w:semiHidden="1" w:unhideWhenUsed="1"/>
+    <w:lsdException w:name="Table Grid" w:uiPriority="39"/>
+    <w:lsdException w:name="Table Theme" w:semiHidden="1" w:unhideWhenUsed="1"/>
+    <w:lsdException w:name="Placeholder Text" w:semiHidden="1"/>
+    <w:lsdException w:name="No Spacing" w:uiPriority="1" w:qFormat="1"/>
+    <w:lsdException w:name="Light Shading" w:uiPriority="60"/>
+    <w:lsdException w:name="Light List" w:uiPriority="61"/>
+    <w:lsdException w:name="Light Grid" w:uiPriority="62"/>
+    <w:lsdException w:name="Medium Shading 1" w:uiPriority="63"/>
+    <w:lsdException w:name="Medium Shading 2" w:uiPriority="64"/>
+    <w:lsdException w:name="Medium List 1" w:uiPriority="65"/>
+    <w:lsdException w:name="Medium List 2" w:uiPriority="66"/>
+    <w:lsdException w:name="Medium Grid 1" w:uiPriority="67"/>
+    <w:lsdException w:name="Medium Grid 2" w:uiPriority="68"/>
+    <w:lsdException w:name="Medium Grid 3" w:uiPriority="69"/>
+    <w:lsdException w:name="Dark List" w:uiPriority="70"/>
+    <w:lsdException w:name="Colorful Shading" w:uiPriority="71"/>
+    <w:lsdException w:name="Colorful List" w:uiPriority="72"/>
+    <w:lsdException w:name="Colorful Grid" w:uiPriority="73"/>
+    <w:lsdException w:name="Light Shading Accent 1" w:uiPriority="60"/>
+    <w:lsdException w:name="Light List Accent 1" w:uiPriority="61"/>
+    <w:lsdException w:name="Light Grid Accent 1" w:uiPriority="62"/>
+    <w:lsdException w:name="Medium Shading 1 Accent 1" w:uiPriority="63"/>
+    <w:lsdException w:name="Medium Shading 2 Accent 1" w:uiPriority="64"/>
+    <w:lsdException w:name="Medium List 1 Accent 1" w:uiPriority="65"/>
+    <w:lsdException w:name="Revision" w:semiHidden="1"/>
+    <w:lsdException w:name="List Paragraph" w:uiPriority="34" w:qFormat="1"/>
+    <w:lsdException w:name="Quote" w:uiPriority="29" w:qFormat="1"/>
+    <w:lsdException w:name="Intense Quote" w:uiPriority="30" w:qFormat="1"/>
+    <w:lsdException w:name="Medium List 2 Accent 1" w:uiPriority="66"/>
+    <w:lsdException w:name="Medium Grid 1 Accent 1" w:uiPriority="67"/>
+    <w:lsdException w:name="Medium Grid 2 Accent 1" w:uiPriority="68"/>
+    <w:lsdException w:name="Medium Grid 3 Accent 1" w:uiPriority="69"/>
+    <w:lsdException w:name="Dark List Accent 1" w:uiPriority="70"/>
+    <w:lsdException w:name="Colorful Shading Accent 1" w:uiPriority="71"/>
+    <w:lsdException w:name="Colorful List Accent 1" w:uiPriority="72"/>
+    <w:lsdException w:name="Colorful Grid Accent 1" w:uiPriority="73"/>
+    <w:lsdException w:name="Light Shading Accent 2" w:uiPriority="60"/>
+    <w:lsdException w:name="Light List Accent 2" w:uiPriority="61"/>
+    <w:lsdException w:name="Light Grid Accent 2" w:uiPriority="62"/>
+    <w:lsdException w:name="Medium Shading 1 Accent 2" w:uiPriority="63"/>
+    <w:lsdException w:name="Medium Shading 2 Accent 2" w:uiPriority="64"/>
+    <w:lsdException w:name="Medium List 1 Accent 2" w:uiPriority="65"/>
+    <w:lsdException w:name="Medium List 2 Accent 2" w:uiPriority="66"/>
+    <w:lsdException w:name="Medium Grid 1 Accent 2" w:uiPriority="67"/>
+    <w:lsdException w:name="Medium Grid 2 Accent 2" w:uiPriority="68"/>
+    <w:lsdException w:name="Medium Grid 3 Accent 2" w:uiPriority="69"/>
+    <w:lsdException w:name="Dark List Accent 2" w:uiPriority="70"/>
+    <w:lsdException w:name="Colorful Shading Accent 2" w:uiPriority="71"/>
+    <w:lsdException w:name="Colorful List Accent 2" w:uiPriority="72"/>
+    <w:lsdException w:name="Colorful Grid Accent 2" w:uiPriority="73"/>
+    <w:lsdException w:name="Light Shading Accent 3" w:uiPriority="60"/>
+    <w:lsdException w:name="Light List Accent 3" w:uiPriority="61"/>
+    <w:lsdException w:name="Light Grid Accent 3" w:uiPriority="62"/>
+    <w:lsdException w:name="Medium Shading 1 Accent 3" w:uiPriority="63"/>
+    <w:lsdException w:name="Medium Shading 2 Accent 3" w:uiPriority="64"/>
+    <w:lsdException w:name="Medium List 1 Accent 3" w:uiPriority="65"/>
+    <w:lsdException w:name="Medium List 2 Accent 3" w:uiPriority="66"/>
+    <w:lsdException w:name="Medium Grid 1 Accent 3" w:uiPriority="67"/>
+    <w:lsdException w:name="Medium Grid 2 Accent 3" w:uiPriority="68"/>
+    <w:lsdException w:name="Medium Grid 3 Accent 3" w:uiPriority="69"/>
+    <w:lsdException w:name="Dark List Accent 3" w:uiPriority="70"/>
+    <w:lsdException w:name="Colorful Shading Accent 3" w:uiPriority="71"/>
+    <w:lsdException w:name="Colorful List Accent 3" w:uiPriority="72"/>
+    <w:lsdException w:name="Colorful Grid Accent 3" w:uiPriority="73"/>
+    <w:lsdException w:name="Light Shading Accent 4" w:uiPriority="60"/>
+    <w:lsdException w:name="Light List Accent 4" w:uiPriority="61"/>
+    <w:lsdException w:name="Light Grid Accent 4" w:uiPriority="62"/>
+    <w:lsdException w:name="Medium Shading 1 Accent 4" w:uiPriority="63"/>
+    <w:lsdException w:name="Medium Shading 2 Accent 4" w:uiPriority="64"/>
+    <w:lsdException w:name="Medium List 1 Accent 4" w:uiPriority="65"/>
+    <w:lsdException w:name="Medium List 2 Accent 4" w:uiPriority="66"/>
+    <w:lsdException w:name="Medium Grid 1 Accent 4" w:uiPriority="67"/>
+    <w:lsdException w:name="Medium Grid 2 Accent 4" w:uiPriority="68"/>
+    <w:lsdException w:name="Medium Grid 3 Accent 4" w:uiPriority="69"/>
+    <w:lsdException w:name="Dark List Accent 4" w:uiPriority="70"/>
+    <w:lsdException w:name="Colorful Shading Accent 4" w:uiPriority="71"/>
+    <w:lsdException w:name="Colorful List Accent 4" w:uiPriority="72"/>
+    <w:lsdException w:name="Colorful Grid Accent 4" w:uiPriority="73"/>
+    <w:lsdException w:name="Light Shading Accent 5" w:uiPriority="60"/>
+    <w:lsdException w:name="Light List Accent 5" w:uiPriority="61"/>
+    <w:lsdException w:name="Light Grid Accent 5" w:uiPriority="62"/>
+    <w:lsdException w:name="Medium Shading 1 Accent 5" w:uiPriority="63"/>
+    <w:lsdException w:name="Medium Shading 2 Accent 5" w:uiPriority="64"/>
+    <w:lsdException w:name="Medium List 1 Accent 5" w:uiPriority="65"/>
+    <w:lsdException w:name="Medium List 2 Accent 5" w:uiPriority="66"/>
+    <w:lsdException w:name="Medium Grid 1 Accent 5" w:uiPriority="67"/>
+    <w:lsdException w:name="Medium Grid 2 Accent 5" w:uiPriority="68"/>
+    <w:lsdException w:name="Medium Grid 3 Accent 5" w:uiPriority="69"/>
+    <w:lsdException w:name="Dark List Accent 5" w:uiPriority="70"/>
+    <w:lsdException w:name="Colorful Shading Accent 5" w:uiPriority="71"/>
+    <w:lsdException w:name="Colorful List Accent 5" w:uiPriority="72"/>
+    <w:lsdException w:name="Colorful Grid Accent 5" w:uiPriority="73"/>
+    <w:lsdException w:name="Light Shading Accent 6" w:uiPriority="60"/>
+    <w:lsdException w:name="Light List Accent 6" w:uiPriority="61"/>
+    <w:lsdException w:name="Light Grid Accent 6" w:uiPriority="62"/>
+    <w:lsdException w:name="Medium Shading 1 Accent 6" w:uiPriority="63"/>
+    <w:lsdException w:name="Medium Shading 2 Accent 6" w:uiPriority="64"/>
+    <w:lsdException w:name="Medium List 1 Accent 6" w:uiPriority="65"/>
+    <w:lsdException w:name="Medium List 2 Accent 6" w:uiPriority="66"/>
+    <w:lsdException w:name="Medium Grid 1 Accent 6" w:uiPriority="67"/>
+    <w:lsdException w:name="Medium Grid 2 Accent 6" w:uiPriority="68"/>
+    <w:lsdException w:name="Medium Grid 3 Accent 6" w:uiPriority="69"/>
+    <w:lsdException w:name="Dark List Accent 6" w:uiPriority="70"/>
+    <w:lsdException w:name="Colorful Shading Accent 6" w:uiPriority="71"/>
+    <w:lsdException w:name="Colorful List Accent 6" w:uiPriority="72"/>
+    <w:lsdException w:name="Colorful Grid Accent 6" w:uiPriority="73"/>
+    <w:lsdException w:name="Subtle Emphasis" w:uiPriority="19" w:qFormat="1"/>
+    <w:lsdException w:name="Intense Emphasis" w:uiPriority="21" w:qFormat="1"/>
+    <w:lsdException w:name="Subtle Reference" w:uiPriority="31" w:qFormat="1"/>
+    <w:lsdException w:name="Intense Reference" w:uiPriority="32" w:qFormat="1"/>
+    <w:lsdException w:name="Book Title" w:uiPriority="33" w:qFormat="1"/>
+    <w:lsdException w:name="Bibliography" w:semiHidden="1" w:uiPriority="37" w:unhideWhenUsed="1"/>
+    <w:lsdException w:name="TOC Heading" w:semiHidden="1" w:uiPriority="39" w:unhideWhenUsed="1" w:qFormat="1"/>
+    <w:lsdException w:name="Plain Table 1" w:uiPriority="41"/>
+    <w:lsdException w:name="Plain Table 2" w:uiPriority="42"/>
+    <w:lsdException w:name="Plain Table 3" w:uiPriority="43"/>
+    <w:lsdException w:name="Plain Table 4" w:uiPriority="44"/>
+    <w:lsdException w:name="Plain Table 5" w:uiPriority="45"/>
+    <w:lsdException w:name="Grid Table Light" w:uiPriority="40"/>
+    <w:lsdException w:name="Grid Table 1 Light" w:uiPriority="46"/>
+    <w:lsdException w:name="Grid Table 2" w:uiPriority="47"/>
+    <w:lsdException w:name="Grid Table 3" w:uiPriority="48"/>
+    <w:lsdException w:name="Grid Table 4" w:uiPriority="49"/>
+    <w:lsdException w:name="Grid Table 5 Dark" w:uiPriority="50"/>
+    <w:lsdException w:name="Grid Table 6 Colorful" w:uiPriority="51"/>
+    <w:lsdException w:name="Grid Table 7 Colorful" w:uiPriority="52"/>
+    <w:lsdException w:name="Grid Table 1 Light Accent 1" w:uiPriority="46"/>
+    <w:lsdException w:name="Grid Table 2 Accent 1" w:uiPriority="47"/>
+    <w:lsdException w:name="Grid Table 3 Accent 1" w:uiPriority="48"/>
+    <w:lsdException w:name="Grid Table 4 Accent 1" w:uiPriority="49"/>
+    <w:lsdException w:name="Grid Table 5 Dark Accent 1" w:uiPriority="50"/>
+    <w:lsdException w:name="Grid Table 6 Colorful Accent 1" w:uiPriority="51"/>
+    <w:lsdException w:name="Grid Table 7 Colorful Accent 1" w:uiPriority="52"/>
+    <w:lsdException w:name="Grid Table 1 Light Accent 2" w:uiPriority="46"/>
+    <w:lsdException w:name="Grid Table 2 Accent 2" w:uiPriority="47"/>
+    <w:lsdException w:name="Grid Table 3 Accent 2" w:uiPriority="48"/>
+    <w:lsdException w:name="Grid Table 4 Accent 2" w:uiPriority="49"/>
+    <w:lsdException w:name="Grid Table 5 Dark Accent 2" w:uiPriority="50"/>
+    <w:lsdException w:name="Grid Table 6 Colorful Accent 2" w:uiPriority="51"/>
+    <w:lsdException w:name="Grid Table 7 Colorful Accent 2" w:uiPriority="52"/>
+    <w:lsdException w:name="Grid Table 1 Light Accent 3" w:uiPriority="46"/>
+    <w:lsdException w:name="Grid Table 2 Accent 3" w:uiPriority="47"/>
+    <w:lsdException w:name="Grid Table 3 Accent 3" w:uiPriority="48"/>
+    <w:lsdException w:name="Grid Table 4 Accent 3" w:uiPriority="49"/>
+    <w:lsdException w:name="Grid Table 5 Dark Accent 3" w:uiPriority="50"/>
+    <w:lsdException w:name="Grid Table 6 Colorful Accent 3" w:uiPriority="51"/>
+    <w:lsdException w:name="Grid Table 7 Colorful Accent 3" w:uiPriority="52"/>
+    <w:lsdException w:name="Grid Table 1 Light Accent 4" w:uiPriority="46"/>
+    <w:lsdException w:name="Grid Table 2 Accent 4" w:uiPriority="47"/>
+    <w:lsdException w:name="Grid Table 3 Accent 4" w:uiPriority="48"/>
+    <w:lsdException w:name="Grid Table 4 Accent 4" w:uiPriority="49"/>
+    <w:lsdException w:name="Grid Table 5 Dark Accent 4" w:uiPriority="50"/>
+    <w:lsdException w:name="Grid Table 6 Colorful Accent 4" w:uiPriority="51"/>
+    <w:lsdException w:name="Grid Table 7 Colorful Accent 4" w:uiPriority="52"/>
+    <w:lsdException w:name="Grid Table 1 Light Accent 5" w:uiPriority="46"/>
+    <w:lsdException w:name="Grid Table 2 Accent 5" w:uiPriority="47"/>
+    <w:lsdException w:name="Grid Table 3 Accent 5" w:uiPriority="48"/>
+    <w:lsdException w:name="Grid Table 4 Accent 5" w:uiPriority="49"/>
+    <w:lsdException w:name="Grid Table 5 Dark Accent 5" w:uiPriority="50"/>
+    <w:lsdException w:name="Grid Table 6 Colorful Accent 5" w:uiPriority="51"/>
+    <w:lsdException w:name="Grid Table 7 Colorful Accent 5" w:uiPriority="52"/>
+    <w:lsdException w:name="Grid Table 1 Light Accent 6" w:uiPriority="46"/>
+    <w:lsdException w:name="Grid Table 2 Accent 6" w:uiPriority="47"/>
+    <w:lsdException w:name="Grid Table 3 Accent 6" w:uiPriority="48"/>
+    <w:lsdException w:name="Grid Table 4 Accent 6" w:uiPriority="49"/>
+    <w:lsdException w:name="Grid Table 5 Dark Accent 6" w:uiPriority="50"/>
+    <w:lsdException w:name="Grid Table 6 Colorful Accent 6" w:uiPriority="51"/>
+    <w:lsdException w:name="Grid Table 7 Colorful Accent 6" w:uiPriority="52"/>
+    <w:lsdException w:name="List Table 1 Light" w:uiPriority="46"/>
+    <w:lsdException w:name="List Table 2" w:uiPriority="47"/>
+    <w:lsdException w:name="List Table 3" w:uiPriority="48"/>
+    <w:lsdException w:name="List Table 4" w:uiPriority="49"/>
+    <w:lsdException w:name="List Table 5 Dark" w:uiPriority="50"/>
+    <w:lsdException w:name="List Table 6 Colorful" w:uiPriority="51"/>
+    <w:lsdException w:name="List Table 7 Colorful" w:uiPriority="52"/>
+    <w:lsdException w:name="List Table 1 Light Accent 1" w:uiPriority="46"/>
+    <w:lsdException w:name="List Table 2 Accent 1" w:uiPriority="47"/>
+    <w:lsdException w:name="List Table 3 Accent 1" w:uiPriority="48"/>
+    <w:lsdException w:name="List Table 4 Accent 1" w:uiPriority="49"/>
+    <w:lsdException w:name="List Table 5 Dark Accent 1" w:uiPriority="50"/>
+    <w:lsdException w:name="List Table 6 Colorful Accent 1" w:uiPriority="51"/>
+    <w:lsdException w:name="List Table 7 Colorful Accent 1" w:uiPriority="52"/>
+    <w:lsdException w:name="List Table 1 Light Accent 2" w:uiPriority="46"/>
+    <w:lsdException w:name="List Table 2 Accent 2" w:uiPriority="47"/>
+    <w:lsdException w:name="List Table 3 Accent 2" w:uiPriority="48"/>
+    <w:lsdException w:name="List Table 4 Accent 2" w:uiPriority="49"/>
+    <w:lsdException w:name="List Table 5 Dark Accent 2" w:uiPriority="50"/>
+    <w:lsdException w:name="List Table 6 Colorful Accent 2" w:uiPriority="51"/>
+    <w:lsdException w:name="List Table 7 Colorful Accent 2" w:uiPriority="52"/>
+    <w:lsdException w:name="List Table 1 Light Accent 3" w:uiPriority="46"/>
+    <w:lsdException w:name="List Table 2 Accent 3" w:uiPriority="47"/>
+    <w:lsdException w:name="List Table 3 Accent 3" w:uiPriority="48"/>
+    <w:lsdException w:name="List Table 4 Accent 3" w:uiPriority="49"/>
+    <w:lsdException w:name="List Table 5 Dark Accent 3" w:uiPriority="50"/>
+    <w:lsdException w:name="List Table 6 Colorful Accent 3" w:uiPriority="51"/>
+    <w:lsdException w:name="List Table 7 Colorful Accent 3" w:uiPriority="52"/>
+    <w:lsdException w:name="List Table 1 Light Accent 4" w:uiPriority="46"/>
+    <w:lsdException w:name="List Table 2 Accent 4" w:uiPriority="47"/>
+    <w:lsdException w:name="List Table 3 Accent 4" w:uiPriority="48"/>
+    <w:lsdException w:name="List Table 4 Accent 4" w:uiPriority="49"/>
+    <w:lsdException w:name="List Table 5 Dark Accent 4" w:uiPriority="50"/>
+    <w:lsdException w:name="List Table 6 Colorful Accent 4" w:uiPriority="51"/>
+    <w:lsdException w:name="List Table 7 Colorful Accent 4" w:uiPriority="52"/>
+    <w:lsdException w:name="List Table 1 Light Accent 5" w:uiPriority="46"/>
+    <w:lsdException w:name="List Table 2 Accent 5" w:uiPriority="47"/>
+    <w:lsdException w:name="List Table 3 Accent 5" w:uiPriority="48"/>
+    <w:lsdException w:name="List Table 4 Accent 5" w:uiPriority="49"/>
+    <w:lsdException w:name="List Table 5 Dark Accent 5" w:uiPriority="50"/>
+    <w:lsdException w:name="List Table 6 Colorful Accent 5" w:uiPriority="51"/>
+    <w:lsdException w:name="List Table 7 Colorful Accent 5" w:uiPriority="52"/>
+    <w:lsdException w:name="List Table 1 Light Accent 6" w:uiPriority="46"/>
+    <w:lsdException w:name="List Table 2 Accent 6" w:uiPriority="47"/>
+    <w:lsdException w:name="List Table 3 Accent 6" w:uiPriority="48"/>
+    <w:lsdException w:name="List Table 4 Accent 6" w:uiPriority="49"/>
+    <w:lsdException w:name="List Table 5 Dark Accent 6" w:uiPriority="50"/>
+    <w:lsdException w:name="List Table 6 Colorful Accent 6" w:uiPriority="51"/>
+    <w:lsdException w:name="List Table 7 Colorful Accent 6" w:uiPriority="52"/>
+    <w:lsdException w:name="Mention" w:semiHidden="1" w:unhideWhenUsed="1"/>
+    <w:lsdException w:name="Smart Hyperlink" w:semiHidden="1" w:unhideWhenUsed="1"/>
+    <w:lsdException w:name="Hashtag" w:semiHidden="1" w:unhideWhenUsed="1"/>
+    <w:lsdException w:name="Unresolved Mention" w:semiHidden="1" w:unhideWhenUsed="1"/>
+    <w:lsdException w:name="Smart Link" w:semiHidden="1" w:unhideWhenUsed="1"/>
+  </w:latentStyles>
+  <w:style w:type="paragraph" w:default="1" w:styleId="Normal">
+    <w:name w:val="Normal"/>
+    <w:qFormat/>
   </w:style>
   <w:style w:type="paragraph" w:styleId="Heading1">
     <w:name w:val="heading 1"/>
     <w:basedOn w:val="Normal"/>
     <w:next w:val="Normal"/>
+    <w:link w:val="Heading1Char"/>
+    <w:uiPriority w:val="9"/>
+    <w:qFormat/>
     <w:pPr>
-      <w:keepNext w:val="1"/>
-      <w:keepLines w:val="1"/>
-      <w:pageBreakBefore w:val="0"/>
-      <w:widowControl w:val="1"/>
+      <w:keepNext/>
+      <w:keepLines/>
       <w:pBdr>
-        <w:top w:space="0" w:sz="0" w:val="nil"/>
-        <w:left w:space="0" w:sz="0" w:val="nil"/>
-        <w:bottom w:space="0" w:sz="0" w:val="nil"/>
-        <w:right w:space="0" w:sz="0" w:val="nil"/>
-        <w:between w:space="0" w:sz="0" w:val="nil"/>
+        <w:top w:val="nil"/>
+        <w:left w:val="nil"/>
+        <w:bottom w:val="nil"/>
+        <w:right w:val="nil"/>
+        <w:between w:val="nil"/>
       </w:pBdr>
-      <w:shd w:fill="auto" w:val="clear"/>
-      <w:spacing w:after="18" w:before="0" w:line="259" w:lineRule="auto"/>
-      <w:ind w:left="10" w:right="0" w:hanging="10"/>
-      <w:jc w:val="left"/>
+      <w:spacing w:after="18" w:line="259" w:lineRule="auto"/>
+      <w:ind w:left="10" w:hanging="10"/>
+      <w:outlineLvl w:val="0"/>
     </w:pPr>
     <w:rPr>
-      <w:rFonts w:ascii="Times New Roman" w:cs="Times New Roman" w:eastAsia="Times New Roman" w:hAnsi="Times New Roman"/>
-      <w:b w:val="0"/>
-      <w:bCs w:val="0"/>
-      <w:i w:val="1"/>
-      <w:iCs w:val="1"/>
-      <w:smallCaps w:val="0"/>
-      <w:strike w:val="0"/>
+      <w:rFonts w:ascii="Times New Roman" w:eastAsia="Times New Roman" w:hAnsi="Times New Roman" w:cs="Times New Roman"/>
+      <w:i/>
+      <w:iCs/>
       <w:color w:val="000000"/>
       <w:sz w:val="24"/>
       <w:szCs w:val="24"/>
-      <w:u w:val="none"/>
-      <w:shd w:fill="auto" w:val="clear"/>
-      <w:vertAlign w:val="baseline"/>
     </w:rPr>
   </w:style>
   <w:style w:type="paragraph" w:styleId="Heading2">
     <w:name w:val="heading 2"/>
     <w:basedOn w:val="Normal"/>
     <w:next w:val="Normal"/>
+    <w:uiPriority w:val="9"/>
+    <w:semiHidden/>
+    <w:unhideWhenUsed/>
+    <w:qFormat/>
     <w:pPr>
-      <w:keepNext w:val="1"/>
-      <w:keepLines w:val="1"/>
-      <w:pageBreakBefore w:val="0"/>
-      <w:spacing w:after="80" w:before="360" w:lineRule="auto"/>
+      <w:keepNext/>
+      <w:keepLines/>
+      <w:spacing w:before="360" w:after="80"/>
+      <w:outlineLvl w:val="1"/>
     </w:pPr>
     <w:rPr>
-      <w:b w:val="1"/>
-      <w:bCs w:val="1"/>
+      <w:b/>
+      <w:bCs/>
       <w:sz w:val="36"/>
       <w:szCs w:val="36"/>
     </w:rPr>
@@ -3043,14 +3418,20 @@
     <w:name w:val="heading 3"/>
     <w:basedOn w:val="Normal"/>
     <w:next w:val="Normal"/>
+    <w:link w:val="Heading3Char"/>
+    <w:uiPriority w:val="9"/>
+    <w:semiHidden/>
+    <w:unhideWhenUsed/>
+    <w:qFormat/>
     <w:pPr>
-      <w:keepNext w:val="1"/>
-      <w:keepLines w:val="1"/>
-      <w:spacing w:after="0" w:before="40" w:lineRule="auto"/>
+      <w:keepNext/>
+      <w:keepLines/>
+      <w:spacing w:before="40" w:after="0"/>
+      <w:outlineLvl w:val="2"/>
     </w:pPr>
     <w:rPr>
-      <w:rFonts w:ascii="Calibri" w:cs="Calibri" w:eastAsia="Calibri" w:hAnsi="Calibri"/>
-      <w:color w:val="1f3863"/>
+      <w:rFonts w:ascii="Calibri" w:eastAsia="Calibri" w:hAnsi="Calibri" w:cs="Calibri"/>
+      <w:color w:val="1F3863"/>
       <w:sz w:val="24"/>
       <w:szCs w:val="24"/>
     </w:rPr>
@@ -3059,15 +3440,19 @@
     <w:name w:val="heading 4"/>
     <w:basedOn w:val="Normal"/>
     <w:next w:val="Normal"/>
+    <w:uiPriority w:val="9"/>
+    <w:semiHidden/>
+    <w:unhideWhenUsed/>
+    <w:qFormat/>
     <w:pPr>
-      <w:keepNext w:val="1"/>
-      <w:keepLines w:val="1"/>
-      <w:pageBreakBefore w:val="0"/>
-      <w:spacing w:after="40" w:before="240" w:lineRule="auto"/>
+      <w:keepNext/>
+      <w:keepLines/>
+      <w:spacing w:before="240" w:after="40"/>
+      <w:outlineLvl w:val="3"/>
     </w:pPr>
     <w:rPr>
-      <w:b w:val="1"/>
-      <w:bCs w:val="1"/>
+      <w:b/>
+      <w:bCs/>
       <w:sz w:val="24"/>
       <w:szCs w:val="24"/>
     </w:rPr>
@@ -3076,87 +3461,105 @@
     <w:name w:val="heading 5"/>
     <w:basedOn w:val="Normal"/>
     <w:next w:val="Normal"/>
+    <w:uiPriority w:val="9"/>
+    <w:semiHidden/>
+    <w:unhideWhenUsed/>
+    <w:qFormat/>
     <w:pPr>
-      <w:keepNext w:val="1"/>
-      <w:keepLines w:val="1"/>
-      <w:pageBreakBefore w:val="0"/>
-      <w:spacing w:after="40" w:before="220" w:lineRule="auto"/>
+      <w:keepNext/>
+      <w:keepLines/>
+      <w:spacing w:before="220" w:after="40"/>
+      <w:outlineLvl w:val="4"/>
     </w:pPr>
     <w:rPr>
-      <w:b w:val="1"/>
-      <w:bCs w:val="1"/>
-      <w:sz w:val="22"/>
-      <w:szCs w:val="22"/>
+      <w:b/>
+      <w:bCs/>
     </w:rPr>
   </w:style>
   <w:style w:type="paragraph" w:styleId="Heading6">
     <w:name w:val="heading 6"/>
     <w:basedOn w:val="Normal"/>
     <w:next w:val="Normal"/>
+    <w:uiPriority w:val="9"/>
+    <w:semiHidden/>
+    <w:unhideWhenUsed/>
+    <w:qFormat/>
     <w:pPr>
-      <w:keepNext w:val="1"/>
-      <w:keepLines w:val="1"/>
-      <w:pageBreakBefore w:val="0"/>
-      <w:spacing w:after="40" w:before="200" w:lineRule="auto"/>
+      <w:keepNext/>
+      <w:keepLines/>
+      <w:spacing w:before="200" w:after="40"/>
+      <w:outlineLvl w:val="5"/>
     </w:pPr>
     <w:rPr>
-      <w:b w:val="1"/>
-      <w:bCs w:val="1"/>
+      <w:b/>
+      <w:bCs/>
       <w:sz w:val="20"/>
       <w:szCs w:val="20"/>
     </w:rPr>
+  </w:style>
+  <w:style w:type="character" w:default="1" w:styleId="DefaultParagraphFont">
+    <w:name w:val="Default Paragraph Font"/>
+    <w:uiPriority w:val="1"/>
+    <w:semiHidden/>
+    <w:unhideWhenUsed/>
+  </w:style>
+  <w:style w:type="table" w:default="1" w:styleId="TableNormal">
+    <w:name w:val="Normal Table"/>
+    <w:uiPriority w:val="99"/>
+    <w:semiHidden/>
+    <w:unhideWhenUsed/>
+    <w:tblPr>
+      <w:tblInd w:w="0" w:type="dxa"/>
+      <w:tblCellMar>
+        <w:top w:w="0" w:type="dxa"/>
+        <w:left w:w="108" w:type="dxa"/>
+        <w:bottom w:w="0" w:type="dxa"/>
+        <w:right w:w="108" w:type="dxa"/>
+      </w:tblCellMar>
+    </w:tblPr>
+  </w:style>
+  <w:style w:type="numbering" w:default="1" w:styleId="NoList">
+    <w:name w:val="No List"/>
+    <w:uiPriority w:val="99"/>
+    <w:semiHidden/>
+    <w:unhideWhenUsed/>
+  </w:style>
+  <w:style w:type="table" w:customStyle="1" w:styleId="TableNormal0">
+    <w:name w:val="TableNormal"/>
+    <w:tblPr>
+      <w:tblCellMar>
+        <w:top w:w="100" w:type="dxa"/>
+        <w:left w:w="100" w:type="dxa"/>
+        <w:bottom w:w="100" w:type="dxa"/>
+        <w:right w:w="100" w:type="dxa"/>
+      </w:tblCellMar>
+    </w:tblPr>
   </w:style>
   <w:style w:type="paragraph" w:styleId="Title">
     <w:name w:val="Title"/>
     <w:basedOn w:val="Normal"/>
     <w:next w:val="Normal"/>
+    <w:uiPriority w:val="10"/>
+    <w:qFormat/>
     <w:pPr>
-      <w:keepNext w:val="1"/>
-      <w:keepLines w:val="1"/>
-      <w:pageBreakBefore w:val="0"/>
-      <w:spacing w:after="120" w:before="480" w:lineRule="auto"/>
+      <w:keepNext/>
+      <w:keepLines/>
+      <w:spacing w:before="480" w:after="120"/>
     </w:pPr>
     <w:rPr>
-      <w:b w:val="1"/>
-      <w:bCs w:val="1"/>
+      <w:b/>
+      <w:bCs/>
       <w:sz w:val="72"/>
       <w:szCs w:val="72"/>
     </w:rPr>
-  </w:style>
-  <w:style w:type="character" w:styleId="DefaultParagraphFont" w:default="1">
-    <w:name w:val="Default Paragraph Font"/>
-    <w:uiPriority w:val="1"/>
-    <w:semiHidden w:val="1"/>
-    <w:unhideWhenUsed w:val="1"/>
-  </w:style>
-  <w:style w:type="table" w:styleId="TableNormal" w:default="1">
-    <w:name w:val="Normal Table"/>
-    <w:uiPriority w:val="99"/>
-    <w:semiHidden w:val="1"/>
-    <w:unhideWhenUsed w:val="1"/>
-    <w:tblPr>
-      <w:tblInd w:w="0.0" w:type="dxa"/>
-      <w:tblCellMar>
-        <w:top w:w="0.0" w:type="dxa"/>
-        <w:left w:w="108.0" w:type="dxa"/>
-        <w:bottom w:w="0.0" w:type="dxa"/>
-        <w:right w:w="108.0" w:type="dxa"/>
-      </w:tblCellMar>
-    </w:tblPr>
-  </w:style>
-  <w:style w:type="numbering" w:styleId="NoList" w:default="1">
-    <w:name w:val="No List"/>
-    <w:uiPriority w:val="99"/>
-    <w:semiHidden w:val="1"/>
-    <w:unhideWhenUsed w:val="1"/>
   </w:style>
   <w:style w:type="paragraph" w:styleId="BalloonText">
     <w:name w:val="Balloon Text"/>
     <w:basedOn w:val="Normal"/>
     <w:link w:val="BalloonTextChar"/>
     <w:uiPriority w:val="99"/>
-    <w:semiHidden w:val="1"/>
-    <w:unhideWhenUsed w:val="1"/>
+    <w:semiHidden/>
+    <w:unhideWhenUsed/>
     <w:rsid w:val="00914361"/>
     <w:pPr>
       <w:spacing w:after="0" w:line="240" w:lineRule="auto"/>
@@ -3165,17 +3568,17 @@
       <w:rFonts w:ascii="Tahoma" w:hAnsi="Tahoma"/>
       <w:sz w:val="16"/>
       <w:szCs w:val="16"/>
-      <w:lang w:eastAsia="x-none" w:val="x-none"/>
+      <w:lang w:val="x-none" w:eastAsia="x-none"/>
     </w:rPr>
   </w:style>
-  <w:style w:type="character" w:styleId="BalloonTextChar" w:customStyle="1">
+  <w:style w:type="character" w:customStyle="1" w:styleId="BalloonTextChar">
     <w:name w:val="Balloon Text Char"/>
     <w:link w:val="BalloonText"/>
     <w:uiPriority w:val="99"/>
-    <w:semiHidden w:val="1"/>
+    <w:semiHidden/>
     <w:rsid w:val="00914361"/>
     <w:rPr>
-      <w:rFonts w:ascii="Tahoma" w:cs="Tahoma" w:hAnsi="Tahoma"/>
+      <w:rFonts w:ascii="Tahoma" w:hAnsi="Tahoma" w:cs="Tahoma"/>
       <w:sz w:val="16"/>
       <w:szCs w:val="16"/>
     </w:rPr>
@@ -3185,7 +3588,7 @@
     <w:basedOn w:val="Normal"/>
     <w:link w:val="HeaderChar"/>
     <w:uiPriority w:val="99"/>
-    <w:unhideWhenUsed w:val="1"/>
+    <w:unhideWhenUsed/>
     <w:rsid w:val="00245EB2"/>
     <w:pPr>
       <w:tabs>
@@ -3194,10 +3597,10 @@
       </w:tabs>
     </w:pPr>
     <w:rPr>
-      <w:lang w:eastAsia="x-none" w:val="x-none"/>
+      <w:lang w:val="x-none" w:eastAsia="x-none"/>
     </w:rPr>
   </w:style>
-  <w:style w:type="character" w:styleId="HeaderChar" w:customStyle="1">
+  <w:style w:type="character" w:customStyle="1" w:styleId="HeaderChar">
     <w:name w:val="Header Char"/>
     <w:link w:val="Header"/>
     <w:uiPriority w:val="99"/>
@@ -3212,7 +3615,7 @@
     <w:basedOn w:val="Normal"/>
     <w:link w:val="FooterChar"/>
     <w:uiPriority w:val="99"/>
-    <w:unhideWhenUsed w:val="1"/>
+    <w:unhideWhenUsed/>
     <w:rsid w:val="00245EB2"/>
     <w:pPr>
       <w:tabs>
@@ -3221,10 +3624,10 @@
       </w:tabs>
     </w:pPr>
     <w:rPr>
-      <w:lang w:eastAsia="x-none" w:val="x-none"/>
+      <w:lang w:val="x-none" w:eastAsia="x-none"/>
     </w:rPr>
   </w:style>
-  <w:style w:type="character" w:styleId="FooterChar" w:customStyle="1">
+  <w:style w:type="character" w:customStyle="1" w:styleId="FooterChar">
     <w:name w:val="Footer Char"/>
     <w:link w:val="Footer"/>
     <w:uiPriority w:val="99"/>
@@ -3237,10 +3640,10 @@
   <w:style w:type="character" w:styleId="Hyperlink">
     <w:name w:val="Hyperlink"/>
     <w:uiPriority w:val="99"/>
-    <w:unhideWhenUsed w:val="1"/>
+    <w:unhideWhenUsed/>
     <w:rsid w:val="00245EB2"/>
     <w:rPr>
-      <w:color w:val="0000ff"/>
+      <w:color w:val="0000FF"/>
       <w:u w:val="single"/>
     </w:rPr>
   </w:style>
@@ -3251,12 +3654,12 @@
     <w:rsid w:val="000B454F"/>
     <w:tblPr>
       <w:tblBorders>
-        <w:top w:color="auto" w:space="0" w:sz="4" w:val="single"/>
-        <w:left w:color="auto" w:space="0" w:sz="4" w:val="single"/>
-        <w:bottom w:color="auto" w:space="0" w:sz="4" w:val="single"/>
-        <w:right w:color="auto" w:space="0" w:sz="4" w:val="single"/>
-        <w:insideH w:color="auto" w:space="0" w:sz="4" w:val="single"/>
-        <w:insideV w:color="auto" w:space="0" w:sz="4" w:val="single"/>
+        <w:top w:val="single" w:sz="4" w:space="0" w:color="auto"/>
+        <w:left w:val="single" w:sz="4" w:space="0" w:color="auto"/>
+        <w:bottom w:val="single" w:sz="4" w:space="0" w:color="auto"/>
+        <w:right w:val="single" w:sz="4" w:space="0" w:color="auto"/>
+        <w:insideH w:val="single" w:sz="4" w:space="0" w:color="auto"/>
+        <w:insideV w:val="single" w:sz="4" w:space="0" w:color="auto"/>
       </w:tblBorders>
     </w:tblPr>
   </w:style>
@@ -3269,187 +3672,183 @@
       <w:tblStyleRowBandSize w:val="1"/>
       <w:tblStyleColBandSize w:val="1"/>
       <w:tblBorders>
-        <w:top w:color="ffffff" w:space="0" w:sz="8" w:val="single"/>
-        <w:left w:color="ffffff" w:space="0" w:sz="8" w:val="single"/>
-        <w:bottom w:color="ffffff" w:space="0" w:sz="8" w:val="single"/>
-        <w:right w:color="ffffff" w:space="0" w:sz="8" w:val="single"/>
-        <w:insideH w:color="ffffff" w:space="0" w:sz="6" w:val="single"/>
-        <w:insideV w:color="ffffff" w:space="0" w:sz="6" w:val="single"/>
+        <w:top w:val="single" w:sz="8" w:space="0" w:color="FFFFFF"/>
+        <w:left w:val="single" w:sz="8" w:space="0" w:color="FFFFFF"/>
+        <w:bottom w:val="single" w:sz="8" w:space="0" w:color="FFFFFF"/>
+        <w:right w:val="single" w:sz="8" w:space="0" w:color="FFFFFF"/>
+        <w:insideH w:val="single" w:sz="6" w:space="0" w:color="FFFFFF"/>
+        <w:insideV w:val="single" w:sz="6" w:space="0" w:color="FFFFFF"/>
       </w:tblBorders>
     </w:tblPr>
     <w:tcPr>
-      <w:shd w:color="auto" w:fill="e6eed5" w:val="clear"/>
+      <w:shd w:val="clear" w:color="auto" w:fill="E6EED5"/>
     </w:tcPr>
     <w:tblStylePr w:type="firstRow">
       <w:rPr>
-        <w:b w:val="1"/>
-        <w:bCs w:val="1"/>
+        <w:b/>
+        <w:bCs/>
         <w:i w:val="0"/>
         <w:iCs w:val="0"/>
-        <w:color w:val="ffffff"/>
+        <w:color w:val="FFFFFF"/>
       </w:rPr>
       <w:tblPr/>
       <w:tcPr>
         <w:tcBorders>
-          <w:top w:color="ffffff" w:space="0" w:sz="8" w:val="single"/>
-          <w:left w:color="ffffff" w:space="0" w:sz="8" w:val="single"/>
-          <w:bottom w:color="ffffff" w:space="0" w:sz="24" w:val="single"/>
-          <w:right w:color="ffffff" w:space="0" w:sz="8" w:val="single"/>
-          <w:insideH w:space="0" w:sz="0" w:val="nil"/>
-          <w:insideV w:color="ffffff" w:space="0" w:sz="8" w:val="single"/>
+          <w:top w:val="single" w:sz="8" w:space="0" w:color="FFFFFF"/>
+          <w:left w:val="single" w:sz="8" w:space="0" w:color="FFFFFF"/>
+          <w:bottom w:val="single" w:sz="24" w:space="0" w:color="FFFFFF"/>
+          <w:right w:val="single" w:sz="8" w:space="0" w:color="FFFFFF"/>
+          <w:insideH w:val="nil"/>
+          <w:insideV w:val="single" w:sz="8" w:space="0" w:color="FFFFFF"/>
         </w:tcBorders>
-        <w:shd w:color="auto" w:fill="9bbb59" w:val="clear"/>
+        <w:shd w:val="clear" w:color="auto" w:fill="9BBB59"/>
       </w:tcPr>
     </w:tblStylePr>
     <w:tblStylePr w:type="lastRow">
       <w:rPr>
-        <w:b w:val="1"/>
-        <w:bCs w:val="1"/>
+        <w:b/>
+        <w:bCs/>
         <w:i w:val="0"/>
         <w:iCs w:val="0"/>
-        <w:color w:val="ffffff"/>
+        <w:color w:val="FFFFFF"/>
       </w:rPr>
       <w:tblPr/>
       <w:tcPr>
         <w:tcBorders>
-          <w:top w:color="ffffff" w:space="0" w:sz="24" w:val="single"/>
-          <w:left w:color="ffffff" w:space="0" w:sz="8" w:val="single"/>
-          <w:bottom w:color="ffffff" w:space="0" w:sz="8" w:val="single"/>
-          <w:right w:color="ffffff" w:space="0" w:sz="8" w:val="single"/>
-          <w:insideH w:space="0" w:sz="0" w:val="nil"/>
-          <w:insideV w:color="ffffff" w:space="0" w:sz="8" w:val="single"/>
+          <w:top w:val="single" w:sz="24" w:space="0" w:color="FFFFFF"/>
+          <w:left w:val="single" w:sz="8" w:space="0" w:color="FFFFFF"/>
+          <w:bottom w:val="single" w:sz="8" w:space="0" w:color="FFFFFF"/>
+          <w:right w:val="single" w:sz="8" w:space="0" w:color="FFFFFF"/>
+          <w:insideH w:val="nil"/>
+          <w:insideV w:val="single" w:sz="8" w:space="0" w:color="FFFFFF"/>
         </w:tcBorders>
-        <w:shd w:color="auto" w:fill="9bbb59" w:val="clear"/>
+        <w:shd w:val="clear" w:color="auto" w:fill="9BBB59"/>
       </w:tcPr>
     </w:tblStylePr>
     <w:tblStylePr w:type="firstCol">
       <w:rPr>
-        <w:b w:val="1"/>
-        <w:bCs w:val="1"/>
+        <w:b/>
+        <w:bCs/>
         <w:i w:val="0"/>
         <w:iCs w:val="0"/>
-        <w:color w:val="ffffff"/>
+        <w:color w:val="FFFFFF"/>
       </w:rPr>
       <w:tblPr/>
       <w:tcPr>
         <w:tcBorders>
-          <w:left w:color="ffffff" w:space="0" w:sz="8" w:val="single"/>
-          <w:right w:color="ffffff" w:space="0" w:sz="24" w:val="single"/>
-          <w:insideH w:space="0" w:sz="0" w:val="nil"/>
-          <w:insideV w:space="0" w:sz="0" w:val="nil"/>
+          <w:left w:val="single" w:sz="8" w:space="0" w:color="FFFFFF"/>
+          <w:right w:val="single" w:sz="24" w:space="0" w:color="FFFFFF"/>
+          <w:insideH w:val="nil"/>
+          <w:insideV w:val="nil"/>
         </w:tcBorders>
-        <w:shd w:color="auto" w:fill="9bbb59" w:val="clear"/>
+        <w:shd w:val="clear" w:color="auto" w:fill="9BBB59"/>
       </w:tcPr>
     </w:tblStylePr>
     <w:tblStylePr w:type="lastCol">
       <w:rPr>
-        <w:b w:val="1"/>
-        <w:bCs w:val="1"/>
+        <w:b/>
+        <w:bCs/>
         <w:i w:val="0"/>
         <w:iCs w:val="0"/>
-        <w:color w:val="ffffff"/>
+        <w:color w:val="FFFFFF"/>
       </w:rPr>
       <w:tblPr/>
       <w:tcPr>
         <w:tcBorders>
-          <w:top w:space="0" w:sz="0" w:val="nil"/>
-          <w:left w:color="ffffff" w:space="0" w:sz="24" w:val="single"/>
-          <w:bottom w:space="0" w:sz="0" w:val="nil"/>
-          <w:right w:space="0" w:sz="0" w:val="nil"/>
-          <w:insideH w:space="0" w:sz="0" w:val="nil"/>
-          <w:insideV w:space="0" w:sz="0" w:val="nil"/>
+          <w:top w:val="nil"/>
+          <w:left w:val="single" w:sz="24" w:space="0" w:color="FFFFFF"/>
+          <w:bottom w:val="nil"/>
+          <w:right w:val="nil"/>
+          <w:insideH w:val="nil"/>
+          <w:insideV w:val="nil"/>
         </w:tcBorders>
-        <w:shd w:color="auto" w:fill="9bbb59" w:val="clear"/>
+        <w:shd w:val="clear" w:color="auto" w:fill="9BBB59"/>
       </w:tcPr>
     </w:tblStylePr>
     <w:tblStylePr w:type="band1Vert">
       <w:tblPr/>
       <w:tcPr>
         <w:tcBorders>
-          <w:top w:color="ffffff" w:space="0" w:sz="8" w:val="single"/>
-          <w:left w:color="ffffff" w:space="0" w:sz="8" w:val="single"/>
-          <w:bottom w:color="ffffff" w:space="0" w:sz="8" w:val="single"/>
-          <w:right w:color="ffffff" w:space="0" w:sz="8" w:val="single"/>
-          <w:insideH w:space="0" w:sz="0" w:val="nil"/>
-          <w:insideV w:space="0" w:sz="0" w:val="nil"/>
+          <w:top w:val="single" w:sz="8" w:space="0" w:color="FFFFFF"/>
+          <w:left w:val="single" w:sz="8" w:space="0" w:color="FFFFFF"/>
+          <w:bottom w:val="single" w:sz="8" w:space="0" w:color="FFFFFF"/>
+          <w:right w:val="single" w:sz="8" w:space="0" w:color="FFFFFF"/>
+          <w:insideH w:val="nil"/>
+          <w:insideV w:val="nil"/>
         </w:tcBorders>
-        <w:shd w:color="auto" w:fill="cdddac" w:val="clear"/>
+        <w:shd w:val="clear" w:color="auto" w:fill="CDDDAC"/>
       </w:tcPr>
     </w:tblStylePr>
     <w:tblStylePr w:type="band1Horz">
       <w:tblPr/>
       <w:tcPr>
         <w:tcBorders>
-          <w:top w:color="ffffff" w:space="0" w:sz="8" w:val="single"/>
-          <w:left w:color="ffffff" w:space="0" w:sz="8" w:val="single"/>
-          <w:bottom w:color="ffffff" w:space="0" w:sz="8" w:val="single"/>
-          <w:right w:color="ffffff" w:space="0" w:sz="8" w:val="single"/>
-          <w:insideH w:color="ffffff" w:space="0" w:sz="8" w:val="single"/>
-          <w:insideV w:color="ffffff" w:space="0" w:sz="8" w:val="single"/>
+          <w:top w:val="single" w:sz="8" w:space="0" w:color="FFFFFF"/>
+          <w:left w:val="single" w:sz="8" w:space="0" w:color="FFFFFF"/>
+          <w:bottom w:val="single" w:sz="8" w:space="0" w:color="FFFFFF"/>
+          <w:right w:val="single" w:sz="8" w:space="0" w:color="FFFFFF"/>
+          <w:insideH w:val="single" w:sz="8" w:space="0" w:color="FFFFFF"/>
+          <w:insideV w:val="single" w:sz="8" w:space="0" w:color="FFFFFF"/>
         </w:tcBorders>
-        <w:shd w:color="auto" w:fill="cdddac" w:val="clear"/>
+        <w:shd w:val="clear" w:color="auto" w:fill="CDDDAC"/>
       </w:tcPr>
     </w:tblStylePr>
   </w:style>
   <w:style w:type="paragraph" w:styleId="NoSpacing">
     <w:name w:val="No Spacing"/>
     <w:uiPriority w:val="1"/>
-    <w:qFormat w:val="1"/>
+    <w:qFormat/>
     <w:rsid w:val="000E640E"/>
-    <w:rPr>
-      <w:sz w:val="22"/>
-      <w:szCs w:val="22"/>
-    </w:rPr>
   </w:style>
   <w:style w:type="paragraph" w:styleId="ListParagraph">
     <w:name w:val="List Paragraph"/>
     <w:basedOn w:val="Normal"/>
     <w:uiPriority w:val="34"/>
-    <w:qFormat w:val="1"/>
+    <w:qFormat/>
     <w:rsid w:val="007C3BFC"/>
     <w:pPr>
       <w:ind w:left="720"/>
-      <w:contextualSpacing w:val="1"/>
+      <w:contextualSpacing/>
     </w:pPr>
     <w:rPr>
       <w:lang w:val="en-PH"/>
     </w:rPr>
   </w:style>
-  <w:style w:type="character" w:styleId="SubtitleChar" w:customStyle="1">
+  <w:style w:type="character" w:customStyle="1" w:styleId="SubtitleChar">
     <w:name w:val="Subtitle Char"/>
     <w:link w:val="Subtitle"/>
     <w:uiPriority w:val="11"/>
     <w:rsid w:val="0059037A"/>
     <w:rPr>
-      <w:rFonts w:ascii="Calibri" w:cs="Times New Roman" w:eastAsia="Times New Roman" w:hAnsi="Calibri"/>
-      <w:color w:val="5a5a5a"/>
+      <w:rFonts w:ascii="Calibri" w:eastAsia="Times New Roman" w:hAnsi="Calibri" w:cs="Times New Roman"/>
+      <w:color w:val="5A5A5A"/>
       <w:spacing w:val="15"/>
       <w:sz w:val="22"/>
       <w:szCs w:val="22"/>
-      <w:lang w:eastAsia="en-US" w:val="en-US"/>
+      <w:lang w:val="en-US" w:eastAsia="en-US"/>
     </w:rPr>
   </w:style>
   <w:style w:type="character" w:styleId="UnresolvedMention">
     <w:name w:val="Unresolved Mention"/>
     <w:uiPriority w:val="99"/>
-    <w:semiHidden w:val="1"/>
-    <w:unhideWhenUsed w:val="1"/>
+    <w:semiHidden/>
+    <w:unhideWhenUsed/>
     <w:rsid w:val="008540A4"/>
     <w:rPr>
       <w:color w:val="808080"/>
-      <w:shd w:color="auto" w:fill="e6e6e6" w:val="clear"/>
+      <w:shd w:val="clear" w:color="auto" w:fill="E6E6E6"/>
     </w:rPr>
   </w:style>
   <w:style w:type="character" w:styleId="PlaceholderText">
     <w:name w:val="Placeholder Text"/>
     <w:uiPriority w:val="99"/>
-    <w:semiHidden w:val="1"/>
+    <w:semiHidden/>
     <w:rsid w:val="00CB12E7"/>
     <w:rPr>
       <w:color w:val="808080"/>
     </w:rPr>
   </w:style>
-  <w:style w:type="character" w:styleId="Heading1Char" w:customStyle="1">
+  <w:style w:type="character" w:customStyle="1" w:styleId="Heading1Char">
     <w:name w:val="Heading 1 Char"/>
     <w:basedOn w:val="DefaultParagraphFont"/>
     <w:link w:val="Heading1"/>
@@ -3457,7 +3856,7 @@
     <w:rsid w:val="00315DE6"/>
     <w:rPr>
       <w:rFonts w:ascii="Times New Roman" w:eastAsia="Times New Roman" w:hAnsi="Times New Roman"/>
-      <w:i w:val="1"/>
+      <w:i/>
       <w:color w:val="000000"/>
       <w:kern w:val="2"/>
       <w:sz w:val="24"/>
@@ -3468,10 +3867,10 @@
     <w:name w:val="Normal (Web)"/>
     <w:basedOn w:val="Normal"/>
     <w:uiPriority w:val="99"/>
-    <w:unhideWhenUsed w:val="1"/>
+    <w:unhideWhenUsed/>
     <w:rsid w:val="0095692E"/>
     <w:pPr>
-      <w:spacing w:after="100" w:afterAutospacing="1" w:before="100" w:beforeAutospacing="1" w:line="240" w:lineRule="auto"/>
+      <w:spacing w:before="100" w:beforeAutospacing="1" w:after="100" w:afterAutospacing="1" w:line="240" w:lineRule="auto"/>
     </w:pPr>
     <w:rPr>
       <w:rFonts w:ascii="Times New Roman" w:eastAsia="Times New Roman" w:hAnsi="Times New Roman"/>
@@ -3479,38 +3878,38 @@
       <w:szCs w:val="24"/>
     </w:rPr>
   </w:style>
-  <w:style w:type="character" w:styleId="Heading3Char" w:customStyle="1">
+  <w:style w:type="character" w:customStyle="1" w:styleId="Heading3Char">
     <w:name w:val="Heading 3 Char"/>
     <w:basedOn w:val="DefaultParagraphFont"/>
     <w:link w:val="Heading3"/>
     <w:uiPriority w:val="9"/>
-    <w:semiHidden w:val="1"/>
+    <w:semiHidden/>
     <w:rsid w:val="00EB068E"/>
     <w:rPr>
-      <w:rFonts w:asciiTheme="majorHAnsi" w:cstheme="majorBidi" w:eastAsiaTheme="majorEastAsia" w:hAnsiTheme="majorHAnsi"/>
-      <w:color w:val="1f3763" w:themeColor="accent1" w:themeShade="00007F"/>
+      <w:rFonts w:asciiTheme="majorHAnsi" w:eastAsiaTheme="majorEastAsia" w:hAnsiTheme="majorHAnsi" w:cstheme="majorBidi"/>
+      <w:color w:val="1F3763" w:themeColor="accent1" w:themeShade="7F"/>
       <w:sz w:val="24"/>
       <w:szCs w:val="24"/>
     </w:rPr>
   </w:style>
-  <w:style w:type="table" w:styleId="TableGrid1" w:customStyle="1">
+  <w:style w:type="table" w:customStyle="1" w:styleId="TableGrid1">
     <w:name w:val="Table Grid1"/>
     <w:basedOn w:val="TableNormal"/>
     <w:next w:val="TableGrid"/>
     <w:rsid w:val="00C31B7D"/>
     <w:rPr>
-      <w:rFonts w:asciiTheme="minorHAnsi" w:cstheme="minorBidi" w:eastAsiaTheme="minorHAnsi" w:hAnsiTheme="minorHAnsi"/>
+      <w:rFonts w:asciiTheme="minorHAnsi" w:eastAsiaTheme="minorHAnsi" w:hAnsiTheme="minorHAnsi" w:cstheme="minorBidi"/>
       <w:sz w:val="28"/>
       <w:szCs w:val="28"/>
     </w:rPr>
     <w:tblPr>
       <w:tblBorders>
-        <w:top w:color="auto" w:space="0" w:sz="4" w:val="single"/>
-        <w:left w:color="auto" w:space="0" w:sz="4" w:val="single"/>
-        <w:bottom w:color="auto" w:space="0" w:sz="4" w:val="single"/>
-        <w:right w:color="auto" w:space="0" w:sz="4" w:val="single"/>
-        <w:insideH w:color="auto" w:space="0" w:sz="4" w:val="single"/>
-        <w:insideV w:color="auto" w:space="0" w:sz="4" w:val="single"/>
+        <w:top w:val="single" w:sz="4" w:space="0" w:color="auto"/>
+        <w:left w:val="single" w:sz="4" w:space="0" w:color="auto"/>
+        <w:bottom w:val="single" w:sz="4" w:space="0" w:color="auto"/>
+        <w:right w:val="single" w:sz="4" w:space="0" w:color="auto"/>
+        <w:insideH w:val="single" w:sz="4" w:space="0" w:color="auto"/>
+        <w:insideV w:val="single" w:sz="4" w:space="0" w:color="auto"/>
       </w:tblBorders>
     </w:tblPr>
   </w:style>
@@ -3518,24 +3917,21 @@
     <w:name w:val="Subtitle"/>
     <w:basedOn w:val="Normal"/>
     <w:next w:val="Normal"/>
+    <w:link w:val="SubtitleChar"/>
+    <w:uiPriority w:val="11"/>
+    <w:qFormat/>
     <w:pPr>
-      <w:spacing w:after="160" w:lineRule="auto"/>
+      <w:spacing w:after="160"/>
     </w:pPr>
     <w:rPr>
-      <w:color w:val="5a5a5a"/>
+      <w:color w:val="5A5A5A"/>
     </w:rPr>
   </w:style>
-  <w:style w:type="table" w:styleId="Table1">
+  <w:style w:type="table" w:customStyle="1" w:styleId="a">
     <w:basedOn w:val="TableNormal"/>
     <w:tblPr>
       <w:tblStyleRowBandSize w:val="1"/>
       <w:tblStyleColBandSize w:val="1"/>
-      <w:tblCellMar>
-        <w:top w:w="0.0" w:type="dxa"/>
-        <w:left w:w="108.0" w:type="dxa"/>
-        <w:bottom w:w="0.0" w:type="dxa"/>
-        <w:right w:w="108.0" w:type="dxa"/>
-      </w:tblCellMar>
     </w:tblPr>
   </w:style>
 </w:styles>
@@ -3836,17 +4232,17 @@
 </a:theme>
 </file>
 
-<file path=customXML/item1.xml><?xml version="1.0" encoding="utf-8"?>
+<file path=customXml/item1.xml><?xml version="1.0" encoding="utf-8"?>
 <go:gDocsCustomXmlDataStorage xmlns:go="http://customooxmlschemas.google.com/" xmlns:r="http://schemas.openxmlformats.org/officeDocument/2006/relationships" uri="GoogleDocsCustomDataVersion2">
   <go:docsCustomData xmlns:go="http://customooxmlschemas.google.com/" roundtripDataSignature="AMtx7mgUUJRnkJH6h8Xf/od1KHWj+fBwbA==">CgMxLjA4AHIhMW5ZZWRDRTdxRXFBc0RCREJVdWNvU05CVDEwZXVjR0Y1</go:docsCustomData>
 </go:gDocsCustomXmlDataStorage>
 </file>
 
-<file path=customXML/itemProps1.xml><?xml version="1.0" encoding="utf-8"?>
+<file path=customXml/itemProps1.xml><?xml version="1.0" encoding="utf-8"?>
 <ds:datastoreItem xmlns:ds="http://schemas.openxmlformats.org/officeDocument/2006/customXml" ds:itemID="{11111111-1234-1234-1234-123412341234}">
   <ds:schemaRefs>
+    <ds:schemaRef ds:uri="http://customooxmlschemas.google.com/"/>
     <ds:schemaRef ds:uri="http://schemas.openxmlformats.org/officeDocument/2006/relationships"/>
-    <ds:schemaRef ds:uri="http://customooxmlschemas.google.com/"/>
   </ds:schemaRefs>
 </ds:datastoreItem>
 </file>